--- a/Received/three/3, eng i.docx
+++ b/Received/three/3, eng i.docx
@@ -1,150 +1,752 @@
 
 <file path=word/document.xml><?xml version="1.0" encoding="utf-8"?>
-<w:document xmlns:wpc="http://schemas.microsoft.com/office/word/2010/wordprocessingCanvas" xmlns:mc="http://schemas.openxmlformats.org/markup-compatibility/2006" xmlns:o="urn:schemas-microsoft-com:office:office" xmlns:r="http://schemas.openxmlformats.org/officeDocument/2006/relationships" xmlns:m="http://schemas.openxmlformats.org/officeDocument/2006/math" xmlns:v="urn:schemas-microsoft-com:vml" xmlns:wp14="http://schemas.microsoft.com/office/word/2010/wordprocessingDrawing" xmlns:wp="http://schemas.openxmlformats.org/drawingml/2006/wordprocessingDrawing" xmlns:w10="urn:schemas-microsoft-com:office:word" xmlns:w="http://schemas.openxmlformats.org/wordprocessingml/2006/main" xmlns:w14="http://schemas.microsoft.com/office/word/2010/wordml" xmlns:w15="http://schemas.microsoft.com/office/word/2012/wordml" xmlns:wpg="http://schemas.microsoft.com/office/word/2010/wordprocessingGroup" xmlns:wpi="http://schemas.microsoft.com/office/word/2010/wordprocessingInk" xmlns:wne="http://schemas.microsoft.com/office/word/2006/wordml" xmlns:wps="http://schemas.microsoft.com/office/word/2010/wordprocessingShape" mc:Ignorable="w14 w15 wp14">
+<w:document xmlns:wpc="http://schemas.microsoft.com/office/word/2010/wordprocessingCanvas" xmlns:cx="http://schemas.microsoft.com/office/drawing/2014/chartex" xmlns:cx1="http://schemas.microsoft.com/office/drawing/2015/9/8/chartex" xmlns:cx2="http://schemas.microsoft.com/office/drawing/2015/10/21/chartex" xmlns:cx3="http://schemas.microsoft.com/office/drawing/2016/5/9/chartex" xmlns:cx4="http://schemas.microsoft.com/office/drawing/2016/5/10/chartex" xmlns:cx5="http://schemas.microsoft.com/office/drawing/2016/5/11/chartex" xmlns:cx6="http://schemas.microsoft.com/office/drawing/2016/5/12/chartex" xmlns:cx7="http://schemas.microsoft.com/office/drawing/2016/5/13/chartex" xmlns:cx8="http://schemas.microsoft.com/office/drawing/2016/5/14/chartex" xmlns:mc="http://schemas.openxmlformats.org/markup-compatibility/2006" xmlns:aink="http://schemas.microsoft.com/office/drawing/2016/ink" xmlns:am3d="http://schemas.microsoft.com/office/drawing/2017/model3d" xmlns:o="urn:schemas-microsoft-com:office:office" xmlns:oel="http://schemas.microsoft.com/office/2019/extlst" xmlns:r="http://schemas.openxmlformats.org/officeDocument/2006/relationships" xmlns:m="http://schemas.openxmlformats.org/officeDocument/2006/math" xmlns:v="urn:schemas-microsoft-com:vml" xmlns:wp14="http://schemas.microsoft.com/office/word/2010/wordprocessingDrawing" xmlns:wp="http://schemas.openxmlformats.org/drawingml/2006/wordprocessingDrawing" xmlns:w10="urn:schemas-microsoft-com:office:word" xmlns:w="http://schemas.openxmlformats.org/wordprocessingml/2006/main" xmlns:w14="http://schemas.microsoft.com/office/word/2010/wordml" xmlns:w15="http://schemas.microsoft.com/office/word/2012/wordml" xmlns:w16cex="http://schemas.microsoft.com/office/word/2018/wordml/cex" xmlns:w16cid="http://schemas.microsoft.com/office/word/2016/wordml/cid" xmlns:w16="http://schemas.microsoft.com/office/word/2018/wordml" xmlns:w16du="http://schemas.microsoft.com/office/word/2023/wordml/word16du" xmlns:w16sdtdh="http://schemas.microsoft.com/office/word/2020/wordml/sdtdatahash" xmlns:w16sdtfl="http://schemas.microsoft.com/office/word/2024/wordml/sdtformatlock" xmlns:w16se="http://schemas.microsoft.com/office/word/2015/wordml/symex" xmlns:wpg="http://schemas.microsoft.com/office/word/2010/wordprocessingGroup" xmlns:wpi="http://schemas.microsoft.com/office/word/2010/wordprocessingInk" xmlns:wne="http://schemas.microsoft.com/office/word/2006/wordml" xmlns:wps="http://schemas.microsoft.com/office/word/2010/wordprocessingShape" mc:Ignorable="w14 w15 w16se w16cid w16 w16cex w16sdtdh w16sdtfl w16du wp14">
   <w:body>
     <w:p>
       <w:pPr>
-        <w:pStyle w:val="NoSpacing"/>
-        <w:jc w:val="center"/>
-        <w:rPr>
-          <w:rFonts w:ascii="Times New Roman" w:hAnsi="Times New Roman" w:cs="Times New Roman"/>
+        <w:spacing w:after="0" w:line="240" w:lineRule="auto"/>
+        <w:rPr>
+          <w:rFonts w:ascii="Franklin Gothic Demi" w:hAnsi="Franklin Gothic Demi" w:cs="Times New Roman"/>
+          <w:b/>
           <w:sz w:val="36"/>
           <w:szCs w:val="36"/>
         </w:rPr>
       </w:pPr>
-    </w:p>
-    <w:p>
-      <w:pPr>
-        <w:pStyle w:val="NoSpacing"/>
+      <w:bookmarkStart w:id="0" w:name="_Hlk138315100"/>
+      <w:r>
+        <w:rPr>
+          <w:rFonts w:ascii="Preeti" w:hAnsi="Preeti"/>
+          <w:b/>
+          <w:bCs/>
+          <w:noProof/>
+          <w:sz w:val="40"/>
+          <w:szCs w:val="40"/>
+        </w:rPr>
+        <mc:AlternateContent>
+          <mc:Choice Requires="wps">
+            <w:drawing>
+              <wp:anchor distT="45720" distB="45720" distL="114300" distR="114300" simplePos="0" relativeHeight="251700224" behindDoc="0" locked="0" layoutInCell="1" allowOverlap="1" wp14:anchorId="595318EE" wp14:editId="1A686617">
+                <wp:simplePos x="0" y="0"/>
+                <wp:positionH relativeFrom="column">
+                  <wp:posOffset>5829300</wp:posOffset>
+                </wp:positionH>
+                <wp:positionV relativeFrom="paragraph">
+                  <wp:posOffset>-38100</wp:posOffset>
+                </wp:positionV>
+                <wp:extent cx="695325" cy="295275"/>
+                <wp:effectExtent l="0" t="0" r="0" b="0"/>
+                <wp:wrapNone/>
+                <wp:docPr id="58677191" name="Text Box 2"/>
+                <wp:cNvGraphicFramePr>
+                  <a:graphicFrameLocks xmlns:a="http://schemas.openxmlformats.org/drawingml/2006/main"/>
+                </wp:cNvGraphicFramePr>
+                <a:graphic xmlns:a="http://schemas.openxmlformats.org/drawingml/2006/main">
+                  <a:graphicData uri="http://schemas.microsoft.com/office/word/2010/wordprocessingShape">
+                    <wps:wsp>
+                      <wps:cNvSpPr txBox="1">
+                        <a:spLocks noChangeArrowheads="1"/>
+                      </wps:cNvSpPr>
+                      <wps:spPr bwMode="auto">
+                        <a:xfrm>
+                          <a:off x="0" y="0"/>
+                          <a:ext cx="695325" cy="295275"/>
+                        </a:xfrm>
+                        <a:prstGeom prst="rect">
+                          <a:avLst/>
+                        </a:prstGeom>
+                        <a:noFill/>
+                        <a:ln w="9525">
+                          <a:noFill/>
+                          <a:miter lim="800000"/>
+                          <a:headEnd/>
+                          <a:tailEnd/>
+                        </a:ln>
+                      </wps:spPr>
+                      <wps:txbx>
+                        <w:txbxContent>
+                          <w:p>
+                            <w:r>
+                              <w:rPr>
+                                <w:rFonts w:ascii="Times New Roman" w:hAnsi="Times New Roman" w:cs="Times New Roman"/>
+                                <w:b/>
+                                <w:bCs/>
+                                <w:sz w:val="32"/>
+                                <w:szCs w:val="32"/>
+                              </w:rPr>
+                              <w:t>D-</w:t>
+                            </w:r>
+                            <w:r>
+                              <w:rPr>
+                                <w:rFonts w:ascii="Times New Roman" w:hAnsi="Times New Roman" w:cs="Times New Roman"/>
+                                <w:b/>
+                                <w:bCs/>
+                                <w:sz w:val="32"/>
+                                <w:szCs w:val="32"/>
+                              </w:rPr>
+                              <w:t xml:space="preserve"> 23</w:t>
+                            </w:r>
+                          </w:p>
+                        </w:txbxContent>
+                      </wps:txbx>
+                      <wps:bodyPr rot="0" vert="horz" wrap="square" lIns="91440" tIns="45720" rIns="91440" bIns="45720" anchor="t" anchorCtr="0">
+                        <a:noAutofit/>
+                      </wps:bodyPr>
+                    </wps:wsp>
+                  </a:graphicData>
+                </a:graphic>
+                <wp14:sizeRelH relativeFrom="margin">
+                  <wp14:pctWidth>0</wp14:pctWidth>
+                </wp14:sizeRelH>
+                <wp14:sizeRelV relativeFrom="margin">
+                  <wp14:pctHeight>0</wp14:pctHeight>
+                </wp14:sizeRelV>
+              </wp:anchor>
+            </w:drawing>
+          </mc:Choice>
+          <mc:Fallback>
+            <w:pict>
+              <v:shapetype w14:anchorId="595318EE" id="_x0000_t202" coordsize="21600,21600" o:spt="202" path="m,l,21600r21600,l21600,xe">
+                <v:stroke joinstyle="miter"/>
+                <v:path gradientshapeok="t" o:connecttype="rect"/>
+              </v:shapetype>
+              <v:shape id="Text Box 2" o:spid="_x0000_s1026" type="#_x0000_t202" style="position:absolute;margin-left:459pt;margin-top:-3pt;width:54.75pt;height:23.25pt;z-index:251700224;visibility:visible;mso-wrap-style:square;mso-width-percent:0;mso-height-percent:0;mso-wrap-distance-left:9pt;mso-wrap-distance-top:3.6pt;mso-wrap-distance-right:9pt;mso-wrap-distance-bottom:3.6pt;mso-position-horizontal:absolute;mso-position-horizontal-relative:text;mso-position-vertical:absolute;mso-position-vertical-relative:text;mso-width-percent:0;mso-height-percent:0;mso-width-relative:margin;mso-height-relative:margin;v-text-anchor:top" o:gfxdata="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" filled="f" stroked="f">
+                <v:textbox>
+                  <w:txbxContent>
+                    <w:p>
+                      <w:r>
+                        <w:rPr>
+                          <w:rFonts w:ascii="Times New Roman" w:hAnsi="Times New Roman" w:cs="Times New Roman"/>
+                          <w:b/>
+                          <w:bCs/>
+                          <w:sz w:val="32"/>
+                          <w:szCs w:val="32"/>
+                        </w:rPr>
+                        <w:t>D-</w:t>
+                      </w:r>
+                      <w:r>
+                        <w:rPr>
+                          <w:rFonts w:ascii="Times New Roman" w:hAnsi="Times New Roman" w:cs="Times New Roman"/>
+                          <w:b/>
+                          <w:bCs/>
+                          <w:sz w:val="32"/>
+                          <w:szCs w:val="32"/>
+                        </w:rPr>
+                        <w:t xml:space="preserve"> 23</w:t>
+                      </w:r>
+                    </w:p>
+                  </w:txbxContent>
+                </v:textbox>
+              </v:shape>
+            </w:pict>
+          </mc:Fallback>
+        </mc:AlternateContent>
+      </w:r>
+      <w:r>
+        <w:rPr>
+          <w:rFonts w:ascii="Times New Roman" w:hAnsi="Times New Roman" w:cs="Times New Roman"/>
+          <w:noProof/>
+        </w:rPr>
+        <mc:AlternateContent>
+          <mc:Choice Requires="wps">
+            <w:drawing>
+              <wp:anchor distT="0" distB="0" distL="114300" distR="114300" simplePos="0" relativeHeight="251698176" behindDoc="0" locked="0" layoutInCell="1" allowOverlap="1" wp14:anchorId="1695F5FC" wp14:editId="120A9459">
+                <wp:simplePos x="0" y="0"/>
+                <wp:positionH relativeFrom="margin">
+                  <wp:posOffset>0</wp:posOffset>
+                </wp:positionH>
+                <wp:positionV relativeFrom="paragraph">
+                  <wp:posOffset>8087</wp:posOffset>
+                </wp:positionV>
+                <wp:extent cx="479425" cy="584799"/>
+                <wp:effectExtent l="0" t="0" r="0" b="6350"/>
+                <wp:wrapNone/>
+                <wp:docPr id="25" name="Rectangle 1"/>
+                <wp:cNvGraphicFramePr>
+                  <a:graphicFrameLocks xmlns:a="http://schemas.openxmlformats.org/drawingml/2006/main"/>
+                </wp:cNvGraphicFramePr>
+                <a:graphic xmlns:a="http://schemas.openxmlformats.org/drawingml/2006/main">
+                  <a:graphicData uri="http://schemas.microsoft.com/office/word/2010/wordprocessingShape">
+                    <wps:wsp>
+                      <wps:cNvSpPr>
+                        <a:spLocks noChangeArrowheads="1"/>
+                      </wps:cNvSpPr>
+                      <wps:spPr bwMode="auto">
+                        <a:xfrm>
+                          <a:off x="0" y="0"/>
+                          <a:ext cx="479425" cy="584799"/>
+                        </a:xfrm>
+                        <a:prstGeom prst="rect">
+                          <a:avLst/>
+                        </a:prstGeom>
+                        <a:blipFill dpi="0" rotWithShape="1">
+                          <a:blip r:embed="rId6"/>
+                          <a:srcRect/>
+                          <a:stretch>
+                            <a:fillRect/>
+                          </a:stretch>
+                        </a:blipFill>
+                        <a:ln>
+                          <a:noFill/>
+                        </a:ln>
+                        <a:extLst>
+                          <a:ext uri="{91240B29-F687-4F45-9708-019B960494DF}">
+                            <a14:hiddenLine xmlns:a14="http://schemas.microsoft.com/office/drawing/2010/main" w="25400">
+                              <a:solidFill>
+                                <a:srgbClr val="000000"/>
+                              </a:solidFill>
+                              <a:miter lim="800000"/>
+                              <a:headEnd/>
+                              <a:tailEnd/>
+                            </a14:hiddenLine>
+                          </a:ext>
+                        </a:extLst>
+                      </wps:spPr>
+                      <wps:bodyPr rot="0" vert="horz" wrap="square" lIns="91440" tIns="45720" rIns="91440" bIns="45720" anchor="ctr" anchorCtr="0" upright="1">
+                        <a:noAutofit/>
+                      </wps:bodyPr>
+                    </wps:wsp>
+                  </a:graphicData>
+                </a:graphic>
+                <wp14:sizeRelH relativeFrom="margin">
+                  <wp14:pctWidth>0</wp14:pctWidth>
+                </wp14:sizeRelH>
+                <wp14:sizeRelV relativeFrom="margin">
+                  <wp14:pctHeight>0</wp14:pctHeight>
+                </wp14:sizeRelV>
+              </wp:anchor>
+            </w:drawing>
+          </mc:Choice>
+          <mc:Fallback>
+            <w:pict>
+              <v:rect w14:anchorId="7BD48D3B" id="Rectangle 1" o:spid="_x0000_s1026" style="position:absolute;margin-left:0;margin-top:.65pt;width:37.75pt;height:46.05pt;z-index:251698176;visibility:visible;mso-wrap-style:square;mso-width-percent:0;mso-height-percent:0;mso-wrap-distance-left:9pt;mso-wrap-distance-top:0;mso-wrap-distance-right:9pt;mso-wrap-distance-bottom:0;mso-position-horizontal:absolute;mso-position-horizontal-relative:margin;mso-position-vertical:absolute;mso-position-vertical-relative:text;mso-width-percent:0;mso-height-percent:0;mso-width-relative:margin;mso-height-relative:margin;v-text-anchor:middle" o:gfxdata="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" stroked="f" strokeweight="2pt">
+                <v:fill r:id="rId7" o:title="" recolor="t" rotate="t" type="frame"/>
+                <w10:wrap anchorx="margin"/>
+              </v:rect>
+            </w:pict>
+          </mc:Fallback>
+        </mc:AlternateContent>
+      </w:r>
+      <w:r>
+        <w:rPr>
+          <w:rFonts w:ascii="Times New Roman" w:hAnsi="Times New Roman" w:cs="Times New Roman"/>
+          <w:b/>
+          <w:sz w:val="36"/>
+          <w:szCs w:val="36"/>
+        </w:rPr>
+        <w:t xml:space="preserve">                            </w:t>
+      </w:r>
+      <w:r>
+        <w:rPr>
+          <w:rFonts w:ascii="Times New Roman" w:hAnsi="Times New Roman" w:cs="Times New Roman"/>
+          <w:b/>
+          <w:sz w:val="36"/>
+          <w:szCs w:val="36"/>
+        </w:rPr>
+        <w:tab/>
+      </w:r>
+      <w:r>
+        <w:rPr>
+          <w:rFonts w:ascii="Franklin Gothic Demi" w:hAnsi="Franklin Gothic Demi" w:cs="Times New Roman"/>
+          <w:b/>
+          <w:sz w:val="36"/>
+          <w:szCs w:val="36"/>
+        </w:rPr>
+        <w:t>Green Society Public School</w:t>
+      </w:r>
+    </w:p>
+    <w:p>
+      <w:pPr>
+        <w:spacing w:after="0" w:line="240" w:lineRule="auto"/>
         <w:jc w:val="center"/>
         <w:rPr>
           <w:rFonts w:ascii="Times New Roman" w:hAnsi="Times New Roman" w:cs="Times New Roman"/>
-          <w:sz w:val="48"/>
-          <w:szCs w:val="44"/>
-        </w:rPr>
-      </w:pPr>
-      <w:r>
-        <w:rPr>
-          <w:rFonts w:ascii="Times New Roman" w:hAnsi="Times New Roman" w:cs="Times New Roman"/>
-        </w:rPr>
-        <w:tab/>
-      </w:r>
-      <w:r>
-        <w:rPr>
-          <w:rFonts w:ascii="Times New Roman" w:hAnsi="Times New Roman" w:cs="Times New Roman"/>
-          <w:sz w:val="48"/>
-          <w:szCs w:val="44"/>
-        </w:rPr>
-        <w:t>Green Society Public School</w:t>
-      </w:r>
-    </w:p>
-    <w:p>
-      <w:pPr>
-        <w:pStyle w:val="NoSpacing"/>
-        <w:jc w:val="center"/>
-        <w:rPr>
-          <w:rFonts w:ascii="Times New Roman" w:hAnsi="Times New Roman" w:cs="Times New Roman"/>
-          <w:sz w:val="32"/>
+          <w:b/>
+          <w:sz w:val="28"/>
           <w:szCs w:val="28"/>
         </w:rPr>
       </w:pPr>
       <w:r>
         <w:rPr>
           <w:rFonts w:ascii="Times New Roman" w:hAnsi="Times New Roman" w:cs="Times New Roman"/>
-          <w:sz w:val="32"/>
+          <w:b/>
+          <w:sz w:val="24"/>
+          <w:szCs w:val="24"/>
+        </w:rPr>
+        <w:t>Ratnanagar-7, Sauraha, Chitwan</w:t>
+      </w:r>
+    </w:p>
+    <w:p>
+      <w:pPr>
+        <w:spacing w:after="0" w:line="240" w:lineRule="auto"/>
+        <w:ind w:hanging="450"/>
+        <w:rPr>
+          <w:rFonts w:ascii="Times New Roman" w:hAnsi="Times New Roman" w:cs="Times New Roman"/>
+          <w:b/>
+          <w:sz w:val="28"/>
           <w:szCs w:val="28"/>
         </w:rPr>
-        <w:t>Ra.Na.Pa-7</w:t>
-      </w:r>
-      <w:proofErr w:type="gramStart"/>
-      <w:r>
-        <w:rPr>
-          <w:rFonts w:ascii="Times New Roman" w:hAnsi="Times New Roman" w:cs="Times New Roman"/>
-          <w:sz w:val="32"/>
+      </w:pPr>
+      <w:r>
+        <w:rPr>
+          <w:rFonts w:ascii="Times New Roman" w:hAnsi="Times New Roman" w:cs="Times New Roman"/>
+          <w:b/>
+          <w:sz w:val="28"/>
           <w:szCs w:val="28"/>
         </w:rPr>
-        <w:t>,Sauraha</w:t>
-      </w:r>
-      <w:proofErr w:type="gramEnd"/>
-      <w:r>
-        <w:rPr>
-          <w:rFonts w:ascii="Times New Roman" w:hAnsi="Times New Roman" w:cs="Times New Roman"/>
-          <w:sz w:val="32"/>
+        <w:t xml:space="preserve">       </w:t>
+      </w:r>
+      <w:r>
+        <w:rPr>
+          <w:rFonts w:ascii="Times New Roman" w:hAnsi="Times New Roman" w:cs="Times New Roman"/>
+          <w:b/>
+          <w:sz w:val="28"/>
           <w:szCs w:val="28"/>
         </w:rPr>
-        <w:t>,</w:t>
-      </w:r>
-      <w:r>
-        <w:rPr>
-          <w:rFonts w:ascii="Times New Roman" w:hAnsi="Times New Roman" w:cs="Times New Roman"/>
-          <w:sz w:val="32"/>
+        <w:tab/>
+      </w:r>
+      <w:r>
+        <w:rPr>
+          <w:rFonts w:ascii="Times New Roman" w:hAnsi="Times New Roman" w:cs="Times New Roman"/>
+          <w:b/>
+          <w:sz w:val="28"/>
           <w:szCs w:val="28"/>
         </w:rPr>
+        <w:tab/>
+      </w:r>
+      <w:r>
+        <w:rPr>
+          <w:rFonts w:ascii="Times New Roman" w:hAnsi="Times New Roman" w:cs="Times New Roman"/>
+          <w:b/>
+          <w:sz w:val="28"/>
+          <w:szCs w:val="28"/>
+        </w:rPr>
+        <w:tab/>
         <w:t xml:space="preserve"> </w:t>
       </w:r>
-      <w:proofErr w:type="spellStart"/>
-      <w:r>
-        <w:rPr>
-          <w:rFonts w:ascii="Times New Roman" w:hAnsi="Times New Roman" w:cs="Times New Roman"/>
-          <w:sz w:val="32"/>
+      <w:r>
+        <w:rPr>
+          <w:rFonts w:ascii="Times New Roman" w:hAnsi="Times New Roman" w:cs="Times New Roman"/>
+          <w:b/>
+          <w:sz w:val="28"/>
           <w:szCs w:val="28"/>
         </w:rPr>
-        <w:t>Chitwan</w:t>
-      </w:r>
-      <w:proofErr w:type="spellEnd"/>
+        <w:tab/>
+      </w:r>
+      <w:r>
+        <w:rPr>
+          <w:rFonts w:ascii="Times New Roman" w:hAnsi="Times New Roman" w:cs="Times New Roman"/>
+          <w:b/>
+          <w:sz w:val="28"/>
+          <w:szCs w:val="28"/>
+        </w:rPr>
+        <w:t xml:space="preserve">    </w:t>
+      </w:r>
+      <w:r>
+        <w:rPr>
+          <w:rFonts w:ascii="Times New Roman" w:hAnsi="Times New Roman" w:cs="Times New Roman"/>
+          <w:b/>
+          <w:sz w:val="28"/>
+          <w:szCs w:val="28"/>
+          <w:u w:val="single"/>
+        </w:rPr>
+        <w:t>Third Terminal</w:t>
+      </w:r>
+      <w:r>
+        <w:rPr>
+          <w:rFonts w:ascii="Times New Roman" w:hAnsi="Times New Roman" w:cs="Times New Roman"/>
+          <w:b/>
+          <w:sz w:val="28"/>
+          <w:szCs w:val="28"/>
+          <w:u w:val="single"/>
+        </w:rPr>
+        <w:t xml:space="preserve"> Examination-20</w:t>
+      </w:r>
+      <w:r>
+        <w:rPr>
+          <w:rFonts w:ascii="Times New Roman" w:hAnsi="Times New Roman" w:cs="Times New Roman"/>
+          <w:b/>
+          <w:sz w:val="28"/>
+          <w:szCs w:val="28"/>
+          <w:u w:val="single"/>
+        </w:rPr>
+        <w:t>82</w:t>
+      </w:r>
+      <w:r>
+        <w:rPr>
+          <w:rFonts w:ascii="Times New Roman" w:hAnsi="Times New Roman" w:cs="Times New Roman"/>
+          <w:b/>
+          <w:sz w:val="28"/>
+          <w:szCs w:val="28"/>
+        </w:rPr>
+        <w:tab/>
+      </w:r>
+      <w:r>
+        <w:rPr>
+          <w:rFonts w:ascii="Times New Roman" w:hAnsi="Times New Roman" w:cs="Times New Roman"/>
+          <w:b/>
+          <w:sz w:val="28"/>
+          <w:szCs w:val="28"/>
+        </w:rPr>
+        <w:tab/>
+      </w:r>
+      <w:r>
+        <w:rPr>
+          <w:rFonts w:ascii="Times New Roman" w:hAnsi="Times New Roman" w:cs="Times New Roman"/>
+          <w:b/>
+          <w:sz w:val="28"/>
+          <w:szCs w:val="28"/>
+        </w:rPr>
+        <w:tab/>
+      </w:r>
+      <w:r>
+        <w:rPr>
+          <w:rFonts w:ascii="Times New Roman" w:hAnsi="Times New Roman" w:cs="Times New Roman"/>
+          <w:b/>
+          <w:sz w:val="28"/>
+          <w:szCs w:val="28"/>
+        </w:rPr>
+        <w:tab/>
+      </w:r>
+      <w:r>
+        <w:rPr>
+          <w:rFonts w:ascii="Times New Roman" w:hAnsi="Times New Roman" w:cs="Times New Roman"/>
+          <w:b/>
+          <w:sz w:val="28"/>
+          <w:szCs w:val="28"/>
+        </w:rPr>
+        <w:t xml:space="preserve"> </w:t>
+      </w:r>
+    </w:p>
+    <w:p>
+      <w:pPr>
+        <w:pBdr>
+          <w:bottom w:val="double" w:sz="6" w:space="0" w:color="auto"/>
+        </w:pBdr>
+        <w:spacing w:after="0" w:line="240" w:lineRule="auto"/>
+        <w:rPr>
+          <w:rFonts w:ascii="Times New Roman" w:hAnsi="Times New Roman" w:cs="Times New Roman"/>
+          <w:b/>
+          <w:sz w:val="28"/>
+          <w:szCs w:val="28"/>
+        </w:rPr>
+      </w:pPr>
+      <w:r>
+        <w:rPr>
+          <w:rFonts w:ascii="Times New Roman" w:hAnsi="Times New Roman" w:cs="Times New Roman"/>
+          <w:b/>
+          <w:sz w:val="28"/>
+          <w:szCs w:val="28"/>
+        </w:rPr>
+        <w:t>Class:</w:t>
+      </w:r>
+      <w:r>
+        <w:rPr>
+          <w:rFonts w:ascii="Times New Roman" w:hAnsi="Times New Roman" w:cs="Times New Roman"/>
+          <w:b/>
+          <w:sz w:val="28"/>
+          <w:szCs w:val="28"/>
+        </w:rPr>
+        <w:t xml:space="preserve"> Three</w:t>
+      </w:r>
+      <w:r>
+        <w:rPr>
+          <w:rFonts w:ascii="Times New Roman" w:hAnsi="Times New Roman" w:cs="Times New Roman"/>
+          <w:b/>
+          <w:sz w:val="28"/>
+          <w:szCs w:val="28"/>
+        </w:rPr>
+        <w:tab/>
+        <w:t xml:space="preserve">       </w:t>
+      </w:r>
+      <w:r>
+        <w:rPr>
+          <w:rFonts w:ascii="Times New Roman" w:hAnsi="Times New Roman" w:cs="Times New Roman"/>
+          <w:b/>
+          <w:sz w:val="28"/>
+          <w:szCs w:val="28"/>
+        </w:rPr>
+        <w:t xml:space="preserve">    </w:t>
+      </w:r>
+      <w:r>
+        <w:rPr>
+          <w:rFonts w:ascii="Times New Roman" w:hAnsi="Times New Roman" w:cs="Times New Roman"/>
+          <w:b/>
+          <w:sz w:val="28"/>
+          <w:szCs w:val="28"/>
+        </w:rPr>
+        <w:tab/>
+      </w:r>
+      <w:r>
+        <w:rPr>
+          <w:rFonts w:ascii="Times New Roman" w:hAnsi="Times New Roman" w:cs="Times New Roman"/>
+          <w:b/>
+          <w:sz w:val="28"/>
+          <w:szCs w:val="28"/>
+        </w:rPr>
+        <w:tab/>
+      </w:r>
+      <w:r>
+        <w:rPr>
+          <w:rFonts w:ascii="Times New Roman" w:hAnsi="Times New Roman" w:cs="Times New Roman"/>
+          <w:b/>
+          <w:sz w:val="24"/>
+          <w:szCs w:val="24"/>
+        </w:rPr>
+        <w:t>Time: -</w:t>
+      </w:r>
+      <w:r>
+        <w:rPr>
+          <w:rFonts w:ascii="Times New Roman" w:hAnsi="Times New Roman" w:cs="Times New Roman"/>
+          <w:b/>
+          <w:sz w:val="24"/>
+          <w:szCs w:val="24"/>
+        </w:rPr>
+        <w:t xml:space="preserve"> </w:t>
+      </w:r>
+      <w:r>
+        <w:rPr>
+          <w:rFonts w:ascii="Times New Roman" w:hAnsi="Times New Roman" w:cs="Times New Roman"/>
+          <w:b/>
+          <w:sz w:val="24"/>
+          <w:szCs w:val="24"/>
+        </w:rPr>
+        <w:t>2</w:t>
+      </w:r>
+      <w:r>
+        <w:rPr>
+          <w:rFonts w:ascii="Times New Roman" w:hAnsi="Times New Roman" w:cs="Times New Roman"/>
+          <w:b/>
+          <w:sz w:val="24"/>
+          <w:szCs w:val="24"/>
+        </w:rPr>
+        <w:t xml:space="preserve"> hrs.</w:t>
+      </w:r>
+      <w:r>
+        <w:rPr>
+          <w:rFonts w:ascii="Times New Roman" w:hAnsi="Times New Roman" w:cs="Times New Roman"/>
+          <w:b/>
+          <w:sz w:val="24"/>
+          <w:szCs w:val="24"/>
+        </w:rPr>
+        <w:tab/>
+      </w:r>
+      <w:r>
+        <w:rPr>
+          <w:rFonts w:ascii="Times New Roman" w:hAnsi="Times New Roman" w:cs="Times New Roman"/>
+          <w:b/>
+          <w:sz w:val="24"/>
+          <w:szCs w:val="24"/>
+        </w:rPr>
+        <w:tab/>
+      </w:r>
+      <w:r>
+        <w:rPr>
+          <w:rFonts w:ascii="Times New Roman" w:hAnsi="Times New Roman" w:cs="Times New Roman"/>
+          <w:b/>
+          <w:sz w:val="24"/>
+          <w:szCs w:val="24"/>
+        </w:rPr>
+        <w:tab/>
+      </w:r>
+      <w:r>
+        <w:rPr>
+          <w:rFonts w:ascii="Times New Roman" w:hAnsi="Times New Roman" w:cs="Times New Roman"/>
+          <w:b/>
+          <w:sz w:val="24"/>
+          <w:szCs w:val="24"/>
+        </w:rPr>
+        <w:tab/>
+      </w:r>
+      <w:r>
+        <w:rPr>
+          <w:rFonts w:ascii="Times New Roman" w:hAnsi="Times New Roman" w:cs="Times New Roman"/>
+          <w:b/>
+          <w:sz w:val="24"/>
+          <w:szCs w:val="24"/>
+        </w:rPr>
+        <w:tab/>
+      </w:r>
+      <w:r>
+        <w:rPr>
+          <w:rFonts w:ascii="Times New Roman" w:hAnsi="Times New Roman" w:cs="Times New Roman"/>
+          <w:b/>
+          <w:sz w:val="24"/>
+          <w:szCs w:val="24"/>
+        </w:rPr>
+        <w:tab/>
+      </w:r>
+      <w:r>
+        <w:rPr>
+          <w:rFonts w:ascii="Times New Roman" w:hAnsi="Times New Roman" w:cs="Times New Roman"/>
+          <w:b/>
+          <w:sz w:val="28"/>
+          <w:szCs w:val="28"/>
+        </w:rPr>
+        <w:t>F.M.:</w:t>
+      </w:r>
+      <w:r>
+        <w:rPr>
+          <w:rFonts w:ascii="Times New Roman" w:hAnsi="Times New Roman" w:cs="Times New Roman"/>
+          <w:b/>
+          <w:sz w:val="28"/>
+          <w:szCs w:val="28"/>
+        </w:rPr>
+        <w:t xml:space="preserve"> 50</w:t>
+      </w:r>
+      <w:r>
+        <w:rPr>
+          <w:rFonts w:ascii="Times New Roman" w:hAnsi="Times New Roman" w:cs="Times New Roman"/>
+          <w:b/>
+          <w:sz w:val="28"/>
+          <w:szCs w:val="28"/>
+        </w:rPr>
+        <w:t xml:space="preserve"> </w:t>
+      </w:r>
+      <w:r>
+        <w:rPr>
+          <w:rFonts w:ascii="Times New Roman" w:hAnsi="Times New Roman" w:cs="Times New Roman"/>
+          <w:b/>
+          <w:sz w:val="28"/>
+          <w:szCs w:val="28"/>
+        </w:rPr>
+        <w:t xml:space="preserve"> </w:t>
+      </w:r>
+    </w:p>
+    <w:p>
+      <w:pPr>
+        <w:pBdr>
+          <w:bottom w:val="double" w:sz="6" w:space="0" w:color="auto"/>
+        </w:pBdr>
+        <w:spacing w:after="0" w:line="240" w:lineRule="auto"/>
+        <w:rPr>
+          <w:rFonts w:ascii="Times New Roman" w:hAnsi="Times New Roman" w:cs="Times New Roman"/>
+          <w:b/>
+          <w:sz w:val="28"/>
+          <w:szCs w:val="28"/>
+        </w:rPr>
+      </w:pPr>
+      <w:r>
+        <w:rPr>
+          <w:rFonts w:ascii="Times New Roman" w:hAnsi="Times New Roman" w:cs="Times New Roman"/>
+          <w:b/>
+          <w:sz w:val="28"/>
+          <w:szCs w:val="28"/>
+        </w:rPr>
+        <w:t>Sub:</w:t>
+      </w:r>
+      <w:r>
+        <w:rPr>
+          <w:rFonts w:ascii="Times New Roman" w:hAnsi="Times New Roman" w:cs="Times New Roman"/>
+          <w:b/>
+          <w:sz w:val="28"/>
+          <w:szCs w:val="28"/>
+        </w:rPr>
+        <w:t xml:space="preserve"> </w:t>
+      </w:r>
+      <w:r>
+        <w:rPr>
+          <w:rFonts w:ascii="Times New Roman" w:hAnsi="Times New Roman" w:cs="Times New Roman"/>
+          <w:b/>
+          <w:sz w:val="28"/>
+          <w:szCs w:val="28"/>
+        </w:rPr>
+        <w:t>English I</w:t>
+      </w:r>
     </w:p>
     <w:tbl>
       <w:tblPr>
         <w:tblStyle w:val="TableGrid"/>
-        <w:tblpPr w:leftFromText="180" w:rightFromText="180" w:vertAnchor="page" w:horzAnchor="page" w:tblpX="821" w:tblpY="4288"/>
-        <w:tblW w:w="11075" w:type="dxa"/>
+        <w:tblW w:w="10492" w:type="dxa"/>
+        <w:tblInd w:w="108" w:type="dxa"/>
         <w:tblLook w:val="04A0" w:firstRow="1" w:lastRow="0" w:firstColumn="1" w:lastColumn="0" w:noHBand="0" w:noVBand="1"/>
       </w:tblPr>
       <w:tblGrid>
-        <w:gridCol w:w="11075"/>
+        <w:gridCol w:w="10492"/>
       </w:tblGrid>
       <w:tr>
         <w:trPr>
-          <w:trHeight w:val="1583"/>
+          <w:trHeight w:val="606"/>
         </w:trPr>
         <w:tc>
           <w:tcPr>
-            <w:tcW w:w="11075" w:type="dxa"/>
-            <w:tcBorders>
-              <w:top w:val="single" w:sz="4" w:space="0" w:color="auto"/>
-              <w:left w:val="single" w:sz="4" w:space="0" w:color="auto"/>
-              <w:bottom w:val="single" w:sz="4" w:space="0" w:color="auto"/>
-              <w:right w:val="single" w:sz="4" w:space="0" w:color="auto"/>
-            </w:tcBorders>
+            <w:tcW w:w="10492" w:type="dxa"/>
           </w:tcPr>
           <w:p>
             <w:pPr>
-              <w:pStyle w:val="NoSpacing"/>
+              <w:spacing w:before="120" w:line="240" w:lineRule="auto"/>
+              <w:ind w:right="-653"/>
               <w:rPr>
                 <w:rFonts w:ascii="Times New Roman" w:hAnsi="Times New Roman" w:cs="Times New Roman"/>
-                <w:sz w:val="36"/>
-                <w:szCs w:val="32"/>
-                <w:lang w:bidi="ar-SA"/>
+                <w:b/>
+                <w:sz w:val="28"/>
+                <w:szCs w:val="28"/>
               </w:rPr>
             </w:pPr>
             <w:r>
               <w:rPr>
                 <w:rFonts w:ascii="Times New Roman" w:hAnsi="Times New Roman" w:cs="Times New Roman"/>
-                <w:sz w:val="36"/>
-                <w:szCs w:val="32"/>
-                <w:lang w:bidi="ar-SA"/>
+                <w:b/>
+                <w:sz w:val="28"/>
+                <w:szCs w:val="28"/>
               </w:rPr>
-              <w:t>Name:-______________________________ Roll no:-___ Section:-______</w:t>
+              <w:t>N</w:t>
+            </w:r>
+            <w:r>
+              <w:rPr>
+                <w:rFonts w:ascii="Times New Roman" w:hAnsi="Times New Roman" w:cs="Times New Roman"/>
+                <w:b/>
+                <w:sz w:val="28"/>
+                <w:szCs w:val="28"/>
+              </w:rPr>
+              <w:t>ame</w:t>
+            </w:r>
+            <w:r>
+              <w:rPr>
+                <w:rFonts w:ascii="Times New Roman" w:hAnsi="Times New Roman" w:cs="Times New Roman"/>
+                <w:b/>
+                <w:sz w:val="28"/>
+                <w:szCs w:val="28"/>
+              </w:rPr>
+              <w:t xml:space="preserve">:                                                        </w:t>
+            </w:r>
+            <w:r>
+              <w:rPr>
+                <w:rFonts w:ascii="Times New Roman" w:hAnsi="Times New Roman" w:cs="Times New Roman"/>
+                <w:b/>
+                <w:sz w:val="28"/>
+                <w:szCs w:val="28"/>
+              </w:rPr>
+              <w:t xml:space="preserve">                  </w:t>
+            </w:r>
+            <w:r>
+              <w:rPr>
+                <w:rFonts w:ascii="Times New Roman" w:hAnsi="Times New Roman" w:cs="Times New Roman"/>
+                <w:b/>
+                <w:sz w:val="28"/>
+                <w:szCs w:val="28"/>
+              </w:rPr>
+              <w:t xml:space="preserve">  Roll No.:           Sec.:                                    </w:t>
             </w:r>
           </w:p>
+        </w:tc>
+      </w:tr>
+      <w:tr>
+        <w:trPr>
+          <w:trHeight w:val="1070"/>
+        </w:trPr>
+        <w:tc>
+          <w:tcPr>
+            <w:tcW w:w="10492" w:type="dxa"/>
+          </w:tcPr>
           <w:p>
             <w:pPr>
-              <w:pStyle w:val="NoSpacing"/>
+              <w:spacing w:line="240" w:lineRule="auto"/>
+              <w:ind w:left="180" w:firstLine="360"/>
               <w:rPr>
                 <w:rFonts w:ascii="Times New Roman" w:hAnsi="Times New Roman" w:cs="Times New Roman"/>
-                <w:sz w:val="36"/>
-                <w:szCs w:val="32"/>
-                <w:lang w:bidi="ar-SA"/>
+                <w:b/>
+                <w:sz w:val="28"/>
+                <w:szCs w:val="28"/>
               </w:rPr>
             </w:pPr>
             <w:r>
@@ -155,47 +757,56 @@
               <mc:AlternateContent>
                 <mc:Choice Requires="wps">
                   <w:drawing>
-                    <wp:anchor distT="0" distB="0" distL="114300" distR="114300" simplePos="0" relativeHeight="251659264" behindDoc="0" locked="0" layoutInCell="1" allowOverlap="1" wp14:anchorId="592F2725" wp14:editId="00FDAB55">
+                    <wp:anchor distT="0" distB="0" distL="114300" distR="114300" simplePos="0" relativeHeight="251699200" behindDoc="0" locked="0" layoutInCell="1" allowOverlap="1" wp14:anchorId="3AE9DEF8" wp14:editId="391B9242">
                       <wp:simplePos x="0" y="0"/>
                       <wp:positionH relativeFrom="column">
-                        <wp:posOffset>5625465</wp:posOffset>
+                        <wp:posOffset>5427345</wp:posOffset>
                       </wp:positionH>
                       <wp:positionV relativeFrom="paragraph">
-                        <wp:posOffset>177165</wp:posOffset>
+                        <wp:posOffset>103505</wp:posOffset>
                       </wp:positionV>
-                      <wp:extent cx="1204595" cy="422275"/>
-                      <wp:effectExtent l="0" t="0" r="14605" b="15875"/>
+                      <wp:extent cx="1095375" cy="436245"/>
+                      <wp:effectExtent l="19050" t="19050" r="28575" b="20955"/>
                       <wp:wrapNone/>
-                      <wp:docPr id="2" name="Text Box 2"/>
-                      <wp:cNvGraphicFramePr/>
+                      <wp:docPr id="1449581366" name="Rectangle 2"/>
+                      <wp:cNvGraphicFramePr>
+                        <a:graphicFrameLocks xmlns:a="http://schemas.openxmlformats.org/drawingml/2006/main"/>
+                      </wp:cNvGraphicFramePr>
                       <a:graphic xmlns:a="http://schemas.openxmlformats.org/drawingml/2006/main">
                         <a:graphicData uri="http://schemas.microsoft.com/office/word/2010/wordprocessingShape">
                           <wps:wsp>
-                            <wps:cNvSpPr txBox="1"/>
+                            <wps:cNvSpPr>
+                              <a:spLocks/>
+                            </wps:cNvSpPr>
                             <wps:spPr>
                               <a:xfrm>
                                 <a:off x="0" y="0"/>
-                                <a:ext cx="1204595" cy="422275"/>
+                                <a:ext cx="1095375" cy="436245"/>
                               </a:xfrm>
                               <a:prstGeom prst="rect">
                                 <a:avLst/>
                               </a:prstGeom>
-                              <a:solidFill>
-                                <a:sysClr val="window" lastClr="FFFFFF"/>
-                              </a:solidFill>
-                              <a:ln w="6350">
+                              <a:ln w="28575">
                                 <a:solidFill>
-                                  <a:prstClr val="black"/>
+                                  <a:schemeClr val="tx1"/>
                                 </a:solidFill>
                               </a:ln>
-                              <a:effectLst/>
                             </wps:spPr>
-                            <wps:txbx>
-                              <w:txbxContent>
-                                <w:p/>
-                              </w:txbxContent>
-                            </wps:txbx>
-                            <wps:bodyPr rot="0" spcFirstLastPara="0" vertOverflow="overflow" horzOverflow="overflow" vert="horz" wrap="square" lIns="91440" tIns="45720" rIns="91440" bIns="45720" numCol="1" spcCol="0" rtlCol="0" fromWordArt="0" anchor="t" anchorCtr="0" forceAA="0" compatLnSpc="1">
+                            <wps:style>
+                              <a:lnRef idx="2">
+                                <a:schemeClr val="accent6"/>
+                              </a:lnRef>
+                              <a:fillRef idx="1">
+                                <a:schemeClr val="lt1"/>
+                              </a:fillRef>
+                              <a:effectRef idx="0">
+                                <a:schemeClr val="accent6"/>
+                              </a:effectRef>
+                              <a:fontRef idx="minor">
+                                <a:schemeClr val="dk1"/>
+                              </a:fontRef>
+                            </wps:style>
+                            <wps:bodyPr rot="0" spcFirstLastPara="0" vertOverflow="overflow" horzOverflow="overflow" vert="horz" wrap="square" lIns="91440" tIns="45720" rIns="91440" bIns="45720" numCol="1" spcCol="0" rtlCol="0" fromWordArt="0" anchor="ctr" anchorCtr="0" forceAA="0" compatLnSpc="1">
                               <a:prstTxWarp prst="textNoShape">
                                 <a:avLst/>
                               </a:prstTxWarp>
@@ -207,7 +818,7 @@
                       <wp14:sizeRelH relativeFrom="page">
                         <wp14:pctWidth>0</wp14:pctWidth>
                       </wp14:sizeRelH>
-                      <wp14:sizeRelV relativeFrom="page">
+                      <wp14:sizeRelV relativeFrom="margin">
                         <wp14:pctHeight>0</wp14:pctHeight>
                       </wp14:sizeRelV>
                     </wp:anchor>
@@ -215,332 +826,262 @@
                 </mc:Choice>
                 <mc:Fallback>
                   <w:pict>
-                    <v:shapetype w14:anchorId="592F2725" id="_x0000_t202" coordsize="21600,21600" o:spt="202" path="m,l,21600r21600,l21600,xe">
-                      <v:stroke joinstyle="miter"/>
-                      <v:path gradientshapeok="t" o:connecttype="rect"/>
-                    </v:shapetype>
-                    <v:shape id="Text Box 2" o:spid="_x0000_s1026" type="#_x0000_t202" style="position:absolute;margin-left:442.95pt;margin-top:13.95pt;width:94.85pt;height:33.25pt;z-index:251659264;visibility:visible;mso-wrap-style:square;mso-width-percent:0;mso-height-percent:0;mso-wrap-distance-left:9pt;mso-wrap-distance-top:0;mso-wrap-distance-right:9pt;mso-wrap-distance-bottom:0;mso-position-horizontal:absolute;mso-position-horizontal-relative:text;mso-position-vertical:absolute;mso-position-vertical-relative:text;mso-width-percent:0;mso-height-percent:0;mso-width-relative:page;mso-height-relative:page;v-text-anchor:top" o:gfxdata="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" fillcolor="window" strokeweight=".5pt">
-                      <v:textbox>
-                        <w:txbxContent>
-                          <w:p/>
-                        </w:txbxContent>
-                      </v:textbox>
-                    </v:shape>
+                    <v:rect w14:anchorId="14D82543" id="Rectangle 2" o:spid="_x0000_s1026" style="position:absolute;margin-left:427.35pt;margin-top:8.15pt;width:86.25pt;height:34.35pt;z-index:251699200;visibility:visible;mso-wrap-style:square;mso-width-percent:0;mso-height-percent:0;mso-wrap-distance-left:9pt;mso-wrap-distance-top:0;mso-wrap-distance-right:9pt;mso-wrap-distance-bottom:0;mso-position-horizontal:absolute;mso-position-horizontal-relative:text;mso-position-vertical:absolute;mso-position-vertical-relative:text;mso-width-percent:0;mso-height-percent:0;mso-width-relative:page;mso-height-relative:margin;v-text-anchor:middle" o:gfxdata="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" fillcolor="white [3201]" strokecolor="black [3213]" strokeweight="2.25pt">
+                      <v:path arrowok="t"/>
+                    </v:rect>
                   </w:pict>
                 </mc:Fallback>
               </mc:AlternateContent>
             </w:r>
+            <w:r>
+              <w:rPr>
+                <w:rFonts w:ascii="Times New Roman" w:hAnsi="Times New Roman" w:cs="Times New Roman"/>
+                <w:b/>
+                <w:sz w:val="28"/>
+                <w:szCs w:val="28"/>
+              </w:rPr>
+              <w:t xml:space="preserve"> </w:t>
+            </w:r>
           </w:p>
           <w:p>
             <w:pPr>
-              <w:pStyle w:val="NoSpacing"/>
+              <w:spacing w:line="240" w:lineRule="auto"/>
+              <w:ind w:left="180" w:firstLine="360"/>
               <w:rPr>
                 <w:rFonts w:ascii="Times New Roman" w:hAnsi="Times New Roman" w:cs="Times New Roman"/>
-                <w:sz w:val="36"/>
-                <w:szCs w:val="32"/>
-                <w:lang w:bidi="ar-SA"/>
+                <w:b/>
+                <w:sz w:val="28"/>
+                <w:szCs w:val="28"/>
               </w:rPr>
             </w:pPr>
             <w:r>
               <w:rPr>
                 <w:rFonts w:ascii="Times New Roman" w:hAnsi="Times New Roman" w:cs="Times New Roman"/>
-                <w:sz w:val="36"/>
-                <w:szCs w:val="32"/>
-                <w:lang w:bidi="ar-SA"/>
+                <w:b/>
+                <w:sz w:val="28"/>
+                <w:szCs w:val="28"/>
               </w:rPr>
-              <w:t>_______________      ________________          OBT. Marks :-</w:t>
+              <w:softHyphen/>
+            </w:r>
+            <w:r>
+              <w:rPr>
+                <w:rFonts w:ascii="Times New Roman" w:hAnsi="Times New Roman" w:cs="Times New Roman"/>
+                <w:b/>
+                <w:sz w:val="28"/>
+                <w:szCs w:val="28"/>
+              </w:rPr>
+              <w:softHyphen/>
+            </w:r>
+            <w:r>
+              <w:rPr>
+                <w:rFonts w:ascii="Times New Roman" w:hAnsi="Times New Roman" w:cs="Times New Roman"/>
+                <w:b/>
+                <w:sz w:val="28"/>
+                <w:szCs w:val="28"/>
+              </w:rPr>
+              <w:softHyphen/>
+            </w:r>
+            <w:r>
+              <w:rPr>
+                <w:rFonts w:ascii="Times New Roman" w:hAnsi="Times New Roman" w:cs="Times New Roman"/>
+                <w:b/>
+                <w:sz w:val="28"/>
+                <w:szCs w:val="28"/>
+              </w:rPr>
+              <w:softHyphen/>
+            </w:r>
+            <w:r>
+              <w:rPr>
+                <w:rFonts w:ascii="Times New Roman" w:hAnsi="Times New Roman" w:cs="Times New Roman"/>
+                <w:b/>
+                <w:sz w:val="28"/>
+                <w:szCs w:val="28"/>
+              </w:rPr>
+              <w:softHyphen/>
+            </w:r>
+            <w:r>
+              <w:rPr>
+                <w:rFonts w:ascii="Times New Roman" w:hAnsi="Times New Roman" w:cs="Times New Roman"/>
+                <w:b/>
+                <w:sz w:val="28"/>
+                <w:szCs w:val="28"/>
+              </w:rPr>
+              <w:softHyphen/>
+            </w:r>
+            <w:r>
+              <w:rPr>
+                <w:rFonts w:ascii="Times New Roman" w:hAnsi="Times New Roman" w:cs="Times New Roman"/>
+                <w:b/>
+                <w:sz w:val="28"/>
+                <w:szCs w:val="28"/>
+              </w:rPr>
+              <w:softHyphen/>
+            </w:r>
+            <w:r>
+              <w:rPr>
+                <w:rFonts w:ascii="Times New Roman" w:hAnsi="Times New Roman" w:cs="Times New Roman"/>
+                <w:b/>
+                <w:sz w:val="28"/>
+                <w:szCs w:val="28"/>
+              </w:rPr>
+              <w:softHyphen/>
+            </w:r>
+            <w:r>
+              <w:rPr>
+                <w:rFonts w:ascii="Times New Roman" w:hAnsi="Times New Roman" w:cs="Times New Roman"/>
+                <w:b/>
+                <w:sz w:val="28"/>
+                <w:szCs w:val="28"/>
+              </w:rPr>
+              <w:softHyphen/>
+            </w:r>
+            <w:r>
+              <w:rPr>
+                <w:rFonts w:ascii="Times New Roman" w:hAnsi="Times New Roman" w:cs="Times New Roman"/>
+                <w:b/>
+                <w:sz w:val="28"/>
+                <w:szCs w:val="28"/>
+              </w:rPr>
+              <w:softHyphen/>
+            </w:r>
+            <w:r>
+              <w:rPr>
+                <w:rFonts w:ascii="Times New Roman" w:hAnsi="Times New Roman" w:cs="Times New Roman"/>
+                <w:b/>
+                <w:sz w:val="28"/>
+                <w:szCs w:val="28"/>
+              </w:rPr>
+              <w:softHyphen/>
+            </w:r>
+            <w:r>
+              <w:rPr>
+                <w:rFonts w:ascii="Times New Roman" w:hAnsi="Times New Roman" w:cs="Times New Roman"/>
+                <w:b/>
+                <w:sz w:val="28"/>
+                <w:szCs w:val="28"/>
+              </w:rPr>
+              <w:softHyphen/>
+              <w:t xml:space="preserve"> ________________                </w:t>
+            </w:r>
+            <w:r>
+              <w:rPr>
+                <w:rFonts w:ascii="Times New Roman" w:hAnsi="Times New Roman" w:cs="Times New Roman"/>
+                <w:b/>
+                <w:sz w:val="28"/>
+                <w:szCs w:val="28"/>
+              </w:rPr>
+              <w:t xml:space="preserve">      ______________    </w:t>
+            </w:r>
+            <w:r>
+              <w:rPr>
+                <w:rFonts w:ascii="Times New Roman" w:hAnsi="Times New Roman" w:cs="Times New Roman"/>
+                <w:b/>
+                <w:sz w:val="28"/>
+                <w:szCs w:val="28"/>
+              </w:rPr>
+              <w:t>OBT.MARKS:</w:t>
             </w:r>
           </w:p>
           <w:p>
             <w:pPr>
-              <w:pStyle w:val="NoSpacing"/>
+              <w:spacing w:line="240" w:lineRule="auto"/>
+              <w:ind w:left="180" w:firstLine="360"/>
               <w:rPr>
                 <w:rFonts w:ascii="Times New Roman" w:hAnsi="Times New Roman" w:cs="Times New Roman"/>
-                <w:sz w:val="36"/>
-                <w:szCs w:val="32"/>
-                <w:lang w:bidi="ar-SA"/>
+                <w:b/>
+                <w:sz w:val="28"/>
+                <w:szCs w:val="28"/>
               </w:rPr>
             </w:pPr>
             <w:r>
               <w:rPr>
                 <w:rFonts w:ascii="Times New Roman" w:hAnsi="Times New Roman" w:cs="Times New Roman"/>
-                <w:sz w:val="36"/>
-                <w:szCs w:val="32"/>
-                <w:lang w:bidi="ar-SA"/>
+                <w:b/>
+                <w:sz w:val="28"/>
+                <w:szCs w:val="28"/>
               </w:rPr>
-              <w:t xml:space="preserve">    INVIGILATOR                    EXAMINER </w:t>
+              <w:t xml:space="preserve">    </w:t>
+            </w:r>
+            <w:r>
+              <w:rPr>
+                <w:rFonts w:ascii="Times New Roman" w:hAnsi="Times New Roman" w:cs="Times New Roman"/>
+                <w:b/>
+                <w:sz w:val="28"/>
+                <w:szCs w:val="28"/>
+              </w:rPr>
+              <w:t xml:space="preserve">INVIGILATOR </w:t>
+            </w:r>
+            <w:r>
+              <w:rPr>
+                <w:rFonts w:ascii="Times New Roman" w:hAnsi="Times New Roman" w:cs="Times New Roman"/>
+                <w:b/>
+                <w:sz w:val="28"/>
+                <w:szCs w:val="28"/>
+              </w:rPr>
+              <w:t xml:space="preserve">                         </w:t>
+            </w:r>
+            <w:r>
+              <w:rPr>
+                <w:rFonts w:ascii="Times New Roman" w:hAnsi="Times New Roman" w:cs="Times New Roman"/>
+                <w:b/>
+                <w:sz w:val="28"/>
+                <w:szCs w:val="28"/>
+              </w:rPr>
+              <w:t xml:space="preserve"> EXAMINER</w:t>
             </w:r>
           </w:p>
         </w:tc>
       </w:tr>
+      <w:bookmarkEnd w:id="0"/>
     </w:tbl>
     <w:p>
       <w:pPr>
-        <w:pStyle w:val="NoSpacing"/>
-        <w:jc w:val="center"/>
-        <w:rPr>
-          <w:rFonts w:ascii="Times New Roman" w:hAnsi="Times New Roman" w:cs="Times New Roman"/>
-        </w:rPr>
-      </w:pPr>
-      <w:r>
-        <w:rPr>
-          <w:rFonts w:ascii="Times New Roman" w:hAnsi="Times New Roman" w:cs="Times New Roman"/>
-        </w:rPr>
-        <w:t>Third Terminal Examination-2082</w:t>
-      </w:r>
-    </w:p>
-    <w:p>
-      <w:pPr>
-        <w:pStyle w:val="NoSpacing"/>
-        <w:rPr>
-          <w:rFonts w:ascii="Times New Roman" w:hAnsi="Times New Roman" w:cs="Times New Roman"/>
-          <w:sz w:val="36"/>
-          <w:szCs w:val="32"/>
-        </w:rPr>
-      </w:pPr>
-      <w:r>
-        <w:rPr>
-          <w:rFonts w:ascii="Times New Roman" w:hAnsi="Times New Roman" w:cs="Times New Roman"/>
-          <w:sz w:val="36"/>
-          <w:szCs w:val="32"/>
-        </w:rPr>
-        <w:t>Class:-</w:t>
-      </w:r>
-      <w:proofErr w:type="gramStart"/>
-      <w:r>
-        <w:rPr>
-          <w:rFonts w:ascii="Times New Roman" w:hAnsi="Times New Roman" w:cs="Times New Roman"/>
-          <w:sz w:val="36"/>
-          <w:szCs w:val="32"/>
-        </w:rPr>
-        <w:t>3</w:t>
-      </w:r>
-      <w:proofErr w:type="gramEnd"/>
-      <w:r>
-        <w:rPr>
-          <w:rFonts w:ascii="Times New Roman" w:hAnsi="Times New Roman" w:cs="Times New Roman"/>
-          <w:sz w:val="36"/>
-          <w:szCs w:val="32"/>
-        </w:rPr>
-        <w:tab/>
-      </w:r>
-      <w:r>
-        <w:rPr>
-          <w:rFonts w:ascii="Times New Roman" w:hAnsi="Times New Roman" w:cs="Times New Roman"/>
-        </w:rPr>
-        <w:tab/>
-      </w:r>
-      <w:r>
-        <w:rPr>
-          <w:rFonts w:ascii="Times New Roman" w:hAnsi="Times New Roman" w:cs="Times New Roman"/>
-          <w:sz w:val="36"/>
-          <w:szCs w:val="32"/>
-        </w:rPr>
-        <w:tab/>
-      </w:r>
-      <w:r>
-        <w:rPr>
-          <w:rFonts w:ascii="Times New Roman" w:hAnsi="Times New Roman" w:cs="Times New Roman"/>
-          <w:sz w:val="36"/>
-          <w:szCs w:val="32"/>
-        </w:rPr>
-        <w:tab/>
-      </w:r>
-      <w:r>
-        <w:rPr>
-          <w:rFonts w:ascii="Times New Roman" w:hAnsi="Times New Roman" w:cs="Times New Roman"/>
-          <w:sz w:val="36"/>
-          <w:szCs w:val="32"/>
-        </w:rPr>
-        <w:tab/>
-      </w:r>
-      <w:r>
-        <w:rPr>
-          <w:rFonts w:ascii="Times New Roman" w:hAnsi="Times New Roman" w:cs="Times New Roman"/>
-          <w:sz w:val="36"/>
-          <w:szCs w:val="32"/>
-        </w:rPr>
-        <w:tab/>
-      </w:r>
-      <w:r>
-        <w:rPr>
-          <w:rFonts w:ascii="Times New Roman" w:hAnsi="Times New Roman" w:cs="Times New Roman"/>
-          <w:sz w:val="36"/>
-          <w:szCs w:val="32"/>
-        </w:rPr>
-        <w:tab/>
-      </w:r>
-      <w:r>
-        <w:rPr>
-          <w:rFonts w:ascii="Times New Roman" w:hAnsi="Times New Roman" w:cs="Times New Roman"/>
-          <w:sz w:val="36"/>
-          <w:szCs w:val="32"/>
-        </w:rPr>
-        <w:tab/>
-      </w:r>
-      <w:r>
-        <w:rPr>
-          <w:rFonts w:ascii="Times New Roman" w:hAnsi="Times New Roman" w:cs="Times New Roman"/>
-          <w:sz w:val="36"/>
-          <w:szCs w:val="32"/>
-        </w:rPr>
-        <w:tab/>
-        <w:t>F.M:-50</w:t>
-      </w:r>
-    </w:p>
-    <w:p>
-      <w:pPr>
-        <w:pStyle w:val="NoSpacing"/>
-        <w:rPr>
-          <w:rFonts w:ascii="Times New Roman" w:hAnsi="Times New Roman" w:cs="Times New Roman"/>
-          <w:sz w:val="36"/>
-          <w:szCs w:val="32"/>
-        </w:rPr>
-      </w:pPr>
-      <w:r>
-        <w:rPr>
-          <w:rFonts w:ascii="Times New Roman" w:hAnsi="Times New Roman" w:cs="Times New Roman"/>
-          <w:sz w:val="36"/>
-          <w:szCs w:val="32"/>
-        </w:rPr>
-        <w:t>Subject</w:t>
-      </w:r>
-      <w:proofErr w:type="gramStart"/>
-      <w:r>
-        <w:rPr>
-          <w:rFonts w:ascii="Times New Roman" w:hAnsi="Times New Roman" w:cs="Times New Roman"/>
-          <w:sz w:val="36"/>
-          <w:szCs w:val="32"/>
-        </w:rPr>
-        <w:t>:-</w:t>
-      </w:r>
-      <w:proofErr w:type="gramEnd"/>
-      <w:r>
-        <w:rPr>
-          <w:rFonts w:ascii="Times New Roman" w:hAnsi="Times New Roman" w:cs="Times New Roman"/>
-          <w:sz w:val="36"/>
+        <w:rPr>
+          <w:rFonts w:ascii="Times New Roman" w:hAnsi="Times New Roman" w:cs="Times New Roman"/>
+          <w:b/>
+          <w:bCs/>
+          <w:sz w:val="32"/>
+          <w:szCs w:val="32"/>
+        </w:rPr>
+      </w:pPr>
+    </w:p>
+    <w:p>
+      <w:pPr>
+        <w:rPr>
+          <w:rFonts w:ascii="Times New Roman" w:hAnsi="Times New Roman" w:cs="Times New Roman"/>
+          <w:sz w:val="32"/>
+          <w:szCs w:val="32"/>
+        </w:rPr>
+      </w:pPr>
+      <w:r>
+        <w:rPr>
+          <w:rFonts w:ascii="Times New Roman" w:hAnsi="Times New Roman" w:cs="Times New Roman"/>
+          <w:b/>
+          <w:bCs/>
+          <w:sz w:val="32"/>
+          <w:szCs w:val="32"/>
+        </w:rPr>
+        <w:t>1.</w:t>
+      </w:r>
+      <w:r>
+        <w:rPr>
+          <w:rFonts w:ascii="Times New Roman" w:hAnsi="Times New Roman" w:cs="Times New Roman"/>
+          <w:b/>
+          <w:bCs/>
+          <w:sz w:val="32"/>
           <w:szCs w:val="32"/>
         </w:rPr>
         <w:t xml:space="preserve"> </w:t>
       </w:r>
-      <w:proofErr w:type="spellStart"/>
-      <w:r>
-        <w:rPr>
-          <w:rFonts w:ascii="Times New Roman" w:hAnsi="Times New Roman" w:cs="Times New Roman"/>
-          <w:sz w:val="36"/>
-          <w:szCs w:val="32"/>
-        </w:rPr>
-        <w:t>P.English</w:t>
-      </w:r>
-      <w:proofErr w:type="spellEnd"/>
-      <w:r>
-        <w:rPr>
-          <w:rFonts w:ascii="Times New Roman" w:hAnsi="Times New Roman" w:cs="Times New Roman"/>
-          <w:sz w:val="36"/>
-          <w:szCs w:val="32"/>
-        </w:rPr>
-        <w:tab/>
-      </w:r>
-      <w:r>
-        <w:rPr>
-          <w:rFonts w:ascii="Times New Roman" w:hAnsi="Times New Roman" w:cs="Times New Roman"/>
-          <w:sz w:val="36"/>
-          <w:szCs w:val="32"/>
-        </w:rPr>
-        <w:tab/>
-      </w:r>
-      <w:r>
-        <w:rPr>
-          <w:rFonts w:ascii="Times New Roman" w:hAnsi="Times New Roman" w:cs="Times New Roman"/>
-          <w:sz w:val="36"/>
-          <w:szCs w:val="32"/>
-        </w:rPr>
-        <w:tab/>
-      </w:r>
-      <w:r>
-        <w:rPr>
-          <w:rFonts w:ascii="Times New Roman" w:hAnsi="Times New Roman" w:cs="Times New Roman"/>
-          <w:sz w:val="36"/>
-          <w:szCs w:val="32"/>
-        </w:rPr>
-        <w:tab/>
-      </w:r>
-      <w:r>
-        <w:rPr>
-          <w:rFonts w:ascii="Times New Roman" w:hAnsi="Times New Roman" w:cs="Times New Roman"/>
-          <w:sz w:val="36"/>
-          <w:szCs w:val="32"/>
-        </w:rPr>
-        <w:tab/>
-      </w:r>
-      <w:r>
-        <w:rPr>
-          <w:rFonts w:ascii="Times New Roman" w:hAnsi="Times New Roman" w:cs="Times New Roman"/>
-          <w:sz w:val="36"/>
-          <w:szCs w:val="32"/>
-        </w:rPr>
-        <w:tab/>
-      </w:r>
-      <w:r>
-        <w:rPr>
-          <w:rFonts w:ascii="Times New Roman" w:hAnsi="Times New Roman" w:cs="Times New Roman"/>
-          <w:sz w:val="36"/>
-          <w:szCs w:val="32"/>
-        </w:rPr>
-        <w:tab/>
-        <w:t>P.M:-18</w:t>
-      </w:r>
-    </w:p>
-    <w:p>
-      <w:pPr>
-        <w:tabs>
-          <w:tab w:val="left" w:pos="7568"/>
-        </w:tabs>
-        <w:rPr>
-          <w:rFonts w:ascii="Times New Roman" w:hAnsi="Times New Roman" w:cs="Times New Roman"/>
-        </w:rPr>
-      </w:pPr>
-    </w:p>
-    <w:p>
-      <w:pPr>
-        <w:rPr>
-          <w:rFonts w:ascii="Times New Roman" w:hAnsi="Times New Roman" w:cs="Times New Roman"/>
-          <w:b/>
-          <w:bCs/>
-          <w:sz w:val="32"/>
-          <w:szCs w:val="32"/>
-        </w:rPr>
-      </w:pPr>
-    </w:p>
-    <w:p>
-      <w:pPr>
-        <w:rPr>
-          <w:rFonts w:ascii="Times New Roman" w:hAnsi="Times New Roman" w:cs="Times New Roman"/>
-          <w:sz w:val="32"/>
-          <w:szCs w:val="32"/>
-        </w:rPr>
-      </w:pPr>
-      <w:proofErr w:type="gramStart"/>
-      <w:r>
-        <w:rPr>
-          <w:rFonts w:ascii="Times New Roman" w:hAnsi="Times New Roman" w:cs="Times New Roman"/>
-          <w:b/>
-          <w:bCs/>
-          <w:sz w:val="32"/>
-          <w:szCs w:val="32"/>
-        </w:rPr>
-        <w:t>1.Read</w:t>
-      </w:r>
-      <w:proofErr w:type="gramEnd"/>
-      <w:r>
-        <w:rPr>
-          <w:rFonts w:ascii="Times New Roman" w:hAnsi="Times New Roman" w:cs="Times New Roman"/>
-          <w:b/>
-          <w:bCs/>
-          <w:sz w:val="32"/>
-          <w:szCs w:val="32"/>
-        </w:rPr>
-        <w:t xml:space="preserve"> the following passage and do the activities given bel</w:t>
+      <w:r>
+        <w:rPr>
+          <w:rFonts w:ascii="Times New Roman" w:hAnsi="Times New Roman" w:cs="Times New Roman"/>
+          <w:b/>
+          <w:bCs/>
+          <w:sz w:val="32"/>
+          <w:szCs w:val="32"/>
+        </w:rPr>
+        <w:t>Read the following passage and do the activities given bel</w:t>
       </w:r>
       <w:r>
         <w:rPr>
@@ -563,6 +1104,7 @@
     </w:p>
     <w:p>
       <w:pPr>
+        <w:spacing w:after="0"/>
         <w:jc w:val="both"/>
         <w:rPr>
           <w:rFonts w:ascii="Times New Roman" w:hAnsi="Times New Roman" w:cs="Times New Roman"/>
@@ -576,18 +1118,16 @@
           <w:sz w:val="32"/>
           <w:szCs w:val="32"/>
         </w:rPr>
-        <w:t xml:space="preserve">     A fox and a tortoise were friends. The tortoise lived in a pond. The fox lived in the forest nearby.</w:t>
-      </w:r>
-    </w:p>
-    <w:p>
-      <w:pPr>
-        <w:jc w:val="both"/>
-        <w:rPr>
-          <w:rFonts w:ascii="Times New Roman" w:hAnsi="Times New Roman" w:cs="Times New Roman"/>
-          <w:sz w:val="32"/>
-          <w:szCs w:val="32"/>
-        </w:rPr>
-      </w:pPr>
+        <w:t>A fox and a tortoise were friends. The tortoise lived in a pond. The fox lived in the forest nearby.</w:t>
+      </w:r>
+      <w:r>
+        <w:rPr>
+          <w:rFonts w:ascii="Times New Roman" w:hAnsi="Times New Roman" w:cs="Times New Roman"/>
+          <w:sz w:val="32"/>
+          <w:szCs w:val="32"/>
+        </w:rPr>
+        <w:t xml:space="preserve"> </w:t>
+      </w:r>
       <w:r>
         <w:rPr>
           <w:rFonts w:ascii="Times New Roman" w:hAnsi="Times New Roman" w:cs="Times New Roman"/>
@@ -619,17 +1159,6 @@
       <w:pPr>
         <w:rPr>
           <w:rFonts w:ascii="Times New Roman" w:hAnsi="Times New Roman" w:cs="Times New Roman"/>
-          <w:b/>
-          <w:bCs/>
-          <w:sz w:val="32"/>
-          <w:szCs w:val="32"/>
-        </w:rPr>
-      </w:pPr>
-    </w:p>
-    <w:p>
-      <w:pPr>
-        <w:rPr>
-          <w:rFonts w:ascii="Times New Roman" w:hAnsi="Times New Roman" w:cs="Times New Roman"/>
           <w:sz w:val="32"/>
           <w:szCs w:val="32"/>
         </w:rPr>
@@ -683,6 +1212,55 @@
           <w:szCs w:val="32"/>
         </w:rPr>
         <w:tab/>
+      </w:r>
+      <w:r>
+        <w:rPr>
+          <w:rFonts w:ascii="Times New Roman" w:hAnsi="Times New Roman" w:cs="Times New Roman"/>
+          <w:b/>
+          <w:bCs/>
+          <w:sz w:val="32"/>
+          <w:szCs w:val="32"/>
+        </w:rPr>
+        <w:tab/>
+      </w:r>
+      <w:r>
+        <w:rPr>
+          <w:rFonts w:ascii="Times New Roman" w:hAnsi="Times New Roman" w:cs="Times New Roman"/>
+          <w:b/>
+          <w:bCs/>
+          <w:sz w:val="32"/>
+          <w:szCs w:val="32"/>
+        </w:rPr>
+        <w:tab/>
+      </w:r>
+      <w:r>
+        <w:rPr>
+          <w:rFonts w:ascii="Times New Roman" w:hAnsi="Times New Roman" w:cs="Times New Roman"/>
+          <w:b/>
+          <w:bCs/>
+          <w:sz w:val="32"/>
+          <w:szCs w:val="32"/>
+        </w:rPr>
+        <w:tab/>
+      </w:r>
+      <w:r>
+        <w:rPr>
+          <w:rFonts w:ascii="Times New Roman" w:hAnsi="Times New Roman" w:cs="Times New Roman"/>
+          <w:b/>
+          <w:bCs/>
+          <w:sz w:val="32"/>
+          <w:szCs w:val="32"/>
+        </w:rPr>
+        <w:tab/>
+      </w:r>
+      <w:r>
+        <w:rPr>
+          <w:rFonts w:ascii="Times New Roman" w:hAnsi="Times New Roman" w:cs="Times New Roman"/>
+          <w:b/>
+          <w:bCs/>
+          <w:sz w:val="32"/>
+          <w:szCs w:val="32"/>
+        </w:rPr>
         <w:t>(3×2=6)</w:t>
       </w:r>
     </w:p>
@@ -721,7 +1299,7 @@
         <mc:AlternateContent>
           <mc:Choice Requires="wps">
             <w:drawing>
-              <wp:anchor distT="0" distB="0" distL="114300" distR="114300" simplePos="0" relativeHeight="251660288" behindDoc="0" locked="0" layoutInCell="1" allowOverlap="1" wp14:anchorId="0A31FA08" wp14:editId="3A51CB1D">
+              <wp:anchor distT="0" distB="0" distL="114300" distR="114300" simplePos="0" relativeHeight="251660288" behindDoc="0" locked="0" layoutInCell="1" allowOverlap="1" wp14:anchorId="746725F1" wp14:editId="3427846A">
                 <wp:simplePos x="0" y="0"/>
                 <wp:positionH relativeFrom="margin">
                   <wp:align>left</wp:align>
@@ -819,6 +1397,22 @@
         </w:rPr>
         <w:t>........................................................................................................</w:t>
       </w:r>
+      <w:r>
+        <w:rPr>
+          <w:rFonts w:ascii="Times New Roman" w:hAnsi="Times New Roman" w:cs="Times New Roman"/>
+          <w:sz w:val="32"/>
+          <w:szCs w:val="32"/>
+        </w:rPr>
+        <w:t>..........</w:t>
+      </w:r>
+      <w:r>
+        <w:rPr>
+          <w:rFonts w:ascii="Times New Roman" w:hAnsi="Times New Roman" w:cs="Times New Roman"/>
+          <w:sz w:val="32"/>
+          <w:szCs w:val="32"/>
+        </w:rPr>
+        <w:t>.........</w:t>
+      </w:r>
     </w:p>
     <w:p>
       <w:pPr>
@@ -836,40 +1430,54 @@
         </w:rPr>
         <w:t xml:space="preserve">       …………………………………………………………………….</w:t>
       </w:r>
-    </w:p>
-    <w:p>
-      <w:pPr>
-        <w:rPr>
-          <w:rFonts w:ascii="Times New Roman" w:hAnsi="Times New Roman" w:cs="Times New Roman"/>
-          <w:sz w:val="32"/>
-          <w:szCs w:val="32"/>
-        </w:rPr>
-      </w:pPr>
-      <w:r>
-        <w:rPr>
-          <w:rFonts w:ascii="Times New Roman" w:hAnsi="Times New Roman" w:cs="Times New Roman"/>
-          <w:sz w:val="32"/>
-          <w:szCs w:val="32"/>
-        </w:rPr>
-        <w:t xml:space="preserve">  </w:t>
-      </w:r>
-      <w:proofErr w:type="gramStart"/>
-      <w:r>
-        <w:rPr>
-          <w:rFonts w:ascii="Times New Roman" w:hAnsi="Times New Roman" w:cs="Times New Roman"/>
-          <w:sz w:val="32"/>
-          <w:szCs w:val="32"/>
-        </w:rPr>
-        <w:t>b)Where</w:t>
-      </w:r>
-      <w:proofErr w:type="gramEnd"/>
-      <w:r>
-        <w:rPr>
-          <w:rFonts w:ascii="Times New Roman" w:hAnsi="Times New Roman" w:cs="Times New Roman"/>
-          <w:sz w:val="32"/>
-          <w:szCs w:val="32"/>
-        </w:rPr>
-        <w:t xml:space="preserve"> did the tortoise live?</w:t>
+      <w:r>
+        <w:rPr>
+          <w:rFonts w:ascii="Times New Roman" w:hAnsi="Times New Roman" w:cs="Times New Roman"/>
+          <w:sz w:val="32"/>
+          <w:szCs w:val="32"/>
+        </w:rPr>
+        <w:t>..........</w:t>
+      </w:r>
+      <w:r>
+        <w:rPr>
+          <w:rFonts w:ascii="Times New Roman" w:hAnsi="Times New Roman" w:cs="Times New Roman"/>
+          <w:sz w:val="32"/>
+          <w:szCs w:val="32"/>
+        </w:rPr>
+        <w:t>........</w:t>
+      </w:r>
+    </w:p>
+    <w:p>
+      <w:pPr>
+        <w:rPr>
+          <w:rFonts w:ascii="Times New Roman" w:hAnsi="Times New Roman" w:cs="Times New Roman"/>
+          <w:sz w:val="32"/>
+          <w:szCs w:val="32"/>
+        </w:rPr>
+      </w:pPr>
+      <w:r>
+        <w:rPr>
+          <w:rFonts w:ascii="Times New Roman" w:hAnsi="Times New Roman" w:cs="Times New Roman"/>
+          <w:sz w:val="32"/>
+          <w:szCs w:val="32"/>
+        </w:rPr>
+        <w:t xml:space="preserve">  b)</w:t>
+      </w:r>
+      <w:r>
+        <w:rPr>
+          <w:rFonts w:ascii="Times New Roman" w:hAnsi="Times New Roman" w:cs="Times New Roman"/>
+          <w:sz w:val="32"/>
+          <w:szCs w:val="32"/>
+        </w:rPr>
+        <w:t xml:space="preserve"> </w:t>
+      </w:r>
+      <w:r>
+        <w:rPr>
+          <w:rFonts w:ascii="Times New Roman" w:hAnsi="Times New Roman" w:cs="Times New Roman"/>
+          <w:sz w:val="32"/>
+          <w:szCs w:val="32"/>
+        </w:rPr>
+        <w:t>Where did the tortoise live?</w:t>
       </w:r>
     </w:p>
     <w:p>
@@ -890,18 +1498,18 @@
         <mc:AlternateContent>
           <mc:Choice Requires="wps">
             <w:drawing>
-              <wp:anchor distT="0" distB="0" distL="114300" distR="114300" simplePos="0" relativeHeight="251662336" behindDoc="0" locked="0" layoutInCell="1" allowOverlap="1" wp14:anchorId="06C5DEA5" wp14:editId="6FFB06AD">
+              <wp:anchor distT="0" distB="0" distL="114300" distR="114300" simplePos="0" relativeHeight="251702272" behindDoc="0" locked="0" layoutInCell="1" allowOverlap="1" wp14:anchorId="50F321F7" wp14:editId="1A6ADA46">
                 <wp:simplePos x="0" y="0"/>
                 <wp:positionH relativeFrom="margin">
                   <wp:align>left</wp:align>
                 </wp:positionH>
                 <wp:positionV relativeFrom="paragraph">
-                  <wp:posOffset>19050</wp:posOffset>
+                  <wp:posOffset>30554</wp:posOffset>
                 </wp:positionV>
                 <wp:extent cx="361507" cy="95693"/>
                 <wp:effectExtent l="0" t="19050" r="38735" b="38100"/>
                 <wp:wrapNone/>
-                <wp:docPr id="3" name="Right Arrow 3"/>
+                <wp:docPr id="726610033" name="Right Arrow 1"/>
                 <wp:cNvGraphicFramePr/>
                 <a:graphic xmlns:a="http://schemas.openxmlformats.org/drawingml/2006/main">
                   <a:graphicData uri="http://schemas.microsoft.com/office/word/2010/wordprocessingShape">
@@ -915,20 +1523,23 @@
                         <a:prstGeom prst="rightArrow">
                           <a:avLst/>
                         </a:prstGeom>
-                        <a:solidFill>
-                          <a:srgbClr val="5B9BD5"/>
-                        </a:solidFill>
-                        <a:ln w="12700" cap="flat" cmpd="sng" algn="ctr">
-                          <a:solidFill>
-                            <a:srgbClr val="5B9BD5">
-                              <a:shade val="50000"/>
-                            </a:srgbClr>
-                          </a:solidFill>
-                          <a:prstDash val="solid"/>
-                          <a:miter lim="800000"/>
-                        </a:ln>
-                        <a:effectLst/>
                       </wps:spPr>
+                      <wps:style>
+                        <a:lnRef idx="2">
+                          <a:schemeClr val="accent1">
+                            <a:shade val="50000"/>
+                          </a:schemeClr>
+                        </a:lnRef>
+                        <a:fillRef idx="1">
+                          <a:schemeClr val="accent1"/>
+                        </a:fillRef>
+                        <a:effectRef idx="0">
+                          <a:schemeClr val="accent1"/>
+                        </a:effectRef>
+                        <a:fontRef idx="minor">
+                          <a:schemeClr val="lt1"/>
+                        </a:fontRef>
+                      </wps:style>
                       <wps:bodyPr rot="0" spcFirstLastPara="0" vertOverflow="overflow" horzOverflow="overflow" vert="horz" wrap="square" lIns="91440" tIns="45720" rIns="91440" bIns="45720" numCol="1" spcCol="0" rtlCol="0" fromWordArt="0" anchor="ctr" anchorCtr="0" forceAA="0" compatLnSpc="1">
                         <a:prstTxWarp prst="textNoShape">
                           <a:avLst/>
@@ -946,7 +1557,23 @@
           </mc:Choice>
           <mc:Fallback>
             <w:pict>
-              <v:shape w14:anchorId="42014474" id="Right Arrow 3" o:spid="_x0000_s1026" type="#_x0000_t13" style="position:absolute;margin-left:0;margin-top:1.5pt;width:28.45pt;height:7.55pt;z-index:251662336;visibility:visible;mso-wrap-style:square;mso-height-percent:0;mso-wrap-distance-left:9pt;mso-wrap-distance-top:0;mso-wrap-distance-right:9pt;mso-wrap-distance-bottom:0;mso-position-horizontal:left;mso-position-horizontal-relative:margin;mso-position-vertical:absolute;mso-position-vertical-relative:text;mso-height-percent:0;mso-height-relative:margin;v-text-anchor:middle" o:gfxdata="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" adj="18741" fillcolor="#5b9bd5" strokecolor="#41719c" strokeweight="1pt">
+              <v:shapetype w14:anchorId="6F24086A" id="_x0000_t13" coordsize="21600,21600" o:spt="13" adj="16200,5400" path="m@0,l@0@1,0@1,0@2@0@2@0,21600,21600,10800xe">
+                <v:stroke joinstyle="miter"/>
+                <v:formulas>
+                  <v:f eqn="val #0"/>
+                  <v:f eqn="val #1"/>
+                  <v:f eqn="sum height 0 #1"/>
+                  <v:f eqn="sum 10800 0 #1"/>
+                  <v:f eqn="sum width 0 #0"/>
+                  <v:f eqn="prod @4 @3 10800"/>
+                  <v:f eqn="sum width 0 @5"/>
+                </v:formulas>
+                <v:path o:connecttype="custom" o:connectlocs="@0,0;0,10800;@0,21600;21600,10800" o:connectangles="270,180,90,0" textboxrect="0,@1,@6,@2"/>
+                <v:handles>
+                  <v:h position="#0,#1" xrange="0,21600" yrange="0,10800"/>
+                </v:handles>
+              </v:shapetype>
+              <v:shape id="Right Arrow 1" o:spid="_x0000_s1026" type="#_x0000_t13" style="position:absolute;margin-left:0;margin-top:2.4pt;width:28.45pt;height:7.55pt;z-index:251702272;visibility:visible;mso-wrap-style:square;mso-height-percent:0;mso-wrap-distance-left:9pt;mso-wrap-distance-top:0;mso-wrap-distance-right:9pt;mso-wrap-distance-bottom:0;mso-position-horizontal:left;mso-position-horizontal-relative:margin;mso-position-vertical:absolute;mso-position-vertical-relative:text;mso-height-percent:0;mso-height-relative:margin;v-text-anchor:middle" o:gfxdata="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" adj="18741" fillcolor="#5b9bd5 [3204]" strokecolor="#1f4d78 [1604]" strokeweight="1pt">
                 <w10:wrap anchorx="margin"/>
               </v:shape>
             </w:pict>
@@ -959,74 +1586,73 @@
           <w:sz w:val="32"/>
           <w:szCs w:val="32"/>
         </w:rPr>
-        <w:t xml:space="preserve">        </w:t>
-      </w:r>
-      <w:r>
-        <w:rPr>
-          <w:rFonts w:ascii="Times New Roman" w:hAnsi="Times New Roman" w:cs="Times New Roman"/>
-        </w:rPr>
-        <w:t xml:space="preserve"> </w:t>
-      </w:r>
-      <w:r>
-        <w:rPr>
-          <w:rFonts w:ascii="Times New Roman" w:hAnsi="Times New Roman" w:cs="Times New Roman"/>
-          <w:sz w:val="32"/>
-          <w:szCs w:val="32"/>
-        </w:rPr>
-        <w:t>…………………………………………………………………</w:t>
-      </w:r>
-    </w:p>
-    <w:p>
-      <w:pPr>
-        <w:rPr>
-          <w:rFonts w:ascii="Times New Roman" w:hAnsi="Times New Roman" w:cs="Times New Roman"/>
-          <w:sz w:val="32"/>
-          <w:szCs w:val="32"/>
-        </w:rPr>
-      </w:pPr>
-      <w:r>
-        <w:rPr>
-          <w:rFonts w:ascii="Times New Roman" w:hAnsi="Times New Roman" w:cs="Times New Roman"/>
-          <w:sz w:val="32"/>
-          <w:szCs w:val="32"/>
-        </w:rPr>
-        <w:t xml:space="preserve">         …………………………………………………………………</w:t>
-      </w:r>
-    </w:p>
-    <w:p>
-      <w:pPr>
-        <w:rPr>
-          <w:rFonts w:ascii="Times New Roman" w:hAnsi="Times New Roman" w:cs="Times New Roman"/>
-        </w:rPr>
-      </w:pPr>
-    </w:p>
-    <w:p>
-      <w:pPr>
-        <w:rPr>
-          <w:rFonts w:ascii="Times New Roman" w:hAnsi="Times New Roman" w:cs="Times New Roman"/>
-          <w:sz w:val="32"/>
-          <w:szCs w:val="32"/>
-        </w:rPr>
-      </w:pPr>
-      <w:r>
-        <w:rPr>
-          <w:rFonts w:ascii="Times New Roman" w:hAnsi="Times New Roman" w:cs="Times New Roman"/>
-          <w:sz w:val="32"/>
-          <w:szCs w:val="32"/>
-        </w:rPr>
-        <w:lastRenderedPageBreak/>
-        <w:t xml:space="preserve"> </w:t>
-      </w:r>
-      <w:proofErr w:type="gramStart"/>
-      <w:r>
-        <w:rPr>
-          <w:rFonts w:ascii="Times New Roman" w:hAnsi="Times New Roman" w:cs="Times New Roman"/>
-          <w:sz w:val="32"/>
-          <w:szCs w:val="32"/>
-        </w:rPr>
-        <w:t>c)</w:t>
-      </w:r>
-      <w:proofErr w:type="gramEnd"/>
+        <w:t xml:space="preserve">       </w:t>
+      </w:r>
+      <w:r>
+        <w:rPr>
+          <w:rFonts w:ascii="Times New Roman" w:hAnsi="Times New Roman" w:cs="Times New Roman"/>
+          <w:sz w:val="32"/>
+          <w:szCs w:val="32"/>
+        </w:rPr>
+        <w:t>..................................................................................................................</w:t>
+      </w:r>
+      <w:r>
+        <w:rPr>
+          <w:rFonts w:ascii="Times New Roman" w:hAnsi="Times New Roman" w:cs="Times New Roman"/>
+          <w:sz w:val="32"/>
+          <w:szCs w:val="32"/>
+        </w:rPr>
+        <w:t>.........</w:t>
+      </w:r>
+    </w:p>
+    <w:p>
+      <w:pPr>
+        <w:rPr>
+          <w:rFonts w:ascii="Times New Roman" w:hAnsi="Times New Roman" w:cs="Times New Roman"/>
+          <w:sz w:val="32"/>
+          <w:szCs w:val="32"/>
+        </w:rPr>
+      </w:pPr>
+      <w:r>
+        <w:rPr>
+          <w:rFonts w:ascii="Times New Roman" w:hAnsi="Times New Roman" w:cs="Times New Roman"/>
+          <w:sz w:val="32"/>
+          <w:szCs w:val="32"/>
+        </w:rPr>
+        <w:t xml:space="preserve">       ……………………………………………………………………...........</w:t>
+      </w:r>
+      <w:r>
+        <w:rPr>
+          <w:rFonts w:ascii="Times New Roman" w:hAnsi="Times New Roman" w:cs="Times New Roman"/>
+          <w:sz w:val="32"/>
+          <w:szCs w:val="32"/>
+        </w:rPr>
+        <w:t>........</w:t>
+      </w:r>
+    </w:p>
+    <w:p>
+      <w:pPr>
+        <w:rPr>
+          <w:rFonts w:ascii="Times New Roman" w:hAnsi="Times New Roman" w:cs="Times New Roman"/>
+        </w:rPr>
+      </w:pPr>
+    </w:p>
+    <w:p>
+      <w:pPr>
+        <w:rPr>
+          <w:rFonts w:ascii="Times New Roman" w:hAnsi="Times New Roman" w:cs="Times New Roman"/>
+          <w:sz w:val="32"/>
+          <w:szCs w:val="32"/>
+        </w:rPr>
+      </w:pPr>
+      <w:r>
+        <w:rPr>
+          <w:rFonts w:ascii="Times New Roman" w:hAnsi="Times New Roman" w:cs="Times New Roman"/>
+          <w:sz w:val="32"/>
+          <w:szCs w:val="32"/>
+        </w:rPr>
+        <w:t xml:space="preserve"> c)</w:t>
+      </w:r>
       <w:r>
         <w:rPr>
           <w:rFonts w:ascii="Times New Roman" w:hAnsi="Times New Roman" w:cs="Times New Roman"/>
@@ -1054,18 +1680,18 @@
         <mc:AlternateContent>
           <mc:Choice Requires="wps">
             <w:drawing>
-              <wp:anchor distT="0" distB="0" distL="114300" distR="114300" simplePos="0" relativeHeight="251664384" behindDoc="0" locked="0" layoutInCell="1" allowOverlap="1" wp14:anchorId="06C5DEA5" wp14:editId="6FFB06AD">
+              <wp:anchor distT="0" distB="0" distL="114300" distR="114300" simplePos="0" relativeHeight="251704320" behindDoc="0" locked="0" layoutInCell="1" allowOverlap="1" wp14:anchorId="462A4FA4" wp14:editId="603E206A">
                 <wp:simplePos x="0" y="0"/>
                 <wp:positionH relativeFrom="margin">
                   <wp:align>left</wp:align>
                 </wp:positionH>
                 <wp:positionV relativeFrom="paragraph">
-                  <wp:posOffset>19050</wp:posOffset>
+                  <wp:posOffset>30554</wp:posOffset>
                 </wp:positionV>
                 <wp:extent cx="361507" cy="95693"/>
                 <wp:effectExtent l="0" t="19050" r="38735" b="38100"/>
                 <wp:wrapNone/>
-                <wp:docPr id="4" name="Right Arrow 4"/>
+                <wp:docPr id="1345425420" name="Right Arrow 1"/>
                 <wp:cNvGraphicFramePr/>
                 <a:graphic xmlns:a="http://schemas.openxmlformats.org/drawingml/2006/main">
                   <a:graphicData uri="http://schemas.microsoft.com/office/word/2010/wordprocessingShape">
@@ -1079,20 +1705,23 @@
                         <a:prstGeom prst="rightArrow">
                           <a:avLst/>
                         </a:prstGeom>
-                        <a:solidFill>
-                          <a:srgbClr val="5B9BD5"/>
-                        </a:solidFill>
-                        <a:ln w="12700" cap="flat" cmpd="sng" algn="ctr">
-                          <a:solidFill>
-                            <a:srgbClr val="5B9BD5">
-                              <a:shade val="50000"/>
-                            </a:srgbClr>
-                          </a:solidFill>
-                          <a:prstDash val="solid"/>
-                          <a:miter lim="800000"/>
-                        </a:ln>
-                        <a:effectLst/>
                       </wps:spPr>
+                      <wps:style>
+                        <a:lnRef idx="2">
+                          <a:schemeClr val="accent1">
+                            <a:shade val="50000"/>
+                          </a:schemeClr>
+                        </a:lnRef>
+                        <a:fillRef idx="1">
+                          <a:schemeClr val="accent1"/>
+                        </a:fillRef>
+                        <a:effectRef idx="0">
+                          <a:schemeClr val="accent1"/>
+                        </a:effectRef>
+                        <a:fontRef idx="minor">
+                          <a:schemeClr val="lt1"/>
+                        </a:fontRef>
+                      </wps:style>
                       <wps:bodyPr rot="0" spcFirstLastPara="0" vertOverflow="overflow" horzOverflow="overflow" vert="horz" wrap="square" lIns="91440" tIns="45720" rIns="91440" bIns="45720" numCol="1" spcCol="0" rtlCol="0" fromWordArt="0" anchor="ctr" anchorCtr="0" forceAA="0" compatLnSpc="1">
                         <a:prstTxWarp prst="textNoShape">
                           <a:avLst/>
@@ -1110,7 +1739,7 @@
           </mc:Choice>
           <mc:Fallback>
             <w:pict>
-              <v:shape w14:anchorId="1E52F619" id="Right Arrow 4" o:spid="_x0000_s1026" type="#_x0000_t13" style="position:absolute;margin-left:0;margin-top:1.5pt;width:28.45pt;height:7.55pt;z-index:251664384;visibility:visible;mso-wrap-style:square;mso-height-percent:0;mso-wrap-distance-left:9pt;mso-wrap-distance-top:0;mso-wrap-distance-right:9pt;mso-wrap-distance-bottom:0;mso-position-horizontal:left;mso-position-horizontal-relative:margin;mso-position-vertical:absolute;mso-position-vertical-relative:text;mso-height-percent:0;mso-height-relative:margin;v-text-anchor:middle" o:gfxdata="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" adj="18741" fillcolor="#5b9bd5" strokecolor="#41719c" strokeweight="1pt">
+              <v:shape w14:anchorId="5EB7524C" id="Right Arrow 1" o:spid="_x0000_s1026" type="#_x0000_t13" style="position:absolute;margin-left:0;margin-top:2.4pt;width:28.45pt;height:7.55pt;z-index:251704320;visibility:visible;mso-wrap-style:square;mso-height-percent:0;mso-wrap-distance-left:9pt;mso-wrap-distance-top:0;mso-wrap-distance-right:9pt;mso-wrap-distance-bottom:0;mso-position-horizontal:left;mso-position-horizontal-relative:margin;mso-position-vertical:absolute;mso-position-vertical-relative:text;mso-height-percent:0;mso-height-relative:margin;v-text-anchor:middle" o:gfxdata="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" adj="18741" fillcolor="#5b9bd5 [3204]" strokecolor="#1f4d78 [1604]" strokeweight="1pt">
                 <w10:wrap anchorx="margin"/>
               </v:shape>
             </w:pict>
@@ -1131,40 +1760,40 @@
           <w:sz w:val="32"/>
           <w:szCs w:val="32"/>
         </w:rPr>
-        <w:t>........................................................................................................</w:t>
-      </w:r>
-    </w:p>
-    <w:p>
-      <w:pPr>
-        <w:rPr>
-          <w:rFonts w:ascii="Times New Roman" w:hAnsi="Times New Roman" w:cs="Times New Roman"/>
-          <w:sz w:val="32"/>
-          <w:szCs w:val="32"/>
-        </w:rPr>
-      </w:pPr>
-      <w:r>
-        <w:rPr>
-          <w:rFonts w:ascii="Times New Roman" w:hAnsi="Times New Roman" w:cs="Times New Roman"/>
-          <w:sz w:val="32"/>
-          <w:szCs w:val="32"/>
-        </w:rPr>
-        <w:t xml:space="preserve">   </w:t>
-      </w:r>
-      <w:r>
-        <w:rPr>
-          <w:rFonts w:ascii="Times New Roman" w:hAnsi="Times New Roman" w:cs="Times New Roman"/>
-          <w:sz w:val="32"/>
-          <w:szCs w:val="32"/>
-        </w:rPr>
-        <w:t xml:space="preserve">   ………………………………………………………………….</w:t>
-      </w:r>
-      <w:r>
-        <w:rPr>
-          <w:rFonts w:ascii="Times New Roman" w:hAnsi="Times New Roman" w:cs="Times New Roman"/>
-          <w:sz w:val="32"/>
-          <w:szCs w:val="32"/>
-        </w:rPr>
-        <w:t xml:space="preserve">   </w:t>
+        <w:t>..................................................................................................................</w:t>
+      </w:r>
+      <w:r>
+        <w:rPr>
+          <w:rFonts w:ascii="Times New Roman" w:hAnsi="Times New Roman" w:cs="Times New Roman"/>
+          <w:sz w:val="32"/>
+          <w:szCs w:val="32"/>
+        </w:rPr>
+        <w:t>.........</w:t>
+      </w:r>
+    </w:p>
+    <w:p>
+      <w:pPr>
+        <w:rPr>
+          <w:rFonts w:ascii="Times New Roman" w:hAnsi="Times New Roman" w:cs="Times New Roman"/>
+          <w:sz w:val="32"/>
+          <w:szCs w:val="32"/>
+        </w:rPr>
+      </w:pPr>
+      <w:r>
+        <w:rPr>
+          <w:rFonts w:ascii="Times New Roman" w:hAnsi="Times New Roman" w:cs="Times New Roman"/>
+          <w:sz w:val="32"/>
+          <w:szCs w:val="32"/>
+        </w:rPr>
+        <w:t xml:space="preserve">       ……………………………………………………………………...........</w:t>
+      </w:r>
+      <w:r>
+        <w:rPr>
+          <w:rFonts w:ascii="Times New Roman" w:hAnsi="Times New Roman" w:cs="Times New Roman"/>
+          <w:sz w:val="32"/>
+          <w:szCs w:val="32"/>
+        </w:rPr>
+        <w:t>........</w:t>
       </w:r>
     </w:p>
     <w:p>
@@ -1185,67 +1814,104 @@
         </w:rPr>
         <w:t xml:space="preserve"> </w:t>
       </w:r>
-      <w:proofErr w:type="gramStart"/>
-      <w:r>
-        <w:rPr>
-          <w:rFonts w:ascii="Times New Roman" w:hAnsi="Times New Roman" w:cs="Times New Roman"/>
-          <w:b/>
-          <w:bCs/>
-          <w:sz w:val="32"/>
-          <w:szCs w:val="32"/>
-        </w:rPr>
-        <w:t>B]Change</w:t>
-      </w:r>
-      <w:proofErr w:type="gramEnd"/>
-      <w:r>
-        <w:rPr>
-          <w:rFonts w:ascii="Times New Roman" w:hAnsi="Times New Roman" w:cs="Times New Roman"/>
-          <w:b/>
-          <w:bCs/>
-          <w:sz w:val="32"/>
-          <w:szCs w:val="32"/>
-        </w:rPr>
-        <w:t xml:space="preserve"> these verbs into past forms.</w:t>
-      </w:r>
-      <w:r>
-        <w:rPr>
-          <w:rFonts w:ascii="Times New Roman" w:hAnsi="Times New Roman" w:cs="Times New Roman"/>
-          <w:b/>
-          <w:bCs/>
-          <w:sz w:val="32"/>
-          <w:szCs w:val="32"/>
-        </w:rPr>
-        <w:tab/>
-      </w:r>
-      <w:r>
-        <w:rPr>
-          <w:rFonts w:ascii="Times New Roman" w:hAnsi="Times New Roman" w:cs="Times New Roman"/>
-          <w:b/>
-          <w:bCs/>
-          <w:sz w:val="32"/>
-          <w:szCs w:val="32"/>
-        </w:rPr>
-        <w:tab/>
-      </w:r>
-      <w:r>
-        <w:rPr>
-          <w:rFonts w:ascii="Times New Roman" w:hAnsi="Times New Roman" w:cs="Times New Roman"/>
-          <w:b/>
-          <w:bCs/>
-          <w:sz w:val="32"/>
-          <w:szCs w:val="32"/>
-        </w:rPr>
-        <w:tab/>
-      </w:r>
-      <w:r>
-        <w:rPr>
-          <w:rFonts w:ascii="Times New Roman" w:hAnsi="Times New Roman" w:cs="Times New Roman"/>
-          <w:b/>
-          <w:bCs/>
-          <w:sz w:val="32"/>
-          <w:szCs w:val="32"/>
-        </w:rPr>
-        <w:tab/>
+      <w:r>
+        <w:rPr>
+          <w:rFonts w:ascii="Times New Roman" w:hAnsi="Times New Roman" w:cs="Times New Roman"/>
+          <w:b/>
+          <w:bCs/>
+          <w:sz w:val="32"/>
+          <w:szCs w:val="32"/>
+        </w:rPr>
+        <w:t>B]</w:t>
+      </w:r>
+      <w:r>
+        <w:rPr>
+          <w:rFonts w:ascii="Times New Roman" w:hAnsi="Times New Roman" w:cs="Times New Roman"/>
+          <w:b/>
+          <w:bCs/>
+          <w:sz w:val="32"/>
+          <w:szCs w:val="32"/>
+        </w:rPr>
+        <w:t xml:space="preserve"> </w:t>
+      </w:r>
+      <w:r>
+        <w:rPr>
+          <w:rFonts w:ascii="Times New Roman" w:hAnsi="Times New Roman" w:cs="Times New Roman"/>
+          <w:b/>
+          <w:bCs/>
+          <w:sz w:val="32"/>
+          <w:szCs w:val="32"/>
+        </w:rPr>
+        <w:t>Change these verbs into past forms.</w:t>
+      </w:r>
+      <w:r>
+        <w:rPr>
+          <w:rFonts w:ascii="Times New Roman" w:hAnsi="Times New Roman" w:cs="Times New Roman"/>
+          <w:b/>
+          <w:bCs/>
+          <w:sz w:val="32"/>
+          <w:szCs w:val="32"/>
+        </w:rPr>
+        <w:tab/>
+      </w:r>
+      <w:r>
+        <w:rPr>
+          <w:rFonts w:ascii="Times New Roman" w:hAnsi="Times New Roman" w:cs="Times New Roman"/>
+          <w:b/>
+          <w:bCs/>
+          <w:sz w:val="32"/>
+          <w:szCs w:val="32"/>
+        </w:rPr>
+        <w:tab/>
+      </w:r>
+      <w:r>
+        <w:rPr>
+          <w:rFonts w:ascii="Times New Roman" w:hAnsi="Times New Roman" w:cs="Times New Roman"/>
+          <w:b/>
+          <w:bCs/>
+          <w:sz w:val="32"/>
+          <w:szCs w:val="32"/>
+        </w:rPr>
+        <w:tab/>
+      </w:r>
+      <w:r>
+        <w:rPr>
+          <w:rFonts w:ascii="Times New Roman" w:hAnsi="Times New Roman" w:cs="Times New Roman"/>
+          <w:b/>
+          <w:bCs/>
+          <w:sz w:val="32"/>
+          <w:szCs w:val="32"/>
+        </w:rPr>
+        <w:tab/>
+      </w:r>
+      <w:r>
+        <w:rPr>
+          <w:rFonts w:ascii="Times New Roman" w:hAnsi="Times New Roman" w:cs="Times New Roman"/>
+          <w:b/>
+          <w:bCs/>
+          <w:sz w:val="32"/>
+          <w:szCs w:val="32"/>
+        </w:rPr>
+        <w:tab/>
+      </w:r>
+      <w:r>
+        <w:rPr>
+          <w:rFonts w:ascii="Times New Roman" w:hAnsi="Times New Roman" w:cs="Times New Roman"/>
+          <w:b/>
+          <w:bCs/>
+          <w:sz w:val="32"/>
+          <w:szCs w:val="32"/>
+        </w:rPr>
+        <w:tab/>
+      </w:r>
+      <w:r>
+        <w:rPr>
+          <w:rFonts w:ascii="Times New Roman" w:hAnsi="Times New Roman" w:cs="Times New Roman"/>
+          <w:b/>
+          <w:bCs/>
+          <w:sz w:val="32"/>
+          <w:szCs w:val="32"/>
+        </w:rPr>
         <w:t>(4×1=4)</w:t>
       </w:r>
     </w:p>
@@ -1263,60 +1929,41 @@
           <w:sz w:val="32"/>
           <w:szCs w:val="32"/>
         </w:rPr>
-        <w:t xml:space="preserve">  </w:t>
-      </w:r>
-      <w:proofErr w:type="spellStart"/>
-      <w:r>
-        <w:rPr>
-          <w:rFonts w:ascii="Times New Roman" w:hAnsi="Times New Roman" w:cs="Times New Roman"/>
-          <w:sz w:val="32"/>
-          <w:szCs w:val="32"/>
-        </w:rPr>
-        <w:t>eg.want</w:t>
-      </w:r>
-      <w:proofErr w:type="spellEnd"/>
-      <w:r>
-        <w:rPr>
-          <w:rFonts w:ascii="Times New Roman" w:hAnsi="Times New Roman" w:cs="Times New Roman"/>
-          <w:sz w:val="32"/>
-          <w:szCs w:val="32"/>
-        </w:rPr>
-        <w:t>=wanted</w:t>
-      </w:r>
-    </w:p>
-    <w:p>
-      <w:pPr>
-        <w:rPr>
-          <w:rFonts w:ascii="Times New Roman" w:hAnsi="Times New Roman" w:cs="Times New Roman"/>
-          <w:sz w:val="32"/>
-          <w:szCs w:val="32"/>
-        </w:rPr>
-      </w:pPr>
-      <w:r>
-        <w:rPr>
-          <w:rFonts w:ascii="Times New Roman" w:hAnsi="Times New Roman" w:cs="Times New Roman"/>
-          <w:sz w:val="32"/>
-          <w:szCs w:val="32"/>
-        </w:rPr>
-        <w:t xml:space="preserve">a) </w:t>
-      </w:r>
-      <w:proofErr w:type="gramStart"/>
-      <w:r>
-        <w:rPr>
-          <w:rFonts w:ascii="Times New Roman" w:hAnsi="Times New Roman" w:cs="Times New Roman"/>
-          <w:sz w:val="32"/>
-          <w:szCs w:val="32"/>
-        </w:rPr>
-        <w:t>live  =</w:t>
-      </w:r>
-      <w:proofErr w:type="gramEnd"/>
-      <w:r>
-        <w:rPr>
-          <w:rFonts w:ascii="Times New Roman" w:hAnsi="Times New Roman" w:cs="Times New Roman"/>
-          <w:sz w:val="32"/>
-          <w:szCs w:val="32"/>
-        </w:rPr>
-        <w:t>……………………….</w:t>
+        <w:t xml:space="preserve">  eg.</w:t>
+      </w:r>
+      <w:r>
+        <w:rPr>
+          <w:rFonts w:ascii="Times New Roman" w:hAnsi="Times New Roman" w:cs="Times New Roman"/>
+          <w:sz w:val="32"/>
+          <w:szCs w:val="32"/>
+        </w:rPr>
+        <w:t xml:space="preserve"> </w:t>
+      </w:r>
+      <w:r>
+        <w:rPr>
+          <w:rFonts w:ascii="Times New Roman" w:hAnsi="Times New Roman" w:cs="Times New Roman"/>
+          <w:sz w:val="32"/>
+          <w:szCs w:val="32"/>
+        </w:rPr>
+        <w:t>want=wanted</w:t>
+      </w:r>
+    </w:p>
+    <w:p>
+      <w:pPr>
+        <w:spacing w:line="480" w:lineRule="auto"/>
+        <w:rPr>
+          <w:rFonts w:ascii="Times New Roman" w:hAnsi="Times New Roman" w:cs="Times New Roman"/>
+          <w:sz w:val="32"/>
+          <w:szCs w:val="32"/>
+        </w:rPr>
+      </w:pPr>
+      <w:r>
+        <w:rPr>
+          <w:rFonts w:ascii="Times New Roman" w:hAnsi="Times New Roman" w:cs="Times New Roman"/>
+          <w:sz w:val="32"/>
+          <w:szCs w:val="32"/>
+        </w:rPr>
+        <w:t>a) live  =……………………….</w:t>
       </w:r>
       <w:r>
         <w:rPr>
@@ -1346,37 +1993,20 @@
     </w:p>
     <w:p>
       <w:pPr>
-        <w:rPr>
-          <w:rFonts w:ascii="Times New Roman" w:hAnsi="Times New Roman" w:cs="Times New Roman"/>
-          <w:sz w:val="32"/>
-          <w:szCs w:val="32"/>
-        </w:rPr>
-      </w:pPr>
-      <w:r>
-        <w:rPr>
-          <w:rFonts w:ascii="Times New Roman" w:hAnsi="Times New Roman" w:cs="Times New Roman"/>
-          <w:sz w:val="32"/>
-          <w:szCs w:val="32"/>
-        </w:rPr>
-        <w:t xml:space="preserve">b) </w:t>
-      </w:r>
-      <w:proofErr w:type="gramStart"/>
-      <w:r>
-        <w:rPr>
-          <w:rFonts w:ascii="Times New Roman" w:hAnsi="Times New Roman" w:cs="Times New Roman"/>
-          <w:sz w:val="32"/>
-          <w:szCs w:val="32"/>
-        </w:rPr>
-        <w:t>play</w:t>
-      </w:r>
-      <w:proofErr w:type="gramEnd"/>
-      <w:r>
-        <w:rPr>
-          <w:rFonts w:ascii="Times New Roman" w:hAnsi="Times New Roman" w:cs="Times New Roman"/>
-          <w:sz w:val="32"/>
-          <w:szCs w:val="32"/>
-        </w:rPr>
-        <w:t xml:space="preserve"> =………………………</w:t>
+        <w:spacing w:line="480" w:lineRule="auto"/>
+        <w:rPr>
+          <w:rFonts w:ascii="Times New Roman" w:hAnsi="Times New Roman" w:cs="Times New Roman"/>
+          <w:sz w:val="32"/>
+          <w:szCs w:val="32"/>
+        </w:rPr>
+      </w:pPr>
+      <w:r>
+        <w:rPr>
+          <w:rFonts w:ascii="Times New Roman" w:hAnsi="Times New Roman" w:cs="Times New Roman"/>
+          <w:sz w:val="32"/>
+          <w:szCs w:val="32"/>
+        </w:rPr>
+        <w:t>b) play =………………………</w:t>
       </w:r>
       <w:r>
         <w:rPr>
@@ -1414,60 +2044,36 @@
           <w:szCs w:val="32"/>
         </w:rPr>
       </w:pPr>
-    </w:p>
-    <w:p>
-      <w:pPr>
-        <w:rPr>
-          <w:rFonts w:ascii="Times New Roman" w:hAnsi="Times New Roman" w:cs="Times New Roman"/>
-          <w:b/>
-          <w:bCs/>
-          <w:sz w:val="32"/>
-          <w:szCs w:val="32"/>
-        </w:rPr>
-      </w:pPr>
-      <w:proofErr w:type="gramStart"/>
-      <w:r>
-        <w:rPr>
-          <w:rFonts w:ascii="Times New Roman" w:hAnsi="Times New Roman" w:cs="Times New Roman"/>
-          <w:b/>
-          <w:bCs/>
-          <w:sz w:val="32"/>
-          <w:szCs w:val="32"/>
-        </w:rPr>
-        <w:t>2.Re</w:t>
-      </w:r>
-      <w:proofErr w:type="gramEnd"/>
-      <w:r>
-        <w:rPr>
-          <w:rFonts w:ascii="Times New Roman" w:hAnsi="Times New Roman" w:cs="Times New Roman"/>
-          <w:b/>
-          <w:bCs/>
-          <w:sz w:val="32"/>
-          <w:szCs w:val="32"/>
-        </w:rPr>
-        <w:t xml:space="preserve">-write the words to make </w:t>
-      </w:r>
-      <w:proofErr w:type="spellStart"/>
-      <w:r>
-        <w:rPr>
-          <w:rFonts w:ascii="Times New Roman" w:hAnsi="Times New Roman" w:cs="Times New Roman"/>
-          <w:b/>
-          <w:bCs/>
-          <w:sz w:val="32"/>
-          <w:szCs w:val="32"/>
-        </w:rPr>
-        <w:t>Wh</w:t>
-      </w:r>
-      <w:proofErr w:type="spellEnd"/>
-      <w:r>
-        <w:rPr>
-          <w:rFonts w:ascii="Times New Roman" w:hAnsi="Times New Roman" w:cs="Times New Roman"/>
-          <w:b/>
-          <w:bCs/>
-          <w:sz w:val="32"/>
-          <w:szCs w:val="32"/>
-        </w:rPr>
-        <w:t>-questions.</w:t>
+      <w:r>
+        <w:rPr>
+          <w:rFonts w:ascii="Times New Roman" w:hAnsi="Times New Roman" w:cs="Times New Roman"/>
+          <w:b/>
+          <w:bCs/>
+          <w:sz w:val="32"/>
+          <w:szCs w:val="32"/>
+        </w:rPr>
+        <w:lastRenderedPageBreak/>
+        <w:t>2.</w:t>
+      </w:r>
+      <w:r>
+        <w:rPr>
+          <w:rFonts w:ascii="Times New Roman" w:hAnsi="Times New Roman" w:cs="Times New Roman"/>
+          <w:b/>
+          <w:bCs/>
+          <w:sz w:val="32"/>
+          <w:szCs w:val="32"/>
+        </w:rPr>
+        <w:t xml:space="preserve"> </w:t>
+      </w:r>
+      <w:r>
+        <w:rPr>
+          <w:rFonts w:ascii="Times New Roman" w:hAnsi="Times New Roman" w:cs="Times New Roman"/>
+          <w:b/>
+          <w:bCs/>
+          <w:sz w:val="32"/>
+          <w:szCs w:val="32"/>
+        </w:rPr>
+        <w:t>Re-write the words to make Wh-questions.</w:t>
       </w:r>
       <w:r>
         <w:rPr>
@@ -1496,6 +2102,22 @@
       <w:r>
         <w:rPr>
           <w:rFonts w:ascii="Times New Roman" w:hAnsi="Times New Roman" w:cs="Times New Roman"/>
+          <w:sz w:val="32"/>
+          <w:szCs w:val="32"/>
+        </w:rPr>
+        <w:tab/>
+      </w:r>
+      <w:r>
+        <w:rPr>
+          <w:rFonts w:ascii="Times New Roman" w:hAnsi="Times New Roman" w:cs="Times New Roman"/>
+          <w:sz w:val="32"/>
+          <w:szCs w:val="32"/>
+        </w:rPr>
+        <w:tab/>
+      </w:r>
+      <w:r>
+        <w:rPr>
+          <w:rFonts w:ascii="Times New Roman" w:hAnsi="Times New Roman" w:cs="Times New Roman"/>
           <w:b/>
           <w:bCs/>
           <w:sz w:val="32"/>
@@ -1528,25 +2150,7 @@
           <w:sz w:val="32"/>
           <w:szCs w:val="32"/>
         </w:rPr>
-        <w:t>is /what /name /</w:t>
-      </w:r>
-      <w:proofErr w:type="spellStart"/>
-      <w:r>
-        <w:rPr>
-          <w:rFonts w:ascii="Times New Roman" w:hAnsi="Times New Roman" w:cs="Times New Roman"/>
-          <w:sz w:val="32"/>
-          <w:szCs w:val="32"/>
-        </w:rPr>
-        <w:t>your</w:t>
-      </w:r>
-      <w:proofErr w:type="spellEnd"/>
-      <w:r>
-        <w:rPr>
-          <w:rFonts w:ascii="Times New Roman" w:hAnsi="Times New Roman" w:cs="Times New Roman"/>
-          <w:sz w:val="32"/>
-          <w:szCs w:val="32"/>
-        </w:rPr>
-        <w:t>?</w:t>
+        <w:t>is /what /name /your?</w:t>
       </w:r>
     </w:p>
     <w:p>
@@ -1570,7 +2174,7 @@
         <mc:AlternateContent>
           <mc:Choice Requires="wps">
             <w:drawing>
-              <wp:anchor distT="0" distB="0" distL="114300" distR="114300" simplePos="0" relativeHeight="251666432" behindDoc="0" locked="0" layoutInCell="1" allowOverlap="1" wp14:anchorId="14F94B69" wp14:editId="3ACEC061">
+              <wp:anchor distT="0" distB="0" distL="114300" distR="114300" simplePos="0" relativeHeight="251666432" behindDoc="0" locked="0" layoutInCell="1" allowOverlap="1" wp14:anchorId="3A7F9FF6" wp14:editId="4D2876AF">
                 <wp:simplePos x="0" y="0"/>
                 <wp:positionH relativeFrom="margin">
                   <wp:align>left</wp:align>
@@ -1667,25 +2271,7 @@
           <w:sz w:val="32"/>
           <w:szCs w:val="32"/>
         </w:rPr>
-        <w:t xml:space="preserve">a) </w:t>
-      </w:r>
-      <w:proofErr w:type="gramStart"/>
-      <w:r>
-        <w:rPr>
-          <w:rFonts w:ascii="Times New Roman" w:hAnsi="Times New Roman" w:cs="Times New Roman"/>
-          <w:sz w:val="32"/>
-          <w:szCs w:val="32"/>
-        </w:rPr>
-        <w:t>are</w:t>
-      </w:r>
-      <w:proofErr w:type="gramEnd"/>
-      <w:r>
-        <w:rPr>
-          <w:rFonts w:ascii="Times New Roman" w:hAnsi="Times New Roman" w:cs="Times New Roman"/>
-          <w:sz w:val="32"/>
-          <w:szCs w:val="32"/>
-        </w:rPr>
-        <w:t xml:space="preserve"> / from /you /where?</w:t>
+        <w:t>a) are / from /you /where?</w:t>
       </w:r>
     </w:p>
     <w:p>
@@ -1706,7 +2292,7 @@
         <mc:AlternateContent>
           <mc:Choice Requires="wps">
             <w:drawing>
-              <wp:anchor distT="0" distB="0" distL="114300" distR="114300" simplePos="0" relativeHeight="251668480" behindDoc="0" locked="0" layoutInCell="1" allowOverlap="1" wp14:anchorId="23BE6F20" wp14:editId="5BB9D46C">
+              <wp:anchor distT="0" distB="0" distL="114300" distR="114300" simplePos="0" relativeHeight="251668480" behindDoc="0" locked="0" layoutInCell="1" allowOverlap="1" wp14:anchorId="245DFB02" wp14:editId="447330A0">
                 <wp:simplePos x="0" y="0"/>
                 <wp:positionH relativeFrom="margin">
                   <wp:align>left</wp:align>
@@ -1778,7 +2364,40 @@
           <w:sz w:val="32"/>
           <w:szCs w:val="32"/>
         </w:rPr>
-        <w:t xml:space="preserve">       ………………………………………………………………</w:t>
+        <w:t xml:space="preserve">       ………………………………………</w:t>
+      </w:r>
+      <w:r>
+        <w:rPr>
+          <w:rFonts w:ascii="Times New Roman" w:hAnsi="Times New Roman" w:cs="Times New Roman"/>
+          <w:sz w:val="32"/>
+          <w:szCs w:val="32"/>
+        </w:rPr>
+        <w:t>………………...</w:t>
+      </w:r>
+      <w:r>
+        <w:rPr>
+          <w:rFonts w:ascii="Times New Roman" w:hAnsi="Times New Roman" w:cs="Times New Roman"/>
+          <w:sz w:val="32"/>
+          <w:szCs w:val="32"/>
+        </w:rPr>
+        <w:t>………………………</w:t>
+      </w:r>
+    </w:p>
+    <w:p>
+      <w:pPr>
+        <w:rPr>
+          <w:rFonts w:ascii="Times New Roman" w:hAnsi="Times New Roman" w:cs="Times New Roman"/>
+          <w:sz w:val="32"/>
+          <w:szCs w:val="32"/>
+        </w:rPr>
+      </w:pPr>
+      <w:r>
+        <w:rPr>
+          <w:rFonts w:ascii="Times New Roman" w:hAnsi="Times New Roman" w:cs="Times New Roman"/>
+          <w:sz w:val="32"/>
+          <w:szCs w:val="32"/>
+        </w:rPr>
+        <w:t>b) you /does / father /what /do?</w:t>
       </w:r>
     </w:p>
     <w:p>
@@ -1799,18 +2418,18 @@
         <mc:AlternateContent>
           <mc:Choice Requires="wps">
             <w:drawing>
-              <wp:anchor distT="0" distB="0" distL="114300" distR="114300" simplePos="0" relativeHeight="251670528" behindDoc="0" locked="0" layoutInCell="1" allowOverlap="1" wp14:anchorId="16CE98A8" wp14:editId="0EC3294B">
+              <wp:anchor distT="0" distB="0" distL="114300" distR="114300" simplePos="0" relativeHeight="251706368" behindDoc="0" locked="0" layoutInCell="1" allowOverlap="1" wp14:anchorId="3370852C" wp14:editId="7EB1C9F0">
                 <wp:simplePos x="0" y="0"/>
                 <wp:positionH relativeFrom="margin">
-                  <wp:posOffset>-95693</wp:posOffset>
+                  <wp:align>left</wp:align>
                 </wp:positionH>
                 <wp:positionV relativeFrom="paragraph">
-                  <wp:posOffset>308226</wp:posOffset>
+                  <wp:posOffset>31396</wp:posOffset>
                 </wp:positionV>
-                <wp:extent cx="361315" cy="127591"/>
-                <wp:effectExtent l="0" t="19050" r="38735" b="44450"/>
+                <wp:extent cx="297520" cy="106326"/>
+                <wp:effectExtent l="0" t="19050" r="45720" b="46355"/>
                 <wp:wrapNone/>
-                <wp:docPr id="7" name="Right Arrow 7"/>
+                <wp:docPr id="230428553" name="Right Arrow 6"/>
                 <wp:cNvGraphicFramePr/>
                 <a:graphic xmlns:a="http://schemas.openxmlformats.org/drawingml/2006/main">
                   <a:graphicData uri="http://schemas.microsoft.com/office/word/2010/wordprocessingShape">
@@ -1819,7 +2438,7 @@
                       <wps:spPr>
                         <a:xfrm flipV="1">
                           <a:off x="0" y="0"/>
-                          <a:ext cx="361315" cy="127591"/>
+                          <a:ext cx="297520" cy="106326"/>
                         </a:xfrm>
                         <a:prstGeom prst="rightArrow">
                           <a:avLst/>
@@ -1847,6 +2466,9 @@
                     </wps:wsp>
                   </a:graphicData>
                 </a:graphic>
+                <wp14:sizeRelH relativeFrom="margin">
+                  <wp14:pctWidth>0</wp14:pctWidth>
+                </wp14:sizeRelH>
                 <wp14:sizeRelV relativeFrom="margin">
                   <wp14:pctHeight>0</wp14:pctHeight>
                 </wp14:sizeRelV>
@@ -1855,7 +2477,7 @@
           </mc:Choice>
           <mc:Fallback>
             <w:pict>
-              <v:shape w14:anchorId="3D8DE034" id="Right Arrow 7" o:spid="_x0000_s1026" type="#_x0000_t13" style="position:absolute;margin-left:-7.55pt;margin-top:24.25pt;width:28.45pt;height:10.05pt;flip:y;z-index:251670528;visibility:visible;mso-wrap-style:square;mso-height-percent:0;mso-wrap-distance-left:9pt;mso-wrap-distance-top:0;mso-wrap-distance-right:9pt;mso-wrap-distance-bottom:0;mso-position-horizontal:absolute;mso-position-horizontal-relative:margin;mso-position-vertical:absolute;mso-position-vertical-relative:text;mso-height-percent:0;mso-height-relative:margin;v-text-anchor:middle" o:gfxdata="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" adj="17786" fillcolor="#5b9bd5" strokecolor="#41719c" strokeweight="1pt">
+              <v:shape w14:anchorId="233FA680" id="Right Arrow 6" o:spid="_x0000_s1026" type="#_x0000_t13" style="position:absolute;margin-left:0;margin-top:2.45pt;width:23.45pt;height:8.35pt;flip:y;z-index:251706368;visibility:visible;mso-wrap-style:square;mso-width-percent:0;mso-height-percent:0;mso-wrap-distance-left:9pt;mso-wrap-distance-top:0;mso-wrap-distance-right:9pt;mso-wrap-distance-bottom:0;mso-position-horizontal:left;mso-position-horizontal-relative:margin;mso-position-vertical:absolute;mso-position-vertical-relative:text;mso-width-percent:0;mso-height-percent:0;mso-width-relative:margin;mso-height-relative:margin;v-text-anchor:middle" o:gfxdata="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" adj="17740" fillcolor="#5b9bd5" strokecolor="#41719c" strokeweight="1pt">
                 <w10:wrap anchorx="margin"/>
               </v:shape>
             </w:pict>
@@ -1868,77 +2490,24 @@
           <w:sz w:val="32"/>
           <w:szCs w:val="32"/>
         </w:rPr>
-        <w:t xml:space="preserve">b) </w:t>
-      </w:r>
-      <w:proofErr w:type="gramStart"/>
-      <w:r>
-        <w:rPr>
-          <w:rFonts w:ascii="Times New Roman" w:hAnsi="Times New Roman" w:cs="Times New Roman"/>
-          <w:sz w:val="32"/>
-          <w:szCs w:val="32"/>
-        </w:rPr>
-        <w:t>you</w:t>
-      </w:r>
-      <w:proofErr w:type="gramEnd"/>
-      <w:r>
-        <w:rPr>
-          <w:rFonts w:ascii="Times New Roman" w:hAnsi="Times New Roman" w:cs="Times New Roman"/>
-          <w:sz w:val="32"/>
-          <w:szCs w:val="32"/>
-        </w:rPr>
-        <w:t xml:space="preserve"> /does / father /what /do?</w:t>
-      </w:r>
-    </w:p>
-    <w:p>
-      <w:pPr>
-        <w:rPr>
-          <w:rFonts w:ascii="Times New Roman" w:hAnsi="Times New Roman" w:cs="Times New Roman"/>
-          <w:sz w:val="32"/>
-          <w:szCs w:val="32"/>
-        </w:rPr>
-      </w:pPr>
-      <w:r>
-        <w:rPr>
-          <w:rFonts w:ascii="Times New Roman" w:hAnsi="Times New Roman" w:cs="Times New Roman"/>
-          <w:sz w:val="32"/>
-          <w:szCs w:val="32"/>
-        </w:rPr>
-        <w:t xml:space="preserve">      ………………………………………………………………</w:t>
-      </w:r>
-    </w:p>
-    <w:p>
-      <w:pPr>
-        <w:rPr>
-          <w:rFonts w:ascii="Times New Roman" w:hAnsi="Times New Roman" w:cs="Times New Roman"/>
-          <w:sz w:val="32"/>
-          <w:szCs w:val="32"/>
-        </w:rPr>
-      </w:pPr>
-      <w:r>
-        <w:rPr>
-          <w:rFonts w:ascii="Times New Roman" w:hAnsi="Times New Roman" w:cs="Times New Roman"/>
-          <w:sz w:val="32"/>
-          <w:szCs w:val="32"/>
-        </w:rPr>
-        <w:t xml:space="preserve">c) </w:t>
-      </w:r>
-      <w:proofErr w:type="gramStart"/>
-      <w:r>
-        <w:rPr>
-          <w:rFonts w:ascii="Times New Roman" w:hAnsi="Times New Roman" w:cs="Times New Roman"/>
-          <w:sz w:val="32"/>
-          <w:szCs w:val="32"/>
-        </w:rPr>
-        <w:t>do</w:t>
-      </w:r>
-      <w:proofErr w:type="gramEnd"/>
-      <w:r>
-        <w:rPr>
-          <w:rFonts w:ascii="Times New Roman" w:hAnsi="Times New Roman" w:cs="Times New Roman"/>
-          <w:sz w:val="32"/>
-          <w:szCs w:val="32"/>
-        </w:rPr>
-        <w:t xml:space="preserve"> / like /what / you?</w:t>
+        <w:t xml:space="preserve">       ………………………………………………………...………………………</w:t>
+      </w:r>
+    </w:p>
+    <w:p>
+      <w:pPr>
+        <w:rPr>
+          <w:rFonts w:ascii="Times New Roman" w:hAnsi="Times New Roman" w:cs="Times New Roman"/>
+          <w:sz w:val="32"/>
+          <w:szCs w:val="32"/>
+        </w:rPr>
+      </w:pPr>
+      <w:r>
+        <w:rPr>
+          <w:rFonts w:ascii="Times New Roman" w:hAnsi="Times New Roman" w:cs="Times New Roman"/>
+          <w:sz w:val="32"/>
+          <w:szCs w:val="32"/>
+        </w:rPr>
+        <w:t>c) do / like /what / you?</w:t>
       </w:r>
     </w:p>
     <w:p>
@@ -1959,27 +2528,27 @@
         <mc:AlternateContent>
           <mc:Choice Requires="wps">
             <w:drawing>
-              <wp:anchor distT="0" distB="0" distL="114300" distR="114300" simplePos="0" relativeHeight="251672576" behindDoc="0" locked="0" layoutInCell="1" allowOverlap="1" wp14:anchorId="352B603C" wp14:editId="5C17A0A2">
+              <wp:anchor distT="0" distB="0" distL="114300" distR="114300" simplePos="0" relativeHeight="251708416" behindDoc="0" locked="0" layoutInCell="1" allowOverlap="1" wp14:anchorId="715BB450" wp14:editId="66215A12">
                 <wp:simplePos x="0" y="0"/>
                 <wp:positionH relativeFrom="margin">
-                  <wp:posOffset>0</wp:posOffset>
+                  <wp:align>left</wp:align>
                 </wp:positionH>
                 <wp:positionV relativeFrom="paragraph">
-                  <wp:posOffset>18415</wp:posOffset>
+                  <wp:posOffset>31396</wp:posOffset>
                 </wp:positionV>
-                <wp:extent cx="361507" cy="95693"/>
-                <wp:effectExtent l="0" t="19050" r="38735" b="38100"/>
+                <wp:extent cx="297520" cy="106326"/>
+                <wp:effectExtent l="0" t="19050" r="45720" b="46355"/>
                 <wp:wrapNone/>
-                <wp:docPr id="8" name="Right Arrow 8"/>
+                <wp:docPr id="1811250384" name="Right Arrow 6"/>
                 <wp:cNvGraphicFramePr/>
                 <a:graphic xmlns:a="http://schemas.openxmlformats.org/drawingml/2006/main">
                   <a:graphicData uri="http://schemas.microsoft.com/office/word/2010/wordprocessingShape">
                     <wps:wsp>
                       <wps:cNvSpPr/>
                       <wps:spPr>
-                        <a:xfrm>
+                        <a:xfrm flipV="1">
                           <a:off x="0" y="0"/>
-                          <a:ext cx="361507" cy="95693"/>
+                          <a:ext cx="297520" cy="106326"/>
                         </a:xfrm>
                         <a:prstGeom prst="rightArrow">
                           <a:avLst/>
@@ -2007,6 +2576,9 @@
                     </wps:wsp>
                   </a:graphicData>
                 </a:graphic>
+                <wp14:sizeRelH relativeFrom="margin">
+                  <wp14:pctWidth>0</wp14:pctWidth>
+                </wp14:sizeRelH>
                 <wp14:sizeRelV relativeFrom="margin">
                   <wp14:pctHeight>0</wp14:pctHeight>
                 </wp14:sizeRelV>
@@ -2015,7 +2587,7 @@
           </mc:Choice>
           <mc:Fallback>
             <w:pict>
-              <v:shape w14:anchorId="092CF517" id="Right Arrow 8" o:spid="_x0000_s1026" type="#_x0000_t13" style="position:absolute;margin-left:0;margin-top:1.45pt;width:28.45pt;height:7.55pt;z-index:251672576;visibility:visible;mso-wrap-style:square;mso-height-percent:0;mso-wrap-distance-left:9pt;mso-wrap-distance-top:0;mso-wrap-distance-right:9pt;mso-wrap-distance-bottom:0;mso-position-horizontal:absolute;mso-position-horizontal-relative:margin;mso-position-vertical:absolute;mso-position-vertical-relative:text;mso-height-percent:0;mso-height-relative:margin;v-text-anchor:middle" o:gfxdata="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" adj="18741" fillcolor="#5b9bd5" strokecolor="#41719c" strokeweight="1pt">
+              <v:shape w14:anchorId="0915CBE5" id="Right Arrow 6" o:spid="_x0000_s1026" type="#_x0000_t13" style="position:absolute;margin-left:0;margin-top:2.45pt;width:23.45pt;height:8.35pt;flip:y;z-index:251708416;visibility:visible;mso-wrap-style:square;mso-width-percent:0;mso-height-percent:0;mso-wrap-distance-left:9pt;mso-wrap-distance-top:0;mso-wrap-distance-right:9pt;mso-wrap-distance-bottom:0;mso-position-horizontal:left;mso-position-horizontal-relative:margin;mso-position-vertical:absolute;mso-position-vertical-relative:text;mso-width-percent:0;mso-height-percent:0;mso-width-relative:margin;mso-height-relative:margin;v-text-anchor:middle" o:gfxdata="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" adj="17740" fillcolor="#5b9bd5" strokecolor="#41719c" strokeweight="1pt">
                 <w10:wrap anchorx="margin"/>
               </v:shape>
             </w:pict>
@@ -2028,42 +2600,24 @@
           <w:sz w:val="32"/>
           <w:szCs w:val="32"/>
         </w:rPr>
-        <w:t xml:space="preserve">       …………………………………………………………….</w:t>
-      </w:r>
-    </w:p>
-    <w:p>
-      <w:pPr>
-        <w:rPr>
-          <w:rFonts w:ascii="Times New Roman" w:hAnsi="Times New Roman" w:cs="Times New Roman"/>
-          <w:sz w:val="32"/>
-          <w:szCs w:val="32"/>
-        </w:rPr>
-      </w:pPr>
-      <w:r>
-        <w:rPr>
-          <w:rFonts w:ascii="Times New Roman" w:hAnsi="Times New Roman" w:cs="Times New Roman"/>
-          <w:sz w:val="32"/>
-          <w:szCs w:val="32"/>
-        </w:rPr>
-        <w:t xml:space="preserve">d) </w:t>
-      </w:r>
-      <w:proofErr w:type="gramStart"/>
-      <w:r>
-        <w:rPr>
-          <w:rFonts w:ascii="Times New Roman" w:hAnsi="Times New Roman" w:cs="Times New Roman"/>
-          <w:sz w:val="32"/>
-          <w:szCs w:val="32"/>
-        </w:rPr>
-        <w:t>subject</w:t>
-      </w:r>
-      <w:proofErr w:type="gramEnd"/>
-      <w:r>
-        <w:rPr>
-          <w:rFonts w:ascii="Times New Roman" w:hAnsi="Times New Roman" w:cs="Times New Roman"/>
-          <w:sz w:val="32"/>
-          <w:szCs w:val="32"/>
-        </w:rPr>
-        <w:t xml:space="preserve"> / you / do /which /like most?</w:t>
+        <w:t xml:space="preserve">       ………………………………………………………...………………………</w:t>
+      </w:r>
+    </w:p>
+    <w:p>
+      <w:pPr>
+        <w:rPr>
+          <w:rFonts w:ascii="Times New Roman" w:hAnsi="Times New Roman" w:cs="Times New Roman"/>
+          <w:sz w:val="32"/>
+          <w:szCs w:val="32"/>
+        </w:rPr>
+      </w:pPr>
+      <w:r>
+        <w:rPr>
+          <w:rFonts w:ascii="Times New Roman" w:hAnsi="Times New Roman" w:cs="Times New Roman"/>
+          <w:sz w:val="32"/>
+          <w:szCs w:val="32"/>
+        </w:rPr>
+        <w:t>d) subject / you / do /which /like most?</w:t>
       </w:r>
     </w:p>
     <w:p>
@@ -2084,27 +2638,27 @@
         <mc:AlternateContent>
           <mc:Choice Requires="wps">
             <w:drawing>
-              <wp:anchor distT="0" distB="0" distL="114300" distR="114300" simplePos="0" relativeHeight="251674624" behindDoc="0" locked="0" layoutInCell="1" allowOverlap="1" wp14:anchorId="352B603C" wp14:editId="5C17A0A2">
+              <wp:anchor distT="0" distB="0" distL="114300" distR="114300" simplePos="0" relativeHeight="251710464" behindDoc="0" locked="0" layoutInCell="1" allowOverlap="1" wp14:anchorId="1D0EFBF8" wp14:editId="62E50B85">
                 <wp:simplePos x="0" y="0"/>
                 <wp:positionH relativeFrom="margin">
                   <wp:align>left</wp:align>
                 </wp:positionH>
                 <wp:positionV relativeFrom="paragraph">
-                  <wp:posOffset>18415</wp:posOffset>
+                  <wp:posOffset>31396</wp:posOffset>
                 </wp:positionV>
-                <wp:extent cx="361507" cy="95693"/>
-                <wp:effectExtent l="0" t="19050" r="38735" b="38100"/>
+                <wp:extent cx="297520" cy="106326"/>
+                <wp:effectExtent l="0" t="19050" r="45720" b="46355"/>
                 <wp:wrapNone/>
-                <wp:docPr id="9" name="Right Arrow 9"/>
+                <wp:docPr id="1246541125" name="Right Arrow 6"/>
                 <wp:cNvGraphicFramePr/>
                 <a:graphic xmlns:a="http://schemas.openxmlformats.org/drawingml/2006/main">
                   <a:graphicData uri="http://schemas.microsoft.com/office/word/2010/wordprocessingShape">
                     <wps:wsp>
                       <wps:cNvSpPr/>
                       <wps:spPr>
-                        <a:xfrm>
+                        <a:xfrm flipV="1">
                           <a:off x="0" y="0"/>
-                          <a:ext cx="361507" cy="95693"/>
+                          <a:ext cx="297520" cy="106326"/>
                         </a:xfrm>
                         <a:prstGeom prst="rightArrow">
                           <a:avLst/>
@@ -2132,6 +2686,9 @@
                     </wps:wsp>
                   </a:graphicData>
                 </a:graphic>
+                <wp14:sizeRelH relativeFrom="margin">
+                  <wp14:pctWidth>0</wp14:pctWidth>
+                </wp14:sizeRelH>
                 <wp14:sizeRelV relativeFrom="margin">
                   <wp14:pctHeight>0</wp14:pctHeight>
                 </wp14:sizeRelV>
@@ -2140,7 +2697,7 @@
           </mc:Choice>
           <mc:Fallback>
             <w:pict>
-              <v:shape w14:anchorId="4350E52C" id="Right Arrow 9" o:spid="_x0000_s1026" type="#_x0000_t13" style="position:absolute;margin-left:0;margin-top:1.45pt;width:28.45pt;height:7.55pt;z-index:251674624;visibility:visible;mso-wrap-style:square;mso-height-percent:0;mso-wrap-distance-left:9pt;mso-wrap-distance-top:0;mso-wrap-distance-right:9pt;mso-wrap-distance-bottom:0;mso-position-horizontal:left;mso-position-horizontal-relative:margin;mso-position-vertical:absolute;mso-position-vertical-relative:text;mso-height-percent:0;mso-height-relative:margin;v-text-anchor:middle" o:gfxdata="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" adj="18741" fillcolor="#5b9bd5" strokecolor="#41719c" strokeweight="1pt">
+              <v:shape w14:anchorId="100B15A3" id="Right Arrow 6" o:spid="_x0000_s1026" type="#_x0000_t13" style="position:absolute;margin-left:0;margin-top:2.45pt;width:23.45pt;height:8.35pt;flip:y;z-index:251710464;visibility:visible;mso-wrap-style:square;mso-width-percent:0;mso-height-percent:0;mso-wrap-distance-left:9pt;mso-wrap-distance-top:0;mso-wrap-distance-right:9pt;mso-wrap-distance-bottom:0;mso-position-horizontal:left;mso-position-horizontal-relative:margin;mso-position-vertical:absolute;mso-position-vertical-relative:text;mso-width-percent:0;mso-height-percent:0;mso-width-relative:margin;mso-height-relative:margin;v-text-anchor:middle" o:gfxdata="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" adj="17740" fillcolor="#5b9bd5" strokecolor="#41719c" strokeweight="1pt">
                 <w10:wrap anchorx="margin"/>
               </v:shape>
             </w:pict>
@@ -2153,71 +2710,77 @@
           <w:sz w:val="32"/>
           <w:szCs w:val="32"/>
         </w:rPr>
-        <w:t xml:space="preserve">        …………………………………………………………….</w:t>
-      </w:r>
-    </w:p>
-    <w:p>
-      <w:pPr>
-        <w:rPr>
-          <w:rFonts w:ascii="Times New Roman" w:hAnsi="Times New Roman" w:cs="Times New Roman"/>
-          <w:b/>
-          <w:bCs/>
-          <w:sz w:val="32"/>
-          <w:szCs w:val="32"/>
-        </w:rPr>
-      </w:pPr>
-    </w:p>
-    <w:p>
-      <w:pPr>
-        <w:rPr>
-          <w:rFonts w:ascii="Times New Roman" w:hAnsi="Times New Roman" w:cs="Times New Roman"/>
-          <w:b/>
-          <w:bCs/>
-          <w:sz w:val="32"/>
-          <w:szCs w:val="32"/>
-        </w:rPr>
-      </w:pPr>
-      <w:proofErr w:type="gramStart"/>
-      <w:r>
-        <w:rPr>
-          <w:rFonts w:ascii="Times New Roman" w:hAnsi="Times New Roman" w:cs="Times New Roman"/>
-          <w:b/>
-          <w:bCs/>
-          <w:sz w:val="32"/>
-          <w:szCs w:val="32"/>
-        </w:rPr>
-        <w:t>3.Write</w:t>
-      </w:r>
-      <w:proofErr w:type="gramEnd"/>
-      <w:r>
-        <w:rPr>
-          <w:rFonts w:ascii="Times New Roman" w:hAnsi="Times New Roman" w:cs="Times New Roman"/>
-          <w:b/>
-          <w:bCs/>
-          <w:sz w:val="32"/>
-          <w:szCs w:val="32"/>
-        </w:rPr>
-        <w:t xml:space="preserve"> the rhyming words of these given words.</w:t>
-      </w:r>
-      <w:r>
-        <w:rPr>
-          <w:rFonts w:ascii="Times New Roman" w:hAnsi="Times New Roman" w:cs="Times New Roman"/>
-          <w:sz w:val="32"/>
-          <w:szCs w:val="32"/>
-        </w:rPr>
-        <w:tab/>
-      </w:r>
-      <w:r>
-        <w:rPr>
-          <w:rFonts w:ascii="Times New Roman" w:hAnsi="Times New Roman" w:cs="Times New Roman"/>
-          <w:sz w:val="32"/>
-          <w:szCs w:val="32"/>
-        </w:rPr>
+        <w:t xml:space="preserve">       ………………………………………………………...………………………</w:t>
+      </w:r>
+    </w:p>
+    <w:p>
+      <w:pPr>
+        <w:rPr>
+          <w:rFonts w:ascii="Times New Roman" w:hAnsi="Times New Roman" w:cs="Times New Roman"/>
+          <w:b/>
+          <w:bCs/>
+          <w:sz w:val="32"/>
+          <w:szCs w:val="32"/>
+        </w:rPr>
+      </w:pPr>
+      <w:r>
+        <w:rPr>
+          <w:rFonts w:ascii="Times New Roman" w:hAnsi="Times New Roman" w:cs="Times New Roman"/>
+          <w:b/>
+          <w:bCs/>
+          <w:sz w:val="32"/>
+          <w:szCs w:val="32"/>
+        </w:rPr>
+        <w:t>3.</w:t>
+      </w:r>
+      <w:r>
+        <w:rPr>
+          <w:rFonts w:ascii="Times New Roman" w:hAnsi="Times New Roman" w:cs="Times New Roman"/>
+          <w:b/>
+          <w:bCs/>
+          <w:sz w:val="32"/>
+          <w:szCs w:val="32"/>
+        </w:rPr>
+        <w:t xml:space="preserve"> </w:t>
+      </w:r>
+      <w:r>
+        <w:rPr>
+          <w:rFonts w:ascii="Times New Roman" w:hAnsi="Times New Roman" w:cs="Times New Roman"/>
+          <w:b/>
+          <w:bCs/>
+          <w:sz w:val="32"/>
+          <w:szCs w:val="32"/>
+        </w:rPr>
+        <w:t>Write the rhyming words of these given words.</w:t>
+      </w:r>
+      <w:r>
+        <w:rPr>
+          <w:rFonts w:ascii="Times New Roman" w:hAnsi="Times New Roman" w:cs="Times New Roman"/>
+          <w:sz w:val="32"/>
+          <w:szCs w:val="32"/>
+        </w:rPr>
+        <w:tab/>
         <w:t xml:space="preserve">         </w:t>
       </w:r>
       <w:r>
         <w:rPr>
           <w:rFonts w:ascii="Times New Roman" w:hAnsi="Times New Roman" w:cs="Times New Roman"/>
+          <w:sz w:val="32"/>
+          <w:szCs w:val="32"/>
+        </w:rPr>
+        <w:tab/>
+      </w:r>
+      <w:r>
+        <w:rPr>
+          <w:rFonts w:ascii="Times New Roman" w:hAnsi="Times New Roman" w:cs="Times New Roman"/>
+          <w:sz w:val="32"/>
+          <w:szCs w:val="32"/>
+        </w:rPr>
+        <w:tab/>
+      </w:r>
+      <w:r>
+        <w:rPr>
+          <w:rFonts w:ascii="Times New Roman" w:hAnsi="Times New Roman" w:cs="Times New Roman"/>
           <w:b/>
           <w:bCs/>
           <w:sz w:val="32"/>
@@ -2274,40 +2837,37 @@
           <w:sz w:val="32"/>
           <w:szCs w:val="32"/>
         </w:rPr>
-        <w:t xml:space="preserve">  </w:t>
-      </w:r>
-      <w:proofErr w:type="spellStart"/>
-      <w:r>
-        <w:rPr>
-          <w:rFonts w:ascii="Times New Roman" w:hAnsi="Times New Roman" w:cs="Times New Roman"/>
-          <w:b/>
-          <w:bCs/>
-          <w:sz w:val="32"/>
-          <w:szCs w:val="32"/>
-        </w:rPr>
-        <w:t>eg.dear</w:t>
-      </w:r>
-      <w:proofErr w:type="spellEnd"/>
-      <w:r>
-        <w:rPr>
-          <w:rFonts w:ascii="Times New Roman" w:hAnsi="Times New Roman" w:cs="Times New Roman"/>
-          <w:b/>
-          <w:bCs/>
-          <w:sz w:val="32"/>
-          <w:szCs w:val="32"/>
-        </w:rPr>
-        <w:t xml:space="preserve"> = near</w:t>
-      </w:r>
-    </w:p>
-    <w:p>
-      <w:pPr>
-        <w:rPr>
-          <w:rFonts w:ascii="Times New Roman" w:hAnsi="Times New Roman" w:cs="Times New Roman"/>
-          <w:sz w:val="32"/>
-          <w:szCs w:val="32"/>
-        </w:rPr>
-      </w:pPr>
-      <w:proofErr w:type="gramStart"/>
+        <w:t xml:space="preserve">  eg.</w:t>
+      </w:r>
+      <w:r>
+        <w:rPr>
+          <w:rFonts w:ascii="Times New Roman" w:hAnsi="Times New Roman" w:cs="Times New Roman"/>
+          <w:b/>
+          <w:bCs/>
+          <w:sz w:val="32"/>
+          <w:szCs w:val="32"/>
+        </w:rPr>
+        <w:t xml:space="preserve"> </w:t>
+      </w:r>
+      <w:r>
+        <w:rPr>
+          <w:rFonts w:ascii="Times New Roman" w:hAnsi="Times New Roman" w:cs="Times New Roman"/>
+          <w:b/>
+          <w:bCs/>
+          <w:sz w:val="32"/>
+          <w:szCs w:val="32"/>
+        </w:rPr>
+        <w:t>dear = near</w:t>
+      </w:r>
+    </w:p>
+    <w:p>
+      <w:pPr>
+        <w:rPr>
+          <w:rFonts w:ascii="Times New Roman" w:hAnsi="Times New Roman" w:cs="Times New Roman"/>
+          <w:sz w:val="32"/>
+          <w:szCs w:val="32"/>
+        </w:rPr>
+      </w:pPr>
       <w:r>
         <w:rPr>
           <w:rFonts w:ascii="Times New Roman" w:hAnsi="Times New Roman" w:cs="Times New Roman"/>
@@ -2316,7 +2876,14 @@
         </w:rPr>
         <w:t>a)</w:t>
       </w:r>
-      <w:proofErr w:type="gramEnd"/>
+      <w:r>
+        <w:rPr>
+          <w:rFonts w:ascii="Times New Roman" w:hAnsi="Times New Roman" w:cs="Times New Roman"/>
+          <w:sz w:val="32"/>
+          <w:szCs w:val="32"/>
+        </w:rPr>
+        <w:t xml:space="preserve"> </w:t>
+      </w:r>
       <w:r>
         <w:rPr>
           <w:rFonts w:ascii="Times New Roman" w:hAnsi="Times New Roman" w:cs="Times New Roman"/>
@@ -2340,6 +2907,29 @@
           <w:szCs w:val="32"/>
         </w:rPr>
         <w:tab/>
+      </w:r>
+      <w:r>
+        <w:rPr>
+          <w:rFonts w:ascii="Times New Roman" w:hAnsi="Times New Roman" w:cs="Times New Roman"/>
+          <w:sz w:val="32"/>
+          <w:szCs w:val="32"/>
+        </w:rPr>
+        <w:tab/>
+      </w:r>
+      <w:r>
+        <w:rPr>
+          <w:rFonts w:ascii="Times New Roman" w:hAnsi="Times New Roman" w:cs="Times New Roman"/>
+          <w:sz w:val="32"/>
+          <w:szCs w:val="32"/>
+        </w:rPr>
+        <w:tab/>
+      </w:r>
+      <w:r>
+        <w:rPr>
+          <w:rFonts w:ascii="Times New Roman" w:hAnsi="Times New Roman" w:cs="Times New Roman"/>
+          <w:sz w:val="32"/>
+          <w:szCs w:val="32"/>
+        </w:rPr>
         <w:t>b) all  =………………….</w:t>
       </w:r>
     </w:p>
@@ -2359,138 +2949,56 @@
           <w:sz w:val="32"/>
           <w:szCs w:val="32"/>
         </w:rPr>
-        <w:t xml:space="preserve">c) </w:t>
-      </w:r>
-      <w:proofErr w:type="spellStart"/>
-      <w:proofErr w:type="gramStart"/>
-      <w:r>
-        <w:rPr>
-          <w:rFonts w:ascii="Times New Roman" w:hAnsi="Times New Roman" w:cs="Times New Roman"/>
-          <w:sz w:val="32"/>
-          <w:szCs w:val="32"/>
-        </w:rPr>
-        <w:t>towm</w:t>
-      </w:r>
-      <w:proofErr w:type="spellEnd"/>
-      <w:proofErr w:type="gramEnd"/>
-      <w:r>
-        <w:rPr>
-          <w:rFonts w:ascii="Times New Roman" w:hAnsi="Times New Roman" w:cs="Times New Roman"/>
-          <w:sz w:val="32"/>
-          <w:szCs w:val="32"/>
-        </w:rPr>
-        <w:t xml:space="preserve"> = ………………. </w:t>
-      </w:r>
-      <w:r>
-        <w:rPr>
-          <w:rFonts w:ascii="Times New Roman" w:hAnsi="Times New Roman" w:cs="Times New Roman"/>
-          <w:sz w:val="32"/>
-          <w:szCs w:val="32"/>
-        </w:rPr>
-        <w:tab/>
-      </w:r>
-      <w:r>
-        <w:rPr>
-          <w:rFonts w:ascii="Times New Roman" w:hAnsi="Times New Roman" w:cs="Times New Roman"/>
-          <w:sz w:val="32"/>
-          <w:szCs w:val="32"/>
-        </w:rPr>
-        <w:tab/>
-      </w:r>
-    </w:p>
-    <w:p>
-      <w:pPr>
-        <w:rPr>
-          <w:rFonts w:ascii="Times New Roman" w:hAnsi="Times New Roman" w:cs="Times New Roman"/>
-          <w:b/>
-          <w:bCs/>
-          <w:sz w:val="32"/>
-          <w:szCs w:val="32"/>
-        </w:rPr>
-      </w:pPr>
-    </w:p>
-    <w:p>
-      <w:pPr>
-        <w:rPr>
-          <w:rFonts w:ascii="Times New Roman" w:hAnsi="Times New Roman" w:cs="Times New Roman"/>
-          <w:b/>
-          <w:bCs/>
-          <w:sz w:val="32"/>
-          <w:szCs w:val="32"/>
-        </w:rPr>
-      </w:pPr>
-      <w:proofErr w:type="gramStart"/>
-      <w:r>
-        <w:rPr>
-          <w:rFonts w:ascii="Times New Roman" w:hAnsi="Times New Roman" w:cs="Times New Roman"/>
-          <w:b/>
-          <w:bCs/>
-          <w:sz w:val="32"/>
-          <w:szCs w:val="32"/>
-        </w:rPr>
-        <w:lastRenderedPageBreak/>
-        <w:t>4.Add</w:t>
-      </w:r>
-      <w:proofErr w:type="gramEnd"/>
-      <w:r>
-        <w:rPr>
-          <w:rFonts w:ascii="Times New Roman" w:hAnsi="Times New Roman" w:cs="Times New Roman"/>
-          <w:b/>
-          <w:bCs/>
-          <w:sz w:val="32"/>
-          <w:szCs w:val="32"/>
-        </w:rPr>
-        <w:t xml:space="preserve"> prefix or suffix to the words.</w:t>
-      </w:r>
-      <w:r>
-        <w:rPr>
-          <w:rFonts w:ascii="Times New Roman" w:hAnsi="Times New Roman" w:cs="Times New Roman"/>
-          <w:b/>
-          <w:bCs/>
-          <w:sz w:val="32"/>
-          <w:szCs w:val="32"/>
-        </w:rPr>
-        <w:tab/>
-      </w:r>
-      <w:r>
-        <w:rPr>
-          <w:rFonts w:ascii="Times New Roman" w:hAnsi="Times New Roman" w:cs="Times New Roman"/>
-          <w:b/>
-          <w:bCs/>
-          <w:sz w:val="32"/>
-          <w:szCs w:val="32"/>
-        </w:rPr>
-        <w:tab/>
-      </w:r>
-      <w:r>
-        <w:rPr>
-          <w:rFonts w:ascii="Times New Roman" w:hAnsi="Times New Roman" w:cs="Times New Roman"/>
-          <w:b/>
-          <w:bCs/>
-          <w:sz w:val="32"/>
-          <w:szCs w:val="32"/>
-        </w:rPr>
-        <w:tab/>
-      </w:r>
-      <w:r>
-        <w:rPr>
-          <w:rFonts w:ascii="Times New Roman" w:hAnsi="Times New Roman" w:cs="Times New Roman"/>
-          <w:b/>
-          <w:bCs/>
-          <w:sz w:val="32"/>
-          <w:szCs w:val="32"/>
-        </w:rPr>
-        <w:t xml:space="preserve">        </w:t>
-      </w:r>
-      <w:r>
-        <w:rPr>
-          <w:rFonts w:ascii="Times New Roman" w:hAnsi="Times New Roman" w:cs="Times New Roman"/>
-          <w:b/>
-          <w:bCs/>
-          <w:sz w:val="32"/>
-          <w:szCs w:val="32"/>
-        </w:rPr>
-        <w:t xml:space="preserve">        </w:t>
+        <w:t xml:space="preserve">c) towm = ………………. </w:t>
+      </w:r>
+      <w:r>
+        <w:rPr>
+          <w:rFonts w:ascii="Times New Roman" w:hAnsi="Times New Roman" w:cs="Times New Roman"/>
+          <w:sz w:val="32"/>
+          <w:szCs w:val="32"/>
+        </w:rPr>
+        <w:tab/>
+      </w:r>
+      <w:r>
+        <w:rPr>
+          <w:rFonts w:ascii="Times New Roman" w:hAnsi="Times New Roman" w:cs="Times New Roman"/>
+          <w:sz w:val="32"/>
+          <w:szCs w:val="32"/>
+        </w:rPr>
+        <w:tab/>
+      </w:r>
+    </w:p>
+    <w:p>
+      <w:pPr>
+        <w:rPr>
+          <w:rFonts w:ascii="Times New Roman" w:hAnsi="Times New Roman" w:cs="Times New Roman"/>
+          <w:b/>
+          <w:bCs/>
+          <w:sz w:val="32"/>
+          <w:szCs w:val="32"/>
+        </w:rPr>
+      </w:pPr>
+    </w:p>
+    <w:p>
+      <w:pPr>
+        <w:spacing w:line="360" w:lineRule="auto"/>
+        <w:rPr>
+          <w:rFonts w:ascii="Times New Roman" w:hAnsi="Times New Roman" w:cs="Times New Roman"/>
+          <w:b/>
+          <w:bCs/>
+          <w:sz w:val="32"/>
+          <w:szCs w:val="32"/>
+        </w:rPr>
+      </w:pPr>
+      <w:r>
+        <w:rPr>
+          <w:rFonts w:ascii="Times New Roman" w:hAnsi="Times New Roman" w:cs="Times New Roman"/>
+          <w:b/>
+          <w:bCs/>
+          <w:sz w:val="32"/>
+          <w:szCs w:val="32"/>
+        </w:rPr>
+        <w:t>4.</w:t>
       </w:r>
       <w:r>
         <w:rPr>
@@ -2510,6 +3018,77 @@
           <w:sz w:val="32"/>
           <w:szCs w:val="32"/>
         </w:rPr>
+        <w:t>Add prefix or suffix to the words.</w:t>
+      </w:r>
+      <w:r>
+        <w:rPr>
+          <w:rFonts w:ascii="Times New Roman" w:hAnsi="Times New Roman" w:cs="Times New Roman"/>
+          <w:b/>
+          <w:bCs/>
+          <w:sz w:val="32"/>
+          <w:szCs w:val="32"/>
+        </w:rPr>
+        <w:tab/>
+      </w:r>
+      <w:r>
+        <w:rPr>
+          <w:rFonts w:ascii="Times New Roman" w:hAnsi="Times New Roman" w:cs="Times New Roman"/>
+          <w:b/>
+          <w:bCs/>
+          <w:sz w:val="32"/>
+          <w:szCs w:val="32"/>
+        </w:rPr>
+        <w:tab/>
+      </w:r>
+      <w:r>
+        <w:rPr>
+          <w:rFonts w:ascii="Times New Roman" w:hAnsi="Times New Roman" w:cs="Times New Roman"/>
+          <w:b/>
+          <w:bCs/>
+          <w:sz w:val="32"/>
+          <w:szCs w:val="32"/>
+        </w:rPr>
+        <w:tab/>
+        <w:t xml:space="preserve">                 </w:t>
+      </w:r>
+      <w:r>
+        <w:rPr>
+          <w:rFonts w:ascii="Times New Roman" w:hAnsi="Times New Roman" w:cs="Times New Roman"/>
+          <w:b/>
+          <w:bCs/>
+          <w:sz w:val="32"/>
+          <w:szCs w:val="32"/>
+        </w:rPr>
+        <w:tab/>
+      </w:r>
+      <w:r>
+        <w:rPr>
+          <w:rFonts w:ascii="Times New Roman" w:hAnsi="Times New Roman" w:cs="Times New Roman"/>
+          <w:b/>
+          <w:bCs/>
+          <w:sz w:val="32"/>
+          <w:szCs w:val="32"/>
+        </w:rPr>
+        <w:tab/>
+      </w:r>
+      <w:r>
+        <w:rPr>
+          <w:rFonts w:ascii="Times New Roman" w:hAnsi="Times New Roman" w:cs="Times New Roman"/>
+          <w:b/>
+          <w:bCs/>
+          <w:sz w:val="32"/>
+          <w:szCs w:val="32"/>
+        </w:rPr>
+        <w:tab/>
+      </w:r>
+      <w:r>
+        <w:rPr>
+          <w:rFonts w:ascii="Times New Roman" w:hAnsi="Times New Roman" w:cs="Times New Roman"/>
+          <w:b/>
+          <w:bCs/>
+          <w:sz w:val="32"/>
+          <w:szCs w:val="32"/>
+        </w:rPr>
         <w:t>(3</w:t>
       </w:r>
       <w:r>
@@ -2545,181 +3124,161 @@
     </w:p>
     <w:p>
       <w:pPr>
-        <w:rPr>
-          <w:rFonts w:ascii="Times New Roman" w:hAnsi="Times New Roman" w:cs="Times New Roman"/>
-          <w:sz w:val="32"/>
-          <w:szCs w:val="32"/>
-        </w:rPr>
-      </w:pPr>
-      <w:r>
-        <w:rPr>
-          <w:rFonts w:ascii="Times New Roman" w:hAnsi="Times New Roman" w:cs="Times New Roman"/>
-          <w:sz w:val="32"/>
-          <w:szCs w:val="32"/>
-        </w:rPr>
-        <w:t xml:space="preserve">a) </w:t>
-      </w:r>
-      <w:proofErr w:type="gramStart"/>
-      <w:r>
-        <w:rPr>
-          <w:rFonts w:ascii="Times New Roman" w:hAnsi="Times New Roman" w:cs="Times New Roman"/>
-          <w:sz w:val="32"/>
-          <w:szCs w:val="32"/>
-        </w:rPr>
-        <w:t>real</w:t>
-      </w:r>
-      <w:proofErr w:type="gramEnd"/>
-      <w:r>
-        <w:rPr>
-          <w:rFonts w:ascii="Times New Roman" w:hAnsi="Times New Roman" w:cs="Times New Roman"/>
-          <w:sz w:val="32"/>
-          <w:szCs w:val="32"/>
-        </w:rPr>
-        <w:t xml:space="preserve"> = ………………..</w:t>
-      </w:r>
-      <w:r>
-        <w:rPr>
-          <w:rFonts w:ascii="Times New Roman" w:hAnsi="Times New Roman" w:cs="Times New Roman"/>
-          <w:sz w:val="32"/>
-          <w:szCs w:val="32"/>
-        </w:rPr>
-        <w:tab/>
-      </w:r>
-      <w:r>
-        <w:rPr>
-          <w:rFonts w:ascii="Times New Roman" w:hAnsi="Times New Roman" w:cs="Times New Roman"/>
-          <w:sz w:val="32"/>
-          <w:szCs w:val="32"/>
-        </w:rPr>
-        <w:tab/>
-        <w:t xml:space="preserve">b) </w:t>
-      </w:r>
-      <w:proofErr w:type="gramStart"/>
-      <w:r>
-        <w:rPr>
-          <w:rFonts w:ascii="Times New Roman" w:hAnsi="Times New Roman" w:cs="Times New Roman"/>
-          <w:sz w:val="32"/>
-          <w:szCs w:val="32"/>
-        </w:rPr>
-        <w:t>happy</w:t>
-      </w:r>
-      <w:proofErr w:type="gramEnd"/>
-      <w:r>
-        <w:rPr>
-          <w:rFonts w:ascii="Times New Roman" w:hAnsi="Times New Roman" w:cs="Times New Roman"/>
-          <w:sz w:val="32"/>
-          <w:szCs w:val="32"/>
-        </w:rPr>
-        <w:t xml:space="preserve"> = …………………</w:t>
-      </w:r>
-    </w:p>
-    <w:p>
-      <w:pPr>
-        <w:rPr>
-          <w:rFonts w:ascii="Times New Roman" w:hAnsi="Times New Roman" w:cs="Times New Roman"/>
-          <w:sz w:val="32"/>
-          <w:szCs w:val="32"/>
-        </w:rPr>
-      </w:pPr>
-      <w:r>
-        <w:rPr>
-          <w:rFonts w:ascii="Times New Roman" w:hAnsi="Times New Roman" w:cs="Times New Roman"/>
-          <w:sz w:val="32"/>
-          <w:szCs w:val="32"/>
-        </w:rPr>
-        <w:t xml:space="preserve">c) </w:t>
-      </w:r>
-      <w:proofErr w:type="gramStart"/>
-      <w:r>
-        <w:rPr>
-          <w:rFonts w:ascii="Times New Roman" w:hAnsi="Times New Roman" w:cs="Times New Roman"/>
-          <w:sz w:val="32"/>
-          <w:szCs w:val="32"/>
-        </w:rPr>
-        <w:t>sad</w:t>
-      </w:r>
-      <w:proofErr w:type="gramEnd"/>
-      <w:r>
-        <w:rPr>
-          <w:rFonts w:ascii="Times New Roman" w:hAnsi="Times New Roman" w:cs="Times New Roman"/>
-          <w:sz w:val="32"/>
-          <w:szCs w:val="32"/>
-        </w:rPr>
-        <w:t xml:space="preserve"> = ………………….</w:t>
-      </w:r>
-      <w:r>
-        <w:rPr>
-          <w:rFonts w:ascii="Times New Roman" w:hAnsi="Times New Roman" w:cs="Times New Roman"/>
-          <w:sz w:val="32"/>
-          <w:szCs w:val="32"/>
-        </w:rPr>
-        <w:tab/>
-      </w:r>
-      <w:r>
-        <w:rPr>
-          <w:rFonts w:ascii="Times New Roman" w:hAnsi="Times New Roman" w:cs="Times New Roman"/>
-          <w:sz w:val="32"/>
-          <w:szCs w:val="32"/>
-        </w:rPr>
-        <w:tab/>
-      </w:r>
-    </w:p>
-    <w:p>
-      <w:pPr>
-        <w:rPr>
-          <w:rFonts w:ascii="Times New Roman" w:hAnsi="Times New Roman" w:cs="Times New Roman"/>
-          <w:sz w:val="32"/>
-          <w:szCs w:val="32"/>
-        </w:rPr>
-      </w:pPr>
-    </w:p>
-    <w:p>
-      <w:pPr>
-        <w:rPr>
-          <w:rFonts w:ascii="Times New Roman" w:hAnsi="Times New Roman" w:cs="Times New Roman"/>
-          <w:b/>
-          <w:bCs/>
-          <w:sz w:val="32"/>
-          <w:szCs w:val="32"/>
-        </w:rPr>
-      </w:pPr>
-      <w:proofErr w:type="gramStart"/>
-      <w:r>
-        <w:rPr>
-          <w:rFonts w:ascii="Times New Roman" w:hAnsi="Times New Roman" w:cs="Times New Roman"/>
-          <w:b/>
-          <w:bCs/>
-          <w:sz w:val="32"/>
-          <w:szCs w:val="32"/>
-        </w:rPr>
-        <w:t>5.Choose</w:t>
-      </w:r>
-      <w:proofErr w:type="gramEnd"/>
-      <w:r>
-        <w:rPr>
-          <w:rFonts w:ascii="Times New Roman" w:hAnsi="Times New Roman" w:cs="Times New Roman"/>
-          <w:b/>
-          <w:bCs/>
-          <w:sz w:val="32"/>
-          <w:szCs w:val="32"/>
-        </w:rPr>
-        <w:t xml:space="preserve"> the correct form of verb past from the box.</w:t>
-      </w:r>
-      <w:r>
-        <w:rPr>
-          <w:rFonts w:ascii="Times New Roman" w:hAnsi="Times New Roman" w:cs="Times New Roman"/>
-          <w:sz w:val="32"/>
-          <w:szCs w:val="32"/>
-        </w:rPr>
-        <w:tab/>
-      </w:r>
-      <w:r>
-        <w:rPr>
-          <w:rFonts w:ascii="Times New Roman" w:hAnsi="Times New Roman" w:cs="Times New Roman"/>
-          <w:sz w:val="32"/>
-          <w:szCs w:val="32"/>
-        </w:rPr>
+        <w:spacing w:line="360" w:lineRule="auto"/>
+        <w:rPr>
+          <w:rFonts w:ascii="Times New Roman" w:hAnsi="Times New Roman" w:cs="Times New Roman"/>
+          <w:sz w:val="32"/>
+          <w:szCs w:val="32"/>
+        </w:rPr>
+      </w:pPr>
+      <w:r>
+        <w:rPr>
+          <w:rFonts w:ascii="Times New Roman" w:hAnsi="Times New Roman" w:cs="Times New Roman"/>
+          <w:sz w:val="32"/>
+          <w:szCs w:val="32"/>
+        </w:rPr>
+        <w:t>a) real = ………………..</w:t>
+      </w:r>
+      <w:r>
+        <w:rPr>
+          <w:rFonts w:ascii="Times New Roman" w:hAnsi="Times New Roman" w:cs="Times New Roman"/>
+          <w:sz w:val="32"/>
+          <w:szCs w:val="32"/>
+        </w:rPr>
+        <w:tab/>
+      </w:r>
+      <w:r>
+        <w:rPr>
+          <w:rFonts w:ascii="Times New Roman" w:hAnsi="Times New Roman" w:cs="Times New Roman"/>
+          <w:sz w:val="32"/>
+          <w:szCs w:val="32"/>
+        </w:rPr>
+        <w:tab/>
+      </w:r>
+      <w:r>
+        <w:rPr>
+          <w:rFonts w:ascii="Times New Roman" w:hAnsi="Times New Roman" w:cs="Times New Roman"/>
+          <w:sz w:val="32"/>
+          <w:szCs w:val="32"/>
+        </w:rPr>
+        <w:tab/>
+      </w:r>
+      <w:r>
+        <w:rPr>
+          <w:rFonts w:ascii="Times New Roman" w:hAnsi="Times New Roman" w:cs="Times New Roman"/>
+          <w:sz w:val="32"/>
+          <w:szCs w:val="32"/>
+        </w:rPr>
+        <w:tab/>
+      </w:r>
+      <w:r>
+        <w:rPr>
+          <w:rFonts w:ascii="Times New Roman" w:hAnsi="Times New Roman" w:cs="Times New Roman"/>
+          <w:sz w:val="32"/>
+          <w:szCs w:val="32"/>
+        </w:rPr>
+        <w:t>b) happy = …………………</w:t>
+      </w:r>
+    </w:p>
+    <w:p>
+      <w:pPr>
+        <w:spacing w:line="360" w:lineRule="auto"/>
+        <w:rPr>
+          <w:rFonts w:ascii="Times New Roman" w:hAnsi="Times New Roman" w:cs="Times New Roman"/>
+          <w:sz w:val="32"/>
+          <w:szCs w:val="32"/>
+        </w:rPr>
+      </w:pPr>
+      <w:r>
+        <w:rPr>
+          <w:rFonts w:ascii="Times New Roman" w:hAnsi="Times New Roman" w:cs="Times New Roman"/>
+          <w:sz w:val="32"/>
+          <w:szCs w:val="32"/>
+        </w:rPr>
+        <w:t>c) sad = ………………….</w:t>
+      </w:r>
+      <w:r>
+        <w:rPr>
+          <w:rFonts w:ascii="Times New Roman" w:hAnsi="Times New Roman" w:cs="Times New Roman"/>
+          <w:sz w:val="32"/>
+          <w:szCs w:val="32"/>
+        </w:rPr>
+        <w:tab/>
+      </w:r>
+      <w:r>
+        <w:rPr>
+          <w:rFonts w:ascii="Times New Roman" w:hAnsi="Times New Roman" w:cs="Times New Roman"/>
+          <w:sz w:val="32"/>
+          <w:szCs w:val="32"/>
+        </w:rPr>
+        <w:tab/>
+      </w:r>
+    </w:p>
+    <w:p>
+      <w:pPr>
+        <w:rPr>
+          <w:rFonts w:ascii="Times New Roman" w:hAnsi="Times New Roman" w:cs="Times New Roman"/>
+          <w:sz w:val="32"/>
+          <w:szCs w:val="32"/>
+        </w:rPr>
+      </w:pPr>
+    </w:p>
+    <w:p>
+      <w:pPr>
+        <w:rPr>
+          <w:rFonts w:ascii="Times New Roman" w:hAnsi="Times New Roman" w:cs="Times New Roman"/>
+          <w:b/>
+          <w:bCs/>
+          <w:sz w:val="32"/>
+          <w:szCs w:val="32"/>
+        </w:rPr>
+      </w:pPr>
+      <w:r>
+        <w:rPr>
+          <w:rFonts w:ascii="Times New Roman" w:hAnsi="Times New Roman" w:cs="Times New Roman"/>
+          <w:b/>
+          <w:bCs/>
+          <w:sz w:val="32"/>
+          <w:szCs w:val="32"/>
+        </w:rPr>
+        <w:t>5.</w:t>
+      </w:r>
+      <w:r>
+        <w:rPr>
+          <w:rFonts w:ascii="Times New Roman" w:hAnsi="Times New Roman" w:cs="Times New Roman"/>
+          <w:b/>
+          <w:bCs/>
+          <w:sz w:val="32"/>
+          <w:szCs w:val="32"/>
+        </w:rPr>
+        <w:t xml:space="preserve"> </w:t>
+      </w:r>
+      <w:r>
+        <w:rPr>
+          <w:rFonts w:ascii="Times New Roman" w:hAnsi="Times New Roman" w:cs="Times New Roman"/>
+          <w:b/>
+          <w:bCs/>
+          <w:sz w:val="32"/>
+          <w:szCs w:val="32"/>
+        </w:rPr>
+        <w:t>Choose the correct form of verb past from the box.</w:t>
+      </w:r>
+      <w:r>
+        <w:rPr>
+          <w:rFonts w:ascii="Times New Roman" w:hAnsi="Times New Roman" w:cs="Times New Roman"/>
+          <w:sz w:val="32"/>
+          <w:szCs w:val="32"/>
+        </w:rPr>
+        <w:tab/>
         <w:t xml:space="preserve">         </w:t>
+      </w:r>
+      <w:r>
+        <w:rPr>
+          <w:rFonts w:ascii="Times New Roman" w:hAnsi="Times New Roman" w:cs="Times New Roman"/>
+          <w:sz w:val="32"/>
+          <w:szCs w:val="32"/>
+        </w:rPr>
+        <w:tab/>
       </w:r>
       <w:r>
         <w:rPr>
@@ -2769,12 +3328,12 @@
         <w:tblLook w:val="04A0" w:firstRow="1" w:lastRow="0" w:firstColumn="1" w:lastColumn="0" w:noHBand="0" w:noVBand="1"/>
       </w:tblPr>
       <w:tblGrid>
-        <w:gridCol w:w="7285"/>
+        <w:gridCol w:w="4495"/>
       </w:tblGrid>
       <w:tr>
         <w:tc>
           <w:tcPr>
-            <w:tcW w:w="7285" w:type="dxa"/>
+            <w:tcW w:w="4495" w:type="dxa"/>
           </w:tcPr>
           <w:p>
             <w:pPr>
@@ -2794,7 +3353,67 @@
                 <w:sz w:val="32"/>
                 <w:szCs w:val="32"/>
               </w:rPr>
-              <w:t>enjoyed      ,    wanted       ,     died       ,         worked</w:t>
+              <w:t>enjoyed,</w:t>
+            </w:r>
+            <w:r>
+              <w:rPr>
+                <w:rFonts w:ascii="Times New Roman" w:hAnsi="Times New Roman" w:cs="Times New Roman"/>
+                <w:b/>
+                <w:bCs/>
+                <w:sz w:val="32"/>
+                <w:szCs w:val="32"/>
+              </w:rPr>
+              <w:t xml:space="preserve"> </w:t>
+            </w:r>
+            <w:r>
+              <w:rPr>
+                <w:rFonts w:ascii="Times New Roman" w:hAnsi="Times New Roman" w:cs="Times New Roman"/>
+                <w:b/>
+                <w:bCs/>
+                <w:sz w:val="32"/>
+                <w:szCs w:val="32"/>
+              </w:rPr>
+              <w:t>wanted,</w:t>
+            </w:r>
+            <w:r>
+              <w:rPr>
+                <w:rFonts w:ascii="Times New Roman" w:hAnsi="Times New Roman" w:cs="Times New Roman"/>
+                <w:b/>
+                <w:bCs/>
+                <w:sz w:val="32"/>
+                <w:szCs w:val="32"/>
+              </w:rPr>
+              <w:t xml:space="preserve"> </w:t>
+            </w:r>
+            <w:r>
+              <w:rPr>
+                <w:rFonts w:ascii="Times New Roman" w:hAnsi="Times New Roman" w:cs="Times New Roman"/>
+                <w:b/>
+                <w:bCs/>
+                <w:sz w:val="32"/>
+                <w:szCs w:val="32"/>
+              </w:rPr>
+              <w:t>died,</w:t>
+            </w:r>
+            <w:r>
+              <w:rPr>
+                <w:rFonts w:ascii="Times New Roman" w:hAnsi="Times New Roman" w:cs="Times New Roman"/>
+                <w:b/>
+                <w:bCs/>
+                <w:sz w:val="32"/>
+                <w:szCs w:val="32"/>
+              </w:rPr>
+              <w:t xml:space="preserve"> </w:t>
+            </w:r>
+            <w:r>
+              <w:rPr>
+                <w:rFonts w:ascii="Times New Roman" w:hAnsi="Times New Roman" w:cs="Times New Roman"/>
+                <w:b/>
+                <w:bCs/>
+                <w:sz w:val="32"/>
+                <w:szCs w:val="32"/>
+              </w:rPr>
+              <w:t>worked</w:t>
             </w:r>
           </w:p>
         </w:tc>
@@ -2802,15 +3421,7 @@
     </w:tbl>
     <w:p>
       <w:pPr>
-        <w:rPr>
-          <w:rFonts w:ascii="Times New Roman" w:hAnsi="Times New Roman" w:cs="Times New Roman"/>
-          <w:sz w:val="32"/>
-          <w:szCs w:val="32"/>
-        </w:rPr>
-      </w:pPr>
-    </w:p>
-    <w:p>
-      <w:pPr>
+        <w:spacing w:before="360"/>
         <w:rPr>
           <w:rFonts w:ascii="Times New Roman" w:hAnsi="Times New Roman" w:cs="Times New Roman"/>
           <w:sz w:val="32"/>
@@ -2831,18 +3442,28 @@
           <w:sz w:val="32"/>
           <w:szCs w:val="32"/>
         </w:rPr>
+        <w:t xml:space="preserve"> Garima ………</w:t>
+      </w:r>
+      <w:r>
+        <w:rPr>
+          <w:rFonts w:ascii="Times New Roman" w:hAnsi="Times New Roman" w:cs="Times New Roman"/>
+          <w:b/>
+          <w:bCs/>
+          <w:sz w:val="32"/>
+          <w:szCs w:val="32"/>
+        </w:rPr>
         <w:t xml:space="preserve"> </w:t>
       </w:r>
-      <w:proofErr w:type="spellStart"/>
-      <w:r>
-        <w:rPr>
-          <w:rFonts w:ascii="Times New Roman" w:hAnsi="Times New Roman" w:cs="Times New Roman"/>
-          <w:sz w:val="32"/>
-          <w:szCs w:val="32"/>
-        </w:rPr>
-        <w:t>Garima</w:t>
-      </w:r>
-      <w:proofErr w:type="spellEnd"/>
+      <w:r>
+        <w:rPr>
+          <w:rFonts w:ascii="Times New Roman" w:hAnsi="Times New Roman" w:cs="Times New Roman"/>
+          <w:b/>
+          <w:bCs/>
+          <w:sz w:val="32"/>
+          <w:szCs w:val="32"/>
+        </w:rPr>
+        <w:t>worked</w:t>
+      </w:r>
       <w:r>
         <w:rPr>
           <w:rFonts w:ascii="Times New Roman" w:hAnsi="Times New Roman" w:cs="Times New Roman"/>
@@ -2851,21 +3472,34 @@
         </w:rPr>
         <w:t xml:space="preserve"> </w:t>
       </w:r>
-      <w:proofErr w:type="gramStart"/>
-      <w:r>
-        <w:rPr>
-          <w:rFonts w:ascii="Times New Roman" w:hAnsi="Times New Roman" w:cs="Times New Roman"/>
-          <w:sz w:val="32"/>
-          <w:szCs w:val="32"/>
-        </w:rPr>
-        <w:t>………</w:t>
-      </w:r>
-      <w:proofErr w:type="gramEnd"/>
-      <w:r>
-        <w:rPr>
-          <w:rFonts w:ascii="Times New Roman" w:hAnsi="Times New Roman" w:cs="Times New Roman"/>
-          <w:b/>
-          <w:bCs/>
+      <w:r>
+        <w:rPr>
+          <w:rFonts w:ascii="Times New Roman" w:hAnsi="Times New Roman" w:cs="Times New Roman"/>
+          <w:sz w:val="32"/>
+          <w:szCs w:val="32"/>
+        </w:rPr>
+        <w:t>…… in a bank from 2011 to 2018.</w:t>
+      </w:r>
+    </w:p>
+    <w:p>
+      <w:pPr>
+        <w:rPr>
+          <w:rFonts w:ascii="Times New Roman" w:hAnsi="Times New Roman" w:cs="Times New Roman"/>
+          <w:sz w:val="32"/>
+          <w:szCs w:val="32"/>
+        </w:rPr>
+      </w:pPr>
+      <w:r>
+        <w:rPr>
+          <w:rFonts w:ascii="Times New Roman" w:hAnsi="Times New Roman" w:cs="Times New Roman"/>
+          <w:sz w:val="32"/>
+          <w:szCs w:val="32"/>
+        </w:rPr>
+        <w:t>b)</w:t>
+      </w:r>
+      <w:r>
+        <w:rPr>
+          <w:rFonts w:ascii="Times New Roman" w:hAnsi="Times New Roman" w:cs="Times New Roman"/>
           <w:sz w:val="32"/>
           <w:szCs w:val="32"/>
         </w:rPr>
@@ -2874,55 +3508,10 @@
       <w:r>
         <w:rPr>
           <w:rFonts w:ascii="Times New Roman" w:hAnsi="Times New Roman" w:cs="Times New Roman"/>
-          <w:b/>
-          <w:bCs/>
-          <w:sz w:val="32"/>
-          <w:szCs w:val="32"/>
-        </w:rPr>
-        <w:t>worked</w:t>
-      </w:r>
-      <w:r>
-        <w:rPr>
-          <w:rFonts w:ascii="Times New Roman" w:hAnsi="Times New Roman" w:cs="Times New Roman"/>
-          <w:sz w:val="32"/>
-          <w:szCs w:val="32"/>
-        </w:rPr>
-        <w:t xml:space="preserve"> </w:t>
-      </w:r>
-      <w:r>
-        <w:rPr>
-          <w:rFonts w:ascii="Times New Roman" w:hAnsi="Times New Roman" w:cs="Times New Roman"/>
-          <w:sz w:val="32"/>
-          <w:szCs w:val="32"/>
-        </w:rPr>
-        <w:t>…… in a bank from 2011 to 2018.</w:t>
-      </w:r>
-    </w:p>
-    <w:p>
-      <w:pPr>
-        <w:rPr>
-          <w:rFonts w:ascii="Times New Roman" w:hAnsi="Times New Roman" w:cs="Times New Roman"/>
-          <w:sz w:val="32"/>
-          <w:szCs w:val="32"/>
-        </w:rPr>
-      </w:pPr>
-      <w:proofErr w:type="gramStart"/>
-      <w:r>
-        <w:rPr>
-          <w:rFonts w:ascii="Times New Roman" w:hAnsi="Times New Roman" w:cs="Times New Roman"/>
-          <w:sz w:val="32"/>
-          <w:szCs w:val="32"/>
-        </w:rPr>
-        <w:t>b)We</w:t>
-      </w:r>
-      <w:proofErr w:type="gramEnd"/>
-      <w:r>
-        <w:rPr>
-          <w:rFonts w:ascii="Times New Roman" w:hAnsi="Times New Roman" w:cs="Times New Roman"/>
-          <w:sz w:val="32"/>
-          <w:szCs w:val="32"/>
-        </w:rPr>
-        <w:t xml:space="preserve"> ………………… our holiday  last week.</w:t>
+          <w:sz w:val="32"/>
+          <w:szCs w:val="32"/>
+        </w:rPr>
+        <w:t>We ………………… our holiday last week.</w:t>
       </w:r>
     </w:p>
     <w:p>
@@ -2936,126 +3525,75 @@
           <w:szCs w:val="32"/>
         </w:rPr>
       </w:pPr>
-      <w:proofErr w:type="gramStart"/>
-      <w:r>
-        <w:rPr>
-          <w:rFonts w:ascii="Times New Roman" w:hAnsi="Times New Roman" w:cs="Times New Roman"/>
-          <w:sz w:val="32"/>
-          <w:szCs w:val="32"/>
-        </w:rPr>
-        <w:t>c)Her</w:t>
-      </w:r>
-      <w:proofErr w:type="gramEnd"/>
-      <w:r>
-        <w:rPr>
-          <w:rFonts w:ascii="Times New Roman" w:hAnsi="Times New Roman" w:cs="Times New Roman"/>
-          <w:sz w:val="32"/>
-          <w:szCs w:val="32"/>
-        </w:rPr>
-        <w:t xml:space="preserve"> grandfather ………………. at the age of 75.</w:t>
-      </w:r>
-      <w:r>
-        <w:rPr>
-          <w:rFonts w:ascii="Times New Roman" w:hAnsi="Times New Roman" w:cs="Times New Roman"/>
-          <w:sz w:val="32"/>
-          <w:szCs w:val="32"/>
-        </w:rPr>
-        <w:tab/>
-      </w:r>
-      <w:bookmarkStart w:id="0" w:name="_GoBack"/>
-      <w:bookmarkEnd w:id="0"/>
-    </w:p>
-    <w:p>
-      <w:pPr>
-        <w:rPr>
-          <w:rFonts w:ascii="Times New Roman" w:hAnsi="Times New Roman" w:cs="Times New Roman"/>
-          <w:sz w:val="32"/>
-          <w:szCs w:val="32"/>
-        </w:rPr>
-      </w:pPr>
-      <w:r>
-        <w:rPr>
-          <w:rFonts w:ascii="Times New Roman" w:hAnsi="Times New Roman" w:cs="Times New Roman"/>
-          <w:sz w:val="32"/>
-          <w:szCs w:val="32"/>
-        </w:rPr>
-        <w:t xml:space="preserve">d) When I was a </w:t>
-      </w:r>
-      <w:proofErr w:type="gramStart"/>
-      <w:r>
-        <w:rPr>
-          <w:rFonts w:ascii="Times New Roman" w:hAnsi="Times New Roman" w:cs="Times New Roman"/>
-          <w:sz w:val="32"/>
-          <w:szCs w:val="32"/>
-        </w:rPr>
-        <w:t>child ,I</w:t>
-      </w:r>
-      <w:proofErr w:type="gramEnd"/>
-      <w:r>
-        <w:rPr>
-          <w:rFonts w:ascii="Times New Roman" w:hAnsi="Times New Roman" w:cs="Times New Roman"/>
-          <w:sz w:val="32"/>
-          <w:szCs w:val="32"/>
-        </w:rPr>
-        <w:t xml:space="preserve"> …………….. </w:t>
-      </w:r>
-      <w:proofErr w:type="gramStart"/>
-      <w:r>
-        <w:rPr>
-          <w:rFonts w:ascii="Times New Roman" w:hAnsi="Times New Roman" w:cs="Times New Roman"/>
-          <w:sz w:val="32"/>
-          <w:szCs w:val="32"/>
-        </w:rPr>
-        <w:t>to</w:t>
-      </w:r>
-      <w:proofErr w:type="gramEnd"/>
-      <w:r>
-        <w:rPr>
-          <w:rFonts w:ascii="Times New Roman" w:hAnsi="Times New Roman" w:cs="Times New Roman"/>
-          <w:sz w:val="32"/>
-          <w:szCs w:val="32"/>
-        </w:rPr>
-        <w:t xml:space="preserve"> be a doctor.</w:t>
-      </w:r>
-    </w:p>
-    <w:p>
-      <w:pPr>
-        <w:rPr>
-          <w:rFonts w:ascii="Times New Roman" w:hAnsi="Times New Roman" w:cs="Times New Roman"/>
-          <w:b/>
-          <w:bCs/>
-          <w:sz w:val="32"/>
-          <w:szCs w:val="32"/>
-        </w:rPr>
-      </w:pPr>
-      <w:r>
-        <w:rPr>
-          <w:rFonts w:ascii="Times New Roman" w:hAnsi="Times New Roman" w:cs="Times New Roman"/>
-          <w:sz w:val="32"/>
-          <w:szCs w:val="32"/>
-        </w:rPr>
-        <w:t xml:space="preserve">       </w:t>
-      </w:r>
-    </w:p>
-    <w:p>
-      <w:pPr>
-        <w:rPr>
-          <w:rFonts w:ascii="Times New Roman" w:hAnsi="Times New Roman" w:cs="Times New Roman"/>
-          <w:b/>
-          <w:bCs/>
-          <w:sz w:val="32"/>
-          <w:szCs w:val="32"/>
-        </w:rPr>
-      </w:pPr>
-      <w:proofErr w:type="gramStart"/>
-      <w:r>
-        <w:rPr>
-          <w:rFonts w:ascii="Times New Roman" w:hAnsi="Times New Roman" w:cs="Times New Roman"/>
-          <w:b/>
-          <w:bCs/>
-          <w:sz w:val="32"/>
-          <w:szCs w:val="32"/>
-        </w:rPr>
+      <w:r>
+        <w:rPr>
+          <w:rFonts w:ascii="Times New Roman" w:hAnsi="Times New Roman" w:cs="Times New Roman"/>
+          <w:sz w:val="32"/>
+          <w:szCs w:val="32"/>
+        </w:rPr>
+        <w:t>c)Her grandfather ………………. at the age of 75.</w:t>
+      </w:r>
+      <w:r>
+        <w:rPr>
+          <w:rFonts w:ascii="Times New Roman" w:hAnsi="Times New Roman" w:cs="Times New Roman"/>
+          <w:sz w:val="32"/>
+          <w:szCs w:val="32"/>
+        </w:rPr>
+        <w:tab/>
+      </w:r>
+    </w:p>
+    <w:p>
+      <w:pPr>
+        <w:rPr>
+          <w:rFonts w:ascii="Times New Roman" w:hAnsi="Times New Roman" w:cs="Times New Roman"/>
+          <w:sz w:val="32"/>
+          <w:szCs w:val="32"/>
+        </w:rPr>
+      </w:pPr>
+      <w:r>
+        <w:rPr>
+          <w:rFonts w:ascii="Times New Roman" w:hAnsi="Times New Roman" w:cs="Times New Roman"/>
+          <w:sz w:val="32"/>
+          <w:szCs w:val="32"/>
+        </w:rPr>
+        <w:t>d) When I was a child,</w:t>
+      </w:r>
+      <w:r>
+        <w:rPr>
+          <w:rFonts w:ascii="Times New Roman" w:hAnsi="Times New Roman" w:cs="Times New Roman"/>
+          <w:sz w:val="32"/>
+          <w:szCs w:val="32"/>
+        </w:rPr>
+        <w:t xml:space="preserve"> </w:t>
+      </w:r>
+      <w:r>
+        <w:rPr>
+          <w:rFonts w:ascii="Times New Roman" w:hAnsi="Times New Roman" w:cs="Times New Roman"/>
+          <w:sz w:val="32"/>
+          <w:szCs w:val="32"/>
+        </w:rPr>
+        <w:t>I …………….. to be a doctor.</w:t>
+      </w:r>
+    </w:p>
+    <w:p>
+      <w:pPr>
+        <w:rPr>
+          <w:rFonts w:ascii="Times New Roman" w:hAnsi="Times New Roman" w:cs="Times New Roman"/>
+          <w:b/>
+          <w:bCs/>
+          <w:sz w:val="32"/>
+          <w:szCs w:val="32"/>
+        </w:rPr>
+      </w:pPr>
+      <w:r>
+        <w:rPr>
+          <w:rFonts w:ascii="Times New Roman" w:hAnsi="Times New Roman" w:cs="Times New Roman"/>
+          <w:b/>
+          <w:bCs/>
+          <w:sz w:val="32"/>
+          <w:szCs w:val="32"/>
+        </w:rPr>
+        <w:lastRenderedPageBreak/>
         <w:t>6.</w:t>
       </w:r>
       <w:r>
@@ -3066,51 +3604,6 @@
           <w:sz w:val="32"/>
           <w:szCs w:val="32"/>
         </w:rPr>
-        <w:t>Match</w:t>
-      </w:r>
-      <w:proofErr w:type="gramEnd"/>
-      <w:r>
-        <w:rPr>
-          <w:rFonts w:ascii="Times New Roman" w:hAnsi="Times New Roman" w:cs="Times New Roman"/>
-          <w:b/>
-          <w:bCs/>
-          <w:sz w:val="32"/>
-          <w:szCs w:val="32"/>
-        </w:rPr>
-        <w:t xml:space="preserve"> the word with their meaning.</w:t>
-      </w:r>
-      <w:r>
-        <w:rPr>
-          <w:rFonts w:ascii="Times New Roman" w:hAnsi="Times New Roman" w:cs="Times New Roman"/>
-          <w:b/>
-          <w:bCs/>
-          <w:sz w:val="32"/>
-          <w:szCs w:val="32"/>
-        </w:rPr>
-        <w:tab/>
-      </w:r>
-      <w:r>
-        <w:rPr>
-          <w:rFonts w:ascii="Times New Roman" w:hAnsi="Times New Roman" w:cs="Times New Roman"/>
-          <w:sz w:val="32"/>
-          <w:szCs w:val="32"/>
-        </w:rPr>
-        <w:t xml:space="preserve">        </w:t>
-      </w:r>
-      <w:r>
-        <w:rPr>
-          <w:rFonts w:ascii="Times New Roman" w:hAnsi="Times New Roman" w:cs="Times New Roman"/>
-          <w:sz w:val="32"/>
-          <w:szCs w:val="32"/>
-        </w:rPr>
-        <w:t xml:space="preserve">                </w:t>
-      </w:r>
-      <w:r>
-        <w:rPr>
-          <w:rFonts w:ascii="Times New Roman" w:hAnsi="Times New Roman" w:cs="Times New Roman"/>
-          <w:sz w:val="32"/>
-          <w:szCs w:val="32"/>
-        </w:rPr>
         <w:t xml:space="preserve"> </w:t>
       </w:r>
       <w:r>
@@ -3121,6 +3614,58 @@
           <w:sz w:val="32"/>
           <w:szCs w:val="32"/>
         </w:rPr>
+        <w:t>Match the word with their meaning.</w:t>
+      </w:r>
+      <w:r>
+        <w:rPr>
+          <w:rFonts w:ascii="Times New Roman" w:hAnsi="Times New Roman" w:cs="Times New Roman"/>
+          <w:b/>
+          <w:bCs/>
+          <w:sz w:val="32"/>
+          <w:szCs w:val="32"/>
+        </w:rPr>
+        <w:tab/>
+      </w:r>
+      <w:r>
+        <w:rPr>
+          <w:rFonts w:ascii="Times New Roman" w:hAnsi="Times New Roman" w:cs="Times New Roman"/>
+          <w:sz w:val="32"/>
+          <w:szCs w:val="32"/>
+        </w:rPr>
+        <w:t xml:space="preserve">                         </w:t>
+      </w:r>
+      <w:r>
+        <w:rPr>
+          <w:rFonts w:ascii="Times New Roman" w:hAnsi="Times New Roman" w:cs="Times New Roman"/>
+          <w:sz w:val="32"/>
+          <w:szCs w:val="32"/>
+        </w:rPr>
+        <w:tab/>
+      </w:r>
+      <w:r>
+        <w:rPr>
+          <w:rFonts w:ascii="Times New Roman" w:hAnsi="Times New Roman" w:cs="Times New Roman"/>
+          <w:sz w:val="32"/>
+          <w:szCs w:val="32"/>
+        </w:rPr>
+        <w:tab/>
+      </w:r>
+      <w:r>
+        <w:rPr>
+          <w:rFonts w:ascii="Times New Roman" w:hAnsi="Times New Roman" w:cs="Times New Roman"/>
+          <w:sz w:val="32"/>
+          <w:szCs w:val="32"/>
+        </w:rPr>
+        <w:tab/>
+      </w:r>
+      <w:r>
+        <w:rPr>
+          <w:rFonts w:ascii="Times New Roman" w:hAnsi="Times New Roman" w:cs="Times New Roman"/>
+          <w:b/>
+          <w:bCs/>
+          <w:sz w:val="32"/>
+          <w:szCs w:val="32"/>
+        </w:rPr>
         <w:t>(4×1=4)</w:t>
       </w:r>
     </w:p>
@@ -3138,110 +3683,65 @@
           <w:sz w:val="32"/>
           <w:szCs w:val="32"/>
         </w:rPr>
-        <w:t xml:space="preserve">a) </w:t>
-      </w:r>
-      <w:proofErr w:type="gramStart"/>
-      <w:r>
-        <w:rPr>
-          <w:rFonts w:ascii="Times New Roman" w:hAnsi="Times New Roman" w:cs="Times New Roman"/>
-          <w:sz w:val="32"/>
-          <w:szCs w:val="32"/>
-        </w:rPr>
-        <w:t>lose</w:t>
-      </w:r>
-      <w:proofErr w:type="gramEnd"/>
-      <w:r>
-        <w:rPr>
-          <w:rFonts w:ascii="Times New Roman" w:hAnsi="Times New Roman" w:cs="Times New Roman"/>
-          <w:sz w:val="32"/>
-          <w:szCs w:val="32"/>
-        </w:rPr>
-        <w:tab/>
-      </w:r>
-      <w:r>
-        <w:rPr>
-          <w:rFonts w:ascii="Times New Roman" w:hAnsi="Times New Roman" w:cs="Times New Roman"/>
-          <w:sz w:val="32"/>
-          <w:szCs w:val="32"/>
-        </w:rPr>
-        <w:tab/>
-      </w:r>
-      <w:r>
-        <w:rPr>
-          <w:rFonts w:ascii="Times New Roman" w:hAnsi="Times New Roman" w:cs="Times New Roman"/>
-          <w:sz w:val="32"/>
-          <w:szCs w:val="32"/>
-        </w:rPr>
-        <w:tab/>
-      </w:r>
-      <w:r>
-        <w:rPr>
-          <w:rFonts w:ascii="Times New Roman" w:hAnsi="Times New Roman" w:cs="Times New Roman"/>
-          <w:sz w:val="32"/>
-          <w:szCs w:val="32"/>
-        </w:rPr>
-        <w:tab/>
-      </w:r>
-      <w:r>
-        <w:rPr>
-          <w:rFonts w:ascii="Times New Roman" w:hAnsi="Times New Roman" w:cs="Times New Roman"/>
-          <w:sz w:val="32"/>
-          <w:szCs w:val="32"/>
-        </w:rPr>
-        <w:tab/>
-      </w:r>
-      <w:proofErr w:type="spellStart"/>
-      <w:r>
-        <w:rPr>
-          <w:rFonts w:ascii="Times New Roman" w:hAnsi="Times New Roman" w:cs="Times New Roman"/>
-          <w:sz w:val="32"/>
-          <w:szCs w:val="32"/>
-        </w:rPr>
-        <w:t>i</w:t>
-      </w:r>
-      <w:proofErr w:type="spellEnd"/>
-      <w:r>
-        <w:rPr>
-          <w:rFonts w:ascii="Times New Roman" w:hAnsi="Times New Roman" w:cs="Times New Roman"/>
-          <w:sz w:val="32"/>
-          <w:szCs w:val="32"/>
-        </w:rPr>
-        <w:t>) leisure</w:t>
-      </w:r>
-    </w:p>
-    <w:p>
-      <w:pPr>
-        <w:rPr>
-          <w:rFonts w:ascii="Times New Roman" w:hAnsi="Times New Roman" w:cs="Times New Roman"/>
-          <w:sz w:val="32"/>
-          <w:szCs w:val="32"/>
-        </w:rPr>
-      </w:pPr>
-      <w:r>
-        <w:rPr>
-          <w:rFonts w:ascii="Times New Roman" w:hAnsi="Times New Roman" w:cs="Times New Roman"/>
-          <w:sz w:val="32"/>
-          <w:szCs w:val="32"/>
-        </w:rPr>
-        <w:t xml:space="preserve">b) </w:t>
-      </w:r>
-      <w:proofErr w:type="gramStart"/>
-      <w:r>
-        <w:rPr>
-          <w:rFonts w:ascii="Times New Roman" w:hAnsi="Times New Roman" w:cs="Times New Roman"/>
-          <w:sz w:val="32"/>
-          <w:szCs w:val="32"/>
-        </w:rPr>
-        <w:t>free</w:t>
-      </w:r>
-      <w:proofErr w:type="gramEnd"/>
-      <w:r>
-        <w:rPr>
-          <w:rFonts w:ascii="Times New Roman" w:hAnsi="Times New Roman" w:cs="Times New Roman"/>
-          <w:sz w:val="32"/>
-          <w:szCs w:val="32"/>
-        </w:rPr>
-        <w:t xml:space="preserve"> time </w:t>
+        <w:t>a) lose</w:t>
+      </w:r>
+      <w:r>
+        <w:rPr>
+          <w:rFonts w:ascii="Times New Roman" w:hAnsi="Times New Roman" w:cs="Times New Roman"/>
+          <w:sz w:val="32"/>
+          <w:szCs w:val="32"/>
+        </w:rPr>
+        <w:tab/>
+      </w:r>
+      <w:r>
+        <w:rPr>
+          <w:rFonts w:ascii="Times New Roman" w:hAnsi="Times New Roman" w:cs="Times New Roman"/>
+          <w:sz w:val="32"/>
+          <w:szCs w:val="32"/>
+        </w:rPr>
+        <w:tab/>
+      </w:r>
+      <w:r>
+        <w:rPr>
+          <w:rFonts w:ascii="Times New Roman" w:hAnsi="Times New Roman" w:cs="Times New Roman"/>
+          <w:sz w:val="32"/>
+          <w:szCs w:val="32"/>
+        </w:rPr>
+        <w:tab/>
+      </w:r>
+      <w:r>
+        <w:rPr>
+          <w:rFonts w:ascii="Times New Roman" w:hAnsi="Times New Roman" w:cs="Times New Roman"/>
+          <w:sz w:val="32"/>
+          <w:szCs w:val="32"/>
+        </w:rPr>
+        <w:tab/>
+      </w:r>
+      <w:r>
+        <w:rPr>
+          <w:rFonts w:ascii="Times New Roman" w:hAnsi="Times New Roman" w:cs="Times New Roman"/>
+          <w:sz w:val="32"/>
+          <w:szCs w:val="32"/>
+        </w:rPr>
+        <w:tab/>
+        <w:t>i) leisure</w:t>
+      </w:r>
+    </w:p>
+    <w:p>
+      <w:pPr>
+        <w:rPr>
+          <w:rFonts w:ascii="Times New Roman" w:hAnsi="Times New Roman" w:cs="Times New Roman"/>
+          <w:sz w:val="32"/>
+          <w:szCs w:val="32"/>
+        </w:rPr>
+      </w:pPr>
+      <w:r>
+        <w:rPr>
+          <w:rFonts w:ascii="Times New Roman" w:hAnsi="Times New Roman" w:cs="Times New Roman"/>
+          <w:sz w:val="32"/>
+          <w:szCs w:val="32"/>
+        </w:rPr>
+        <w:t xml:space="preserve">b) free time </w:t>
       </w:r>
       <w:r>
         <w:rPr>
@@ -3291,21 +3791,142 @@
           <w:sz w:val="32"/>
           <w:szCs w:val="32"/>
         </w:rPr>
-        <w:t xml:space="preserve">c) </w:t>
-      </w:r>
-      <w:proofErr w:type="gramStart"/>
-      <w:r>
-        <w:rPr>
-          <w:rFonts w:ascii="Times New Roman" w:hAnsi="Times New Roman" w:cs="Times New Roman"/>
-          <w:sz w:val="32"/>
-          <w:szCs w:val="32"/>
-        </w:rPr>
-        <w:t>tiny</w:t>
-      </w:r>
-      <w:proofErr w:type="gramEnd"/>
-      <w:r>
-        <w:rPr>
-          <w:rFonts w:ascii="Times New Roman" w:hAnsi="Times New Roman" w:cs="Times New Roman"/>
+        <w:t xml:space="preserve">c) tiny </w:t>
+      </w:r>
+      <w:r>
+        <w:rPr>
+          <w:rFonts w:ascii="Times New Roman" w:hAnsi="Times New Roman" w:cs="Times New Roman"/>
+          <w:sz w:val="32"/>
+          <w:szCs w:val="32"/>
+        </w:rPr>
+        <w:tab/>
+      </w:r>
+      <w:r>
+        <w:rPr>
+          <w:rFonts w:ascii="Times New Roman" w:hAnsi="Times New Roman" w:cs="Times New Roman"/>
+          <w:sz w:val="32"/>
+          <w:szCs w:val="32"/>
+        </w:rPr>
+        <w:tab/>
+      </w:r>
+      <w:r>
+        <w:rPr>
+          <w:rFonts w:ascii="Times New Roman" w:hAnsi="Times New Roman" w:cs="Times New Roman"/>
+          <w:sz w:val="32"/>
+          <w:szCs w:val="32"/>
+        </w:rPr>
+        <w:tab/>
+      </w:r>
+      <w:r>
+        <w:rPr>
+          <w:rFonts w:ascii="Times New Roman" w:hAnsi="Times New Roman" w:cs="Times New Roman"/>
+          <w:sz w:val="32"/>
+          <w:szCs w:val="32"/>
+        </w:rPr>
+        <w:tab/>
+      </w:r>
+      <w:r>
+        <w:rPr>
+          <w:rFonts w:ascii="Times New Roman" w:hAnsi="Times New Roman" w:cs="Times New Roman"/>
+          <w:sz w:val="32"/>
+          <w:szCs w:val="32"/>
+        </w:rPr>
+        <w:tab/>
+        <w:t>ii) give food to</w:t>
+      </w:r>
+    </w:p>
+    <w:p>
+      <w:pPr>
+        <w:rPr>
+          <w:rFonts w:ascii="Times New Roman" w:hAnsi="Times New Roman" w:cs="Times New Roman"/>
+          <w:sz w:val="32"/>
+          <w:szCs w:val="32"/>
+        </w:rPr>
+      </w:pPr>
+      <w:r>
+        <w:rPr>
+          <w:rFonts w:ascii="Times New Roman" w:hAnsi="Times New Roman" w:cs="Times New Roman"/>
+          <w:sz w:val="32"/>
+          <w:szCs w:val="32"/>
+        </w:rPr>
+        <w:t>d) feed</w:t>
+      </w:r>
+      <w:r>
+        <w:rPr>
+          <w:rFonts w:ascii="Times New Roman" w:hAnsi="Times New Roman" w:cs="Times New Roman"/>
+          <w:sz w:val="32"/>
+          <w:szCs w:val="32"/>
+        </w:rPr>
+        <w:tab/>
+      </w:r>
+      <w:r>
+        <w:rPr>
+          <w:rFonts w:ascii="Times New Roman" w:hAnsi="Times New Roman" w:cs="Times New Roman"/>
+          <w:sz w:val="32"/>
+          <w:szCs w:val="32"/>
+        </w:rPr>
+        <w:tab/>
+      </w:r>
+      <w:r>
+        <w:rPr>
+          <w:rFonts w:ascii="Times New Roman" w:hAnsi="Times New Roman" w:cs="Times New Roman"/>
+          <w:sz w:val="32"/>
+          <w:szCs w:val="32"/>
+        </w:rPr>
+        <w:tab/>
+      </w:r>
+      <w:r>
+        <w:rPr>
+          <w:rFonts w:ascii="Times New Roman" w:hAnsi="Times New Roman" w:cs="Times New Roman"/>
+          <w:sz w:val="32"/>
+          <w:szCs w:val="32"/>
+        </w:rPr>
+        <w:tab/>
+      </w:r>
+      <w:r>
+        <w:rPr>
+          <w:rFonts w:ascii="Times New Roman" w:hAnsi="Times New Roman" w:cs="Times New Roman"/>
+          <w:sz w:val="32"/>
+          <w:szCs w:val="32"/>
+        </w:rPr>
+        <w:tab/>
+        <w:t>iii) very small</w:t>
+      </w:r>
+    </w:p>
+    <w:p>
+      <w:pPr>
+        <w:rPr>
+          <w:rFonts w:ascii="Times New Roman" w:hAnsi="Times New Roman" w:cs="Times New Roman"/>
+          <w:sz w:val="32"/>
+          <w:szCs w:val="32"/>
+        </w:rPr>
+      </w:pPr>
+    </w:p>
+    <w:p>
+      <w:pPr>
+        <w:rPr>
+          <w:rFonts w:ascii="Times New Roman" w:hAnsi="Times New Roman" w:cs="Times New Roman"/>
+          <w:b/>
+          <w:bCs/>
+          <w:sz w:val="32"/>
+          <w:szCs w:val="32"/>
+        </w:rPr>
+      </w:pPr>
+      <w:r>
+        <w:rPr>
+          <w:rFonts w:ascii="Times New Roman" w:hAnsi="Times New Roman" w:cs="Times New Roman"/>
+          <w:b/>
+          <w:bCs/>
+          <w:sz w:val="32"/>
+          <w:szCs w:val="32"/>
+        </w:rPr>
+        <w:t>7.</w:t>
+      </w:r>
+      <w:r>
+        <w:rPr>
+          <w:rFonts w:ascii="Times New Roman" w:hAnsi="Times New Roman" w:cs="Times New Roman"/>
+          <w:b/>
+          <w:bCs/>
           <w:sz w:val="32"/>
           <w:szCs w:val="32"/>
         </w:rPr>
@@ -3314,169 +3935,44 @@
       <w:r>
         <w:rPr>
           <w:rFonts w:ascii="Times New Roman" w:hAnsi="Times New Roman" w:cs="Times New Roman"/>
-          <w:sz w:val="32"/>
-          <w:szCs w:val="32"/>
-        </w:rPr>
-        <w:tab/>
-      </w:r>
-      <w:r>
-        <w:rPr>
-          <w:rFonts w:ascii="Times New Roman" w:hAnsi="Times New Roman" w:cs="Times New Roman"/>
-          <w:sz w:val="32"/>
-          <w:szCs w:val="32"/>
-        </w:rPr>
-        <w:tab/>
-      </w:r>
-      <w:r>
-        <w:rPr>
-          <w:rFonts w:ascii="Times New Roman" w:hAnsi="Times New Roman" w:cs="Times New Roman"/>
-          <w:sz w:val="32"/>
-          <w:szCs w:val="32"/>
-        </w:rPr>
-        <w:tab/>
-      </w:r>
-      <w:r>
-        <w:rPr>
-          <w:rFonts w:ascii="Times New Roman" w:hAnsi="Times New Roman" w:cs="Times New Roman"/>
-          <w:sz w:val="32"/>
-          <w:szCs w:val="32"/>
-        </w:rPr>
-        <w:tab/>
-      </w:r>
-      <w:r>
-        <w:rPr>
-          <w:rFonts w:ascii="Times New Roman" w:hAnsi="Times New Roman" w:cs="Times New Roman"/>
-          <w:sz w:val="32"/>
-          <w:szCs w:val="32"/>
-        </w:rPr>
-        <w:tab/>
-        <w:t>ii) give food to</w:t>
-      </w:r>
-    </w:p>
-    <w:p>
-      <w:pPr>
-        <w:rPr>
-          <w:rFonts w:ascii="Times New Roman" w:hAnsi="Times New Roman" w:cs="Times New Roman"/>
-          <w:sz w:val="32"/>
-          <w:szCs w:val="32"/>
-        </w:rPr>
-      </w:pPr>
-      <w:r>
-        <w:rPr>
-          <w:rFonts w:ascii="Times New Roman" w:hAnsi="Times New Roman" w:cs="Times New Roman"/>
-          <w:sz w:val="32"/>
-          <w:szCs w:val="32"/>
-        </w:rPr>
-        <w:t xml:space="preserve">d) </w:t>
-      </w:r>
-      <w:proofErr w:type="gramStart"/>
-      <w:r>
-        <w:rPr>
-          <w:rFonts w:ascii="Times New Roman" w:hAnsi="Times New Roman" w:cs="Times New Roman"/>
-          <w:sz w:val="32"/>
-          <w:szCs w:val="32"/>
-        </w:rPr>
-        <w:t>feed</w:t>
-      </w:r>
-      <w:proofErr w:type="gramEnd"/>
-      <w:r>
-        <w:rPr>
-          <w:rFonts w:ascii="Times New Roman" w:hAnsi="Times New Roman" w:cs="Times New Roman"/>
-          <w:sz w:val="32"/>
-          <w:szCs w:val="32"/>
-        </w:rPr>
-        <w:tab/>
-      </w:r>
-      <w:r>
-        <w:rPr>
-          <w:rFonts w:ascii="Times New Roman" w:hAnsi="Times New Roman" w:cs="Times New Roman"/>
-          <w:sz w:val="32"/>
-          <w:szCs w:val="32"/>
-        </w:rPr>
-        <w:tab/>
-      </w:r>
-      <w:r>
-        <w:rPr>
-          <w:rFonts w:ascii="Times New Roman" w:hAnsi="Times New Roman" w:cs="Times New Roman"/>
-          <w:sz w:val="32"/>
-          <w:szCs w:val="32"/>
-        </w:rPr>
-        <w:tab/>
-      </w:r>
-      <w:r>
-        <w:rPr>
-          <w:rFonts w:ascii="Times New Roman" w:hAnsi="Times New Roman" w:cs="Times New Roman"/>
-          <w:sz w:val="32"/>
-          <w:szCs w:val="32"/>
-        </w:rPr>
-        <w:tab/>
-      </w:r>
-      <w:r>
-        <w:rPr>
-          <w:rFonts w:ascii="Times New Roman" w:hAnsi="Times New Roman" w:cs="Times New Roman"/>
-          <w:sz w:val="32"/>
-          <w:szCs w:val="32"/>
-        </w:rPr>
-        <w:tab/>
-        <w:t>iii) very small</w:t>
-      </w:r>
-    </w:p>
-    <w:p>
-      <w:pPr>
-        <w:rPr>
-          <w:rFonts w:ascii="Times New Roman" w:hAnsi="Times New Roman" w:cs="Times New Roman"/>
-          <w:sz w:val="32"/>
-          <w:szCs w:val="32"/>
-        </w:rPr>
-      </w:pPr>
-    </w:p>
-    <w:p>
-      <w:pPr>
-        <w:rPr>
-          <w:rFonts w:ascii="Times New Roman" w:hAnsi="Times New Roman" w:cs="Times New Roman"/>
-          <w:b/>
-          <w:bCs/>
-          <w:sz w:val="32"/>
-          <w:szCs w:val="32"/>
-        </w:rPr>
-      </w:pPr>
-      <w:proofErr w:type="gramStart"/>
-      <w:r>
-        <w:rPr>
-          <w:rFonts w:ascii="Times New Roman" w:hAnsi="Times New Roman" w:cs="Times New Roman"/>
-          <w:b/>
-          <w:bCs/>
-          <w:sz w:val="32"/>
-          <w:szCs w:val="32"/>
-        </w:rPr>
-        <w:t>7.Change</w:t>
-      </w:r>
-      <w:proofErr w:type="gramEnd"/>
-      <w:r>
-        <w:rPr>
-          <w:rFonts w:ascii="Times New Roman" w:hAnsi="Times New Roman" w:cs="Times New Roman"/>
-          <w:b/>
-          <w:bCs/>
-          <w:sz w:val="32"/>
-          <w:szCs w:val="32"/>
-        </w:rPr>
-        <w:t xml:space="preserve"> these sentences into Yes / No questions</w:t>
-      </w:r>
-      <w:r>
-        <w:rPr>
-          <w:rFonts w:ascii="Times New Roman" w:hAnsi="Times New Roman" w:cs="Times New Roman"/>
-          <w:sz w:val="32"/>
-          <w:szCs w:val="32"/>
-        </w:rPr>
-        <w:t>.</w:t>
-      </w:r>
-      <w:r>
-        <w:rPr>
-          <w:rFonts w:ascii="Times New Roman" w:hAnsi="Times New Roman" w:cs="Times New Roman"/>
-          <w:sz w:val="32"/>
-          <w:szCs w:val="32"/>
-        </w:rPr>
-        <w:t xml:space="preserve">         </w:t>
+          <w:b/>
+          <w:bCs/>
+          <w:sz w:val="32"/>
+          <w:szCs w:val="32"/>
+        </w:rPr>
+        <w:t>Change these sentences into Yes / No questions</w:t>
+      </w:r>
+      <w:r>
+        <w:rPr>
+          <w:rFonts w:ascii="Times New Roman" w:hAnsi="Times New Roman" w:cs="Times New Roman"/>
+          <w:sz w:val="32"/>
+          <w:szCs w:val="32"/>
+        </w:rPr>
+        <w:t xml:space="preserve">.         </w:t>
+      </w:r>
+      <w:r>
+        <w:rPr>
+          <w:rFonts w:ascii="Times New Roman" w:hAnsi="Times New Roman" w:cs="Times New Roman"/>
+          <w:sz w:val="32"/>
+          <w:szCs w:val="32"/>
+        </w:rPr>
+        <w:tab/>
+      </w:r>
+      <w:r>
+        <w:rPr>
+          <w:rFonts w:ascii="Times New Roman" w:hAnsi="Times New Roman" w:cs="Times New Roman"/>
+          <w:sz w:val="32"/>
+          <w:szCs w:val="32"/>
+        </w:rPr>
+        <w:tab/>
+      </w:r>
+      <w:r>
+        <w:rPr>
+          <w:rFonts w:ascii="Times New Roman" w:hAnsi="Times New Roman" w:cs="Times New Roman"/>
+          <w:sz w:val="32"/>
+          <w:szCs w:val="32"/>
+        </w:rPr>
+        <w:tab/>
       </w:r>
       <w:r>
         <w:rPr>
@@ -3495,65 +3991,6 @@
           <w:rFonts w:ascii="Times New Roman" w:hAnsi="Times New Roman" w:cs="Times New Roman"/>
           <w:sz w:val="32"/>
           <w:szCs w:val="32"/>
-        </w:rPr>
-      </w:pPr>
-      <w:proofErr w:type="spellStart"/>
-      <w:proofErr w:type="gramStart"/>
-      <w:r>
-        <w:rPr>
-          <w:rFonts w:ascii="Times New Roman" w:hAnsi="Times New Roman" w:cs="Times New Roman"/>
-          <w:sz w:val="32"/>
-          <w:szCs w:val="32"/>
-        </w:rPr>
-        <w:t>eg.Niraj</w:t>
-      </w:r>
-      <w:proofErr w:type="spellEnd"/>
-      <w:proofErr w:type="gramEnd"/>
-      <w:r>
-        <w:rPr>
-          <w:rFonts w:ascii="Times New Roman" w:hAnsi="Times New Roman" w:cs="Times New Roman"/>
-          <w:sz w:val="32"/>
-          <w:szCs w:val="32"/>
-        </w:rPr>
-        <w:t xml:space="preserve"> is from </w:t>
-      </w:r>
-      <w:proofErr w:type="spellStart"/>
-      <w:r>
-        <w:rPr>
-          <w:rFonts w:ascii="Times New Roman" w:hAnsi="Times New Roman" w:cs="Times New Roman"/>
-          <w:sz w:val="32"/>
-          <w:szCs w:val="32"/>
-        </w:rPr>
-        <w:t>Gorkha</w:t>
-      </w:r>
-      <w:proofErr w:type="spellEnd"/>
-      <w:r>
-        <w:rPr>
-          <w:rFonts w:ascii="Times New Roman" w:hAnsi="Times New Roman" w:cs="Times New Roman"/>
-          <w:sz w:val="32"/>
-          <w:szCs w:val="32"/>
-        </w:rPr>
-        <w:t>.</w:t>
-      </w:r>
-      <w:r>
-        <w:rPr>
-          <w:rFonts w:ascii="Times New Roman" w:hAnsi="Times New Roman" w:cs="Times New Roman"/>
-          <w:noProof/>
-          <w:sz w:val="32"/>
-          <w:szCs w:val="32"/>
-        </w:rPr>
-        <w:t xml:space="preserve"> </w:t>
-      </w:r>
-    </w:p>
-    <w:p>
-      <w:pPr>
-        <w:rPr>
-          <w:rFonts w:ascii="Times New Roman" w:hAnsi="Times New Roman" w:cs="Times New Roman"/>
-          <w:b/>
-          <w:bCs/>
-          <w:sz w:val="32"/>
-          <w:szCs w:val="32"/>
-          <w:u w:val="single"/>
         </w:rPr>
       </w:pPr>
       <w:r>
@@ -3566,13 +4003,13 @@
         <mc:AlternateContent>
           <mc:Choice Requires="wps">
             <w:drawing>
-              <wp:anchor distT="0" distB="0" distL="114300" distR="114300" simplePos="0" relativeHeight="251676672" behindDoc="0" locked="0" layoutInCell="1" allowOverlap="1" wp14:anchorId="24543861" wp14:editId="4E039DDB">
+              <wp:anchor distT="0" distB="0" distL="114300" distR="114300" simplePos="0" relativeHeight="251676672" behindDoc="0" locked="0" layoutInCell="1" allowOverlap="1" wp14:anchorId="031DEE37" wp14:editId="79BA7EC5">
                 <wp:simplePos x="0" y="0"/>
                 <wp:positionH relativeFrom="margin">
-                  <wp:posOffset>0</wp:posOffset>
+                  <wp:posOffset>-123825</wp:posOffset>
                 </wp:positionH>
                 <wp:positionV relativeFrom="paragraph">
-                  <wp:posOffset>18415</wp:posOffset>
+                  <wp:posOffset>387985</wp:posOffset>
                 </wp:positionV>
                 <wp:extent cx="361507" cy="95693"/>
                 <wp:effectExtent l="0" t="19050" r="38735" b="38100"/>
@@ -3622,7 +4059,7 @@
           </mc:Choice>
           <mc:Fallback>
             <w:pict>
-              <v:shape w14:anchorId="67459DBF" id="Right Arrow 10" o:spid="_x0000_s1026" type="#_x0000_t13" style="position:absolute;margin-left:0;margin-top:1.45pt;width:28.45pt;height:7.55pt;z-index:251676672;visibility:visible;mso-wrap-style:square;mso-height-percent:0;mso-wrap-distance-left:9pt;mso-wrap-distance-top:0;mso-wrap-distance-right:9pt;mso-wrap-distance-bottom:0;mso-position-horizontal:absolute;mso-position-horizontal-relative:margin;mso-position-vertical:absolute;mso-position-vertical-relative:text;mso-height-percent:0;mso-height-relative:margin;v-text-anchor:middle" o:gfxdata="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" adj="18741" fillcolor="#5b9bd5" strokecolor="#41719c" strokeweight="1pt">
+              <v:shape w14:anchorId="7CB7C381" id="Right Arrow 10" o:spid="_x0000_s1026" type="#_x0000_t13" style="position:absolute;margin-left:-9.75pt;margin-top:30.55pt;width:28.45pt;height:7.55pt;z-index:251676672;visibility:visible;mso-wrap-style:square;mso-height-percent:0;mso-wrap-distance-left:9pt;mso-wrap-distance-top:0;mso-wrap-distance-right:9pt;mso-wrap-distance-bottom:0;mso-position-horizontal:absolute;mso-position-horizontal-relative:margin;mso-position-vertical:absolute;mso-position-vertical-relative:text;mso-height-percent:0;mso-height-relative:margin;v-text-anchor:middle" o:gfxdata="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" adj="18741" fillcolor="#5b9bd5" strokecolor="#41719c" strokeweight="1pt">
                 <w10:wrap anchorx="margin"/>
               </v:shape>
             </w:pict>
@@ -3635,6 +4072,51 @@
           <w:sz w:val="32"/>
           <w:szCs w:val="32"/>
         </w:rPr>
+        <w:t>eg.</w:t>
+      </w:r>
+      <w:r>
+        <w:rPr>
+          <w:rFonts w:ascii="Times New Roman" w:hAnsi="Times New Roman" w:cs="Times New Roman"/>
+          <w:sz w:val="32"/>
+          <w:szCs w:val="32"/>
+        </w:rPr>
+        <w:t xml:space="preserve"> </w:t>
+      </w:r>
+      <w:r>
+        <w:rPr>
+          <w:rFonts w:ascii="Times New Roman" w:hAnsi="Times New Roman" w:cs="Times New Roman"/>
+          <w:sz w:val="32"/>
+          <w:szCs w:val="32"/>
+        </w:rPr>
+        <w:t>Niraj is from Gorkha.</w:t>
+      </w:r>
+      <w:r>
+        <w:rPr>
+          <w:rFonts w:ascii="Times New Roman" w:hAnsi="Times New Roman" w:cs="Times New Roman"/>
+          <w:noProof/>
+          <w:sz w:val="32"/>
+          <w:szCs w:val="32"/>
+        </w:rPr>
+        <w:t xml:space="preserve"> </w:t>
+      </w:r>
+    </w:p>
+    <w:p>
+      <w:pPr>
+        <w:rPr>
+          <w:rFonts w:ascii="Times New Roman" w:hAnsi="Times New Roman" w:cs="Times New Roman"/>
+          <w:b/>
+          <w:bCs/>
+          <w:sz w:val="32"/>
+          <w:szCs w:val="32"/>
+          <w:u w:val="single"/>
+        </w:rPr>
+      </w:pPr>
+      <w:r>
+        <w:rPr>
+          <w:rFonts w:ascii="Times New Roman" w:hAnsi="Times New Roman" w:cs="Times New Roman"/>
+          <w:sz w:val="32"/>
+          <w:szCs w:val="32"/>
+        </w:rPr>
         <w:t xml:space="preserve">       </w:t>
       </w:r>
       <w:r>
@@ -3646,9 +4128,8 @@
           <w:szCs w:val="32"/>
           <w:u w:val="single"/>
         </w:rPr>
-        <w:t xml:space="preserve">Is </w:t>
-      </w:r>
-      <w:proofErr w:type="spellStart"/>
+        <w:t xml:space="preserve">Is Niraj </w:t>
+      </w:r>
       <w:r>
         <w:rPr>
           <w:rFonts w:ascii="Times New Roman" w:hAnsi="Times New Roman" w:cs="Times New Roman"/>
@@ -3658,57 +4139,8 @@
           <w:szCs w:val="32"/>
           <w:u w:val="single"/>
         </w:rPr>
-        <w:t>Niraj</w:t>
-      </w:r>
-      <w:proofErr w:type="spellEnd"/>
-      <w:r>
-        <w:rPr>
-          <w:rFonts w:ascii="Times New Roman" w:hAnsi="Times New Roman" w:cs="Times New Roman"/>
-          <w:b/>
-          <w:bCs/>
-          <w:sz w:val="32"/>
-          <w:szCs w:val="32"/>
-          <w:u w:val="single"/>
-        </w:rPr>
-        <w:t xml:space="preserve"> </w:t>
-      </w:r>
-      <w:r>
-        <w:rPr>
-          <w:rFonts w:ascii="Times New Roman" w:hAnsi="Times New Roman" w:cs="Times New Roman"/>
-          <w:b/>
-          <w:bCs/>
-          <w:sz w:val="32"/>
-          <w:szCs w:val="32"/>
-          <w:u w:val="single"/>
-        </w:rPr>
-        <w:t xml:space="preserve">from </w:t>
-      </w:r>
-      <w:proofErr w:type="spellStart"/>
-      <w:proofErr w:type="gramStart"/>
-      <w:r>
-        <w:rPr>
-          <w:rFonts w:ascii="Times New Roman" w:hAnsi="Times New Roman" w:cs="Times New Roman"/>
-          <w:b/>
-          <w:bCs/>
-          <w:sz w:val="32"/>
-          <w:szCs w:val="32"/>
-          <w:u w:val="single"/>
-        </w:rPr>
-        <w:t>Gorkha</w:t>
-      </w:r>
-      <w:proofErr w:type="spellEnd"/>
-      <w:r>
-        <w:rPr>
-          <w:rFonts w:ascii="Times New Roman" w:hAnsi="Times New Roman" w:cs="Times New Roman"/>
-          <w:b/>
-          <w:bCs/>
-          <w:sz w:val="32"/>
-          <w:szCs w:val="32"/>
-          <w:u w:val="single"/>
-        </w:rPr>
-        <w:t xml:space="preserve"> ?</w:t>
-      </w:r>
-      <w:proofErr w:type="gramEnd"/>
+        <w:t>from Gorkha ?</w:t>
+      </w:r>
     </w:p>
     <w:p>
       <w:pPr>
@@ -3745,27 +4177,27 @@
         <mc:AlternateContent>
           <mc:Choice Requires="wps">
             <w:drawing>
-              <wp:anchor distT="0" distB="0" distL="114300" distR="114300" simplePos="0" relativeHeight="251678720" behindDoc="0" locked="0" layoutInCell="1" allowOverlap="1" wp14:anchorId="24543861" wp14:editId="4E039DDB">
+              <wp:anchor distT="0" distB="0" distL="114300" distR="114300" simplePos="0" relativeHeight="251712512" behindDoc="0" locked="0" layoutInCell="1" allowOverlap="1" wp14:anchorId="104AAABB" wp14:editId="1B848B39">
                 <wp:simplePos x="0" y="0"/>
                 <wp:positionH relativeFrom="margin">
-                  <wp:posOffset>0</wp:posOffset>
+                  <wp:align>left</wp:align>
                 </wp:positionH>
                 <wp:positionV relativeFrom="paragraph">
-                  <wp:posOffset>19050</wp:posOffset>
+                  <wp:posOffset>31396</wp:posOffset>
                 </wp:positionV>
-                <wp:extent cx="361507" cy="95693"/>
-                <wp:effectExtent l="0" t="19050" r="38735" b="38100"/>
+                <wp:extent cx="297520" cy="106326"/>
+                <wp:effectExtent l="0" t="19050" r="45720" b="46355"/>
                 <wp:wrapNone/>
-                <wp:docPr id="11" name="Right Arrow 11"/>
+                <wp:docPr id="1062635429" name="Right Arrow 6"/>
                 <wp:cNvGraphicFramePr/>
                 <a:graphic xmlns:a="http://schemas.openxmlformats.org/drawingml/2006/main">
                   <a:graphicData uri="http://schemas.microsoft.com/office/word/2010/wordprocessingShape">
                     <wps:wsp>
                       <wps:cNvSpPr/>
                       <wps:spPr>
-                        <a:xfrm>
+                        <a:xfrm flipV="1">
                           <a:off x="0" y="0"/>
-                          <a:ext cx="361507" cy="95693"/>
+                          <a:ext cx="297520" cy="106326"/>
                         </a:xfrm>
                         <a:prstGeom prst="rightArrow">
                           <a:avLst/>
@@ -3793,6 +4225,9 @@
                     </wps:wsp>
                   </a:graphicData>
                 </a:graphic>
+                <wp14:sizeRelH relativeFrom="margin">
+                  <wp14:pctWidth>0</wp14:pctWidth>
+                </wp14:sizeRelH>
                 <wp14:sizeRelV relativeFrom="margin">
                   <wp14:pctHeight>0</wp14:pctHeight>
                 </wp14:sizeRelV>
@@ -3801,7 +4236,7 @@
           </mc:Choice>
           <mc:Fallback>
             <w:pict>
-              <v:shape w14:anchorId="632302EC" id="Right Arrow 11" o:spid="_x0000_s1026" type="#_x0000_t13" style="position:absolute;margin-left:0;margin-top:1.5pt;width:28.45pt;height:7.55pt;z-index:251678720;visibility:visible;mso-wrap-style:square;mso-height-percent:0;mso-wrap-distance-left:9pt;mso-wrap-distance-top:0;mso-wrap-distance-right:9pt;mso-wrap-distance-bottom:0;mso-position-horizontal:absolute;mso-position-horizontal-relative:margin;mso-position-vertical:absolute;mso-position-vertical-relative:text;mso-height-percent:0;mso-height-relative:margin;v-text-anchor:middle" o:gfxdata="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" adj="18741" fillcolor="#5b9bd5" strokecolor="#41719c" strokeweight="1pt">
+              <v:shape w14:anchorId="3FD02A5C" id="Right Arrow 6" o:spid="_x0000_s1026" type="#_x0000_t13" style="position:absolute;margin-left:0;margin-top:2.45pt;width:23.45pt;height:8.35pt;flip:y;z-index:251712512;visibility:visible;mso-wrap-style:square;mso-width-percent:0;mso-height-percent:0;mso-wrap-distance-left:9pt;mso-wrap-distance-top:0;mso-wrap-distance-right:9pt;mso-wrap-distance-bottom:0;mso-position-horizontal:left;mso-position-horizontal-relative:margin;mso-position-vertical:absolute;mso-position-vertical-relative:text;mso-width-percent:0;mso-height-percent:0;mso-width-relative:margin;mso-height-relative:margin;v-text-anchor:middle" o:gfxdata="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" adj="17740" fillcolor="#5b9bd5" strokecolor="#41719c" strokeweight="1pt">
                 <w10:wrap anchorx="margin"/>
               </v:shape>
             </w:pict>
@@ -3814,7 +4249,7 @@
           <w:sz w:val="32"/>
           <w:szCs w:val="32"/>
         </w:rPr>
-        <w:t xml:space="preserve">        …………………………………………………………………..</w:t>
+        <w:t xml:space="preserve">       ………………………………………………………...………………………</w:t>
       </w:r>
     </w:p>
     <w:p>
@@ -3852,27 +4287,27 @@
         <mc:AlternateContent>
           <mc:Choice Requires="wps">
             <w:drawing>
-              <wp:anchor distT="0" distB="0" distL="114300" distR="114300" simplePos="0" relativeHeight="251680768" behindDoc="0" locked="0" layoutInCell="1" allowOverlap="1" wp14:anchorId="3B8E7684" wp14:editId="63656EA2">
+              <wp:anchor distT="0" distB="0" distL="114300" distR="114300" simplePos="0" relativeHeight="251714560" behindDoc="0" locked="0" layoutInCell="1" allowOverlap="1" wp14:anchorId="44563E3F" wp14:editId="3B9EC76F">
                 <wp:simplePos x="0" y="0"/>
                 <wp:positionH relativeFrom="margin">
                   <wp:align>left</wp:align>
                 </wp:positionH>
                 <wp:positionV relativeFrom="paragraph">
-                  <wp:posOffset>14605</wp:posOffset>
+                  <wp:posOffset>31396</wp:posOffset>
                 </wp:positionV>
-                <wp:extent cx="361315" cy="106326"/>
-                <wp:effectExtent l="0" t="19050" r="38735" b="46355"/>
+                <wp:extent cx="297520" cy="106326"/>
+                <wp:effectExtent l="0" t="19050" r="45720" b="46355"/>
                 <wp:wrapNone/>
-                <wp:docPr id="12" name="Right Arrow 12"/>
+                <wp:docPr id="1986015887" name="Right Arrow 6"/>
                 <wp:cNvGraphicFramePr/>
                 <a:graphic xmlns:a="http://schemas.openxmlformats.org/drawingml/2006/main">
                   <a:graphicData uri="http://schemas.microsoft.com/office/word/2010/wordprocessingShape">
                     <wps:wsp>
                       <wps:cNvSpPr/>
                       <wps:spPr>
-                        <a:xfrm>
+                        <a:xfrm flipV="1">
                           <a:off x="0" y="0"/>
-                          <a:ext cx="361315" cy="106326"/>
+                          <a:ext cx="297520" cy="106326"/>
                         </a:xfrm>
                         <a:prstGeom prst="rightArrow">
                           <a:avLst/>
@@ -3900,6 +4335,9 @@
                     </wps:wsp>
                   </a:graphicData>
                 </a:graphic>
+                <wp14:sizeRelH relativeFrom="margin">
+                  <wp14:pctWidth>0</wp14:pctWidth>
+                </wp14:sizeRelH>
                 <wp14:sizeRelV relativeFrom="margin">
                   <wp14:pctHeight>0</wp14:pctHeight>
                 </wp14:sizeRelV>
@@ -3908,7 +4346,7 @@
           </mc:Choice>
           <mc:Fallback>
             <w:pict>
-              <v:shape w14:anchorId="0F8ED44A" id="Right Arrow 12" o:spid="_x0000_s1026" type="#_x0000_t13" style="position:absolute;margin-left:0;margin-top:1.15pt;width:28.45pt;height:8.35pt;z-index:251680768;visibility:visible;mso-wrap-style:square;mso-height-percent:0;mso-wrap-distance-left:9pt;mso-wrap-distance-top:0;mso-wrap-distance-right:9pt;mso-wrap-distance-bottom:0;mso-position-horizontal:left;mso-position-horizontal-relative:margin;mso-position-vertical:absolute;mso-position-vertical-relative:text;mso-height-percent:0;mso-height-relative:margin;v-text-anchor:middle" o:gfxdata="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" adj="18422" fillcolor="#5b9bd5" strokecolor="#41719c" strokeweight="1pt">
+              <v:shape w14:anchorId="62209B25" id="Right Arrow 6" o:spid="_x0000_s1026" type="#_x0000_t13" style="position:absolute;margin-left:0;margin-top:2.45pt;width:23.45pt;height:8.35pt;flip:y;z-index:251714560;visibility:visible;mso-wrap-style:square;mso-width-percent:0;mso-height-percent:0;mso-wrap-distance-left:9pt;mso-wrap-distance-top:0;mso-wrap-distance-right:9pt;mso-wrap-distance-bottom:0;mso-position-horizontal:left;mso-position-horizontal-relative:margin;mso-position-vertical:absolute;mso-position-vertical-relative:text;mso-width-percent:0;mso-height-percent:0;mso-width-relative:margin;mso-height-relative:margin;v-text-anchor:middle" o:gfxdata="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" adj="17740" fillcolor="#5b9bd5" strokecolor="#41719c" strokeweight="1pt">
                 <w10:wrap anchorx="margin"/>
               </v:shape>
             </w:pict>
@@ -3921,35 +4359,24 @@
           <w:sz w:val="32"/>
           <w:szCs w:val="32"/>
         </w:rPr>
-        <w:t xml:space="preserve">       …………………………………………………………………….</w:t>
-      </w:r>
-    </w:p>
-    <w:p>
-      <w:pPr>
-        <w:rPr>
-          <w:rFonts w:ascii="Times New Roman" w:hAnsi="Times New Roman" w:cs="Times New Roman"/>
-          <w:sz w:val="32"/>
-          <w:szCs w:val="32"/>
-        </w:rPr>
-      </w:pPr>
-      <w:proofErr w:type="gramStart"/>
-      <w:r>
-        <w:rPr>
-          <w:rFonts w:ascii="Times New Roman" w:hAnsi="Times New Roman" w:cs="Times New Roman"/>
-          <w:sz w:val="32"/>
-          <w:szCs w:val="32"/>
-        </w:rPr>
-        <w:lastRenderedPageBreak/>
-        <w:t>c)She</w:t>
-      </w:r>
-      <w:proofErr w:type="gramEnd"/>
-      <w:r>
-        <w:rPr>
-          <w:rFonts w:ascii="Times New Roman" w:hAnsi="Times New Roman" w:cs="Times New Roman"/>
-          <w:sz w:val="32"/>
-          <w:szCs w:val="32"/>
-        </w:rPr>
-        <w:t xml:space="preserve"> is a teacher.</w:t>
+        <w:t xml:space="preserve">       ………………………………………………………...………………………</w:t>
+      </w:r>
+    </w:p>
+    <w:p>
+      <w:pPr>
+        <w:rPr>
+          <w:rFonts w:ascii="Times New Roman" w:hAnsi="Times New Roman" w:cs="Times New Roman"/>
+          <w:sz w:val="32"/>
+          <w:szCs w:val="32"/>
+        </w:rPr>
+      </w:pPr>
+      <w:r>
+        <w:rPr>
+          <w:rFonts w:ascii="Times New Roman" w:hAnsi="Times New Roman" w:cs="Times New Roman"/>
+          <w:sz w:val="32"/>
+          <w:szCs w:val="32"/>
+        </w:rPr>
+        <w:t>c)She is a teacher.</w:t>
       </w:r>
     </w:p>
     <w:p>
@@ -3970,27 +4397,27 @@
         <mc:AlternateContent>
           <mc:Choice Requires="wps">
             <w:drawing>
-              <wp:anchor distT="0" distB="0" distL="114300" distR="114300" simplePos="0" relativeHeight="251682816" behindDoc="0" locked="0" layoutInCell="1" allowOverlap="1" wp14:anchorId="1B438227" wp14:editId="07E4C4AC">
+              <wp:anchor distT="0" distB="0" distL="114300" distR="114300" simplePos="0" relativeHeight="251716608" behindDoc="0" locked="0" layoutInCell="1" allowOverlap="1" wp14:anchorId="584A7678" wp14:editId="3BAFC617">
                 <wp:simplePos x="0" y="0"/>
                 <wp:positionH relativeFrom="margin">
                   <wp:align>left</wp:align>
                 </wp:positionH>
                 <wp:positionV relativeFrom="paragraph">
-                  <wp:posOffset>28693</wp:posOffset>
+                  <wp:posOffset>31396</wp:posOffset>
                 </wp:positionV>
-                <wp:extent cx="361507" cy="95693"/>
-                <wp:effectExtent l="0" t="19050" r="38735" b="38100"/>
+                <wp:extent cx="297520" cy="106326"/>
+                <wp:effectExtent l="0" t="19050" r="45720" b="46355"/>
                 <wp:wrapNone/>
-                <wp:docPr id="13" name="Right Arrow 13"/>
+                <wp:docPr id="910906436" name="Right Arrow 6"/>
                 <wp:cNvGraphicFramePr/>
                 <a:graphic xmlns:a="http://schemas.openxmlformats.org/drawingml/2006/main">
                   <a:graphicData uri="http://schemas.microsoft.com/office/word/2010/wordprocessingShape">
                     <wps:wsp>
                       <wps:cNvSpPr/>
                       <wps:spPr>
-                        <a:xfrm>
+                        <a:xfrm flipV="1">
                           <a:off x="0" y="0"/>
-                          <a:ext cx="361507" cy="95693"/>
+                          <a:ext cx="297520" cy="106326"/>
                         </a:xfrm>
                         <a:prstGeom prst="rightArrow">
                           <a:avLst/>
@@ -4018,6 +4445,9 @@
                     </wps:wsp>
                   </a:graphicData>
                 </a:graphic>
+                <wp14:sizeRelH relativeFrom="margin">
+                  <wp14:pctWidth>0</wp14:pctWidth>
+                </wp14:sizeRelH>
                 <wp14:sizeRelV relativeFrom="margin">
                   <wp14:pctHeight>0</wp14:pctHeight>
                 </wp14:sizeRelV>
@@ -4026,7 +4456,7 @@
           </mc:Choice>
           <mc:Fallback>
             <w:pict>
-              <v:shape w14:anchorId="3E21B6F7" id="Right Arrow 13" o:spid="_x0000_s1026" type="#_x0000_t13" style="position:absolute;margin-left:0;margin-top:2.25pt;width:28.45pt;height:7.55pt;z-index:251682816;visibility:visible;mso-wrap-style:square;mso-height-percent:0;mso-wrap-distance-left:9pt;mso-wrap-distance-top:0;mso-wrap-distance-right:9pt;mso-wrap-distance-bottom:0;mso-position-horizontal:left;mso-position-horizontal-relative:margin;mso-position-vertical:absolute;mso-position-vertical-relative:text;mso-height-percent:0;mso-height-relative:margin;v-text-anchor:middle" o:gfxdata="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" adj="18741" fillcolor="#5b9bd5" strokecolor="#41719c" strokeweight="1pt">
+              <v:shape w14:anchorId="09388519" id="Right Arrow 6" o:spid="_x0000_s1026" type="#_x0000_t13" style="position:absolute;margin-left:0;margin-top:2.45pt;width:23.45pt;height:8.35pt;flip:y;z-index:251716608;visibility:visible;mso-wrap-style:square;mso-width-percent:0;mso-height-percent:0;mso-wrap-distance-left:9pt;mso-wrap-distance-top:0;mso-wrap-distance-right:9pt;mso-wrap-distance-bottom:0;mso-position-horizontal:left;mso-position-horizontal-relative:margin;mso-position-vertical:absolute;mso-position-vertical-relative:text;mso-width-percent:0;mso-height-percent:0;mso-width-relative:margin;mso-height-relative:margin;v-text-anchor:middle" o:gfxdata="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" adj="17740" fillcolor="#5b9bd5" strokecolor="#41719c" strokeweight="1pt">
                 <w10:wrap anchorx="margin"/>
               </v:shape>
             </w:pict>
@@ -4039,7 +4469,7 @@
           <w:sz w:val="32"/>
           <w:szCs w:val="32"/>
         </w:rPr>
-        <w:t xml:space="preserve">       …………………………………………………………………….</w:t>
+        <w:t xml:space="preserve">       ………………………………………………………...………………………</w:t>
       </w:r>
     </w:p>
     <w:p>
@@ -4077,27 +4507,27 @@
         <mc:AlternateContent>
           <mc:Choice Requires="wps">
             <w:drawing>
-              <wp:anchor distT="0" distB="0" distL="114300" distR="114300" simplePos="0" relativeHeight="251684864" behindDoc="0" locked="0" layoutInCell="1" allowOverlap="1" wp14:anchorId="24543861" wp14:editId="4E039DDB">
+              <wp:anchor distT="0" distB="0" distL="114300" distR="114300" simplePos="0" relativeHeight="251718656" behindDoc="0" locked="0" layoutInCell="1" allowOverlap="1" wp14:anchorId="378F60CD" wp14:editId="12817743">
                 <wp:simplePos x="0" y="0"/>
                 <wp:positionH relativeFrom="margin">
-                  <wp:posOffset>0</wp:posOffset>
+                  <wp:align>left</wp:align>
                 </wp:positionH>
                 <wp:positionV relativeFrom="paragraph">
-                  <wp:posOffset>18415</wp:posOffset>
+                  <wp:posOffset>31396</wp:posOffset>
                 </wp:positionV>
-                <wp:extent cx="361507" cy="95693"/>
-                <wp:effectExtent l="0" t="19050" r="38735" b="38100"/>
+                <wp:extent cx="297520" cy="106326"/>
+                <wp:effectExtent l="0" t="19050" r="45720" b="46355"/>
                 <wp:wrapNone/>
-                <wp:docPr id="14" name="Right Arrow 14"/>
+                <wp:docPr id="532804870" name="Right Arrow 6"/>
                 <wp:cNvGraphicFramePr/>
                 <a:graphic xmlns:a="http://schemas.openxmlformats.org/drawingml/2006/main">
                   <a:graphicData uri="http://schemas.microsoft.com/office/word/2010/wordprocessingShape">
                     <wps:wsp>
                       <wps:cNvSpPr/>
                       <wps:spPr>
-                        <a:xfrm>
+                        <a:xfrm flipV="1">
                           <a:off x="0" y="0"/>
-                          <a:ext cx="361507" cy="95693"/>
+                          <a:ext cx="297520" cy="106326"/>
                         </a:xfrm>
                         <a:prstGeom prst="rightArrow">
                           <a:avLst/>
@@ -4125,6 +4555,9 @@
                     </wps:wsp>
                   </a:graphicData>
                 </a:graphic>
+                <wp14:sizeRelH relativeFrom="margin">
+                  <wp14:pctWidth>0</wp14:pctWidth>
+                </wp14:sizeRelH>
                 <wp14:sizeRelV relativeFrom="margin">
                   <wp14:pctHeight>0</wp14:pctHeight>
                 </wp14:sizeRelV>
@@ -4133,7 +4566,7 @@
           </mc:Choice>
           <mc:Fallback>
             <w:pict>
-              <v:shape w14:anchorId="6888AF6A" id="Right Arrow 14" o:spid="_x0000_s1026" type="#_x0000_t13" style="position:absolute;margin-left:0;margin-top:1.45pt;width:28.45pt;height:7.55pt;z-index:251684864;visibility:visible;mso-wrap-style:square;mso-height-percent:0;mso-wrap-distance-left:9pt;mso-wrap-distance-top:0;mso-wrap-distance-right:9pt;mso-wrap-distance-bottom:0;mso-position-horizontal:absolute;mso-position-horizontal-relative:margin;mso-position-vertical:absolute;mso-position-vertical-relative:text;mso-height-percent:0;mso-height-relative:margin;v-text-anchor:middle" o:gfxdata="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" adj="18741" fillcolor="#5b9bd5" strokecolor="#41719c" strokeweight="1pt">
+              <v:shape w14:anchorId="1C442888" id="Right Arrow 6" o:spid="_x0000_s1026" type="#_x0000_t13" style="position:absolute;margin-left:0;margin-top:2.45pt;width:23.45pt;height:8.35pt;flip:y;z-index:251718656;visibility:visible;mso-wrap-style:square;mso-width-percent:0;mso-height-percent:0;mso-wrap-distance-left:9pt;mso-wrap-distance-top:0;mso-wrap-distance-right:9pt;mso-wrap-distance-bottom:0;mso-position-horizontal:left;mso-position-horizontal-relative:margin;mso-position-vertical:absolute;mso-position-vertical-relative:text;mso-width-percent:0;mso-height-percent:0;mso-width-relative:margin;mso-height-relative:margin;v-text-anchor:middle" o:gfxdata="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" adj="17740" fillcolor="#5b9bd5" strokecolor="#41719c" strokeweight="1pt">
                 <w10:wrap anchorx="margin"/>
               </v:shape>
             </w:pict>
@@ -4146,83 +4579,68 @@
           <w:sz w:val="32"/>
           <w:szCs w:val="32"/>
         </w:rPr>
-        <w:t xml:space="preserve">       …………………………………………………………………….</w:t>
-      </w:r>
-    </w:p>
-    <w:p>
-      <w:pPr>
-        <w:rPr>
-          <w:rFonts w:ascii="Times New Roman" w:hAnsi="Times New Roman" w:cs="Times New Roman"/>
-          <w:b/>
-          <w:bCs/>
-          <w:sz w:val="32"/>
-          <w:szCs w:val="32"/>
-        </w:rPr>
-      </w:pPr>
-      <w:r>
-        <w:rPr>
-          <w:rFonts w:ascii="Times New Roman" w:hAnsi="Times New Roman" w:cs="Times New Roman"/>
-          <w:sz w:val="32"/>
-          <w:szCs w:val="32"/>
-        </w:rPr>
-        <w:tab/>
-      </w:r>
-      <w:r>
-        <w:rPr>
-          <w:rFonts w:ascii="Times New Roman" w:hAnsi="Times New Roman" w:cs="Times New Roman"/>
-          <w:sz w:val="32"/>
-          <w:szCs w:val="32"/>
-        </w:rPr>
-        <w:t xml:space="preserve">        </w:t>
-      </w:r>
-      <w:r>
-        <w:rPr>
-          <w:rFonts w:ascii="Times New Roman" w:hAnsi="Times New Roman" w:cs="Times New Roman"/>
-          <w:sz w:val="32"/>
-          <w:szCs w:val="32"/>
-        </w:rPr>
-        <w:t xml:space="preserve">              </w:t>
-      </w:r>
-      <w:r>
-        <w:rPr>
-          <w:rFonts w:ascii="Times New Roman" w:hAnsi="Times New Roman" w:cs="Times New Roman"/>
+        <w:t xml:space="preserve">       ………………………………………………………...………………………</w:t>
+      </w:r>
+    </w:p>
+    <w:p>
+      <w:pPr>
+        <w:rPr>
+          <w:rFonts w:ascii="Times New Roman" w:hAnsi="Times New Roman" w:cs="Times New Roman"/>
+          <w:b/>
+          <w:bCs/>
+          <w:sz w:val="32"/>
+          <w:szCs w:val="32"/>
+        </w:rPr>
+      </w:pPr>
+      <w:r>
+        <w:rPr>
+          <w:rFonts w:ascii="Times New Roman" w:hAnsi="Times New Roman" w:cs="Times New Roman"/>
+          <w:sz w:val="32"/>
+          <w:szCs w:val="32"/>
+        </w:rPr>
+        <w:tab/>
+        <w:t xml:space="preserve">                       </w:t>
+      </w:r>
+    </w:p>
+    <w:p>
+      <w:pPr>
+        <w:rPr>
+          <w:rFonts w:ascii="Times New Roman" w:hAnsi="Times New Roman" w:cs="Times New Roman"/>
+          <w:b/>
+          <w:bCs/>
+          <w:sz w:val="32"/>
+          <w:szCs w:val="32"/>
+        </w:rPr>
+      </w:pPr>
+      <w:r>
+        <w:rPr>
+          <w:rFonts w:ascii="Times New Roman" w:hAnsi="Times New Roman" w:cs="Times New Roman"/>
+          <w:b/>
+          <w:bCs/>
+          <w:sz w:val="32"/>
+          <w:szCs w:val="32"/>
+        </w:rPr>
+        <w:t>8.</w:t>
+      </w:r>
+      <w:r>
+        <w:rPr>
+          <w:rFonts w:ascii="Times New Roman" w:hAnsi="Times New Roman" w:cs="Times New Roman"/>
+          <w:b/>
+          <w:bCs/>
           <w:sz w:val="32"/>
           <w:szCs w:val="32"/>
         </w:rPr>
         <w:t xml:space="preserve"> </w:t>
       </w:r>
-    </w:p>
-    <w:p>
-      <w:pPr>
-        <w:rPr>
-          <w:rFonts w:ascii="Times New Roman" w:hAnsi="Times New Roman" w:cs="Times New Roman"/>
-          <w:b/>
-          <w:bCs/>
-          <w:sz w:val="32"/>
-          <w:szCs w:val="32"/>
-        </w:rPr>
-      </w:pPr>
-      <w:proofErr w:type="gramStart"/>
-      <w:r>
-        <w:rPr>
-          <w:rFonts w:ascii="Times New Roman" w:hAnsi="Times New Roman" w:cs="Times New Roman"/>
-          <w:b/>
-          <w:bCs/>
-          <w:sz w:val="32"/>
-          <w:szCs w:val="32"/>
-        </w:rPr>
-        <w:t>8.Make</w:t>
-      </w:r>
-      <w:proofErr w:type="gramEnd"/>
-      <w:r>
-        <w:rPr>
-          <w:rFonts w:ascii="Times New Roman" w:hAnsi="Times New Roman" w:cs="Times New Roman"/>
-          <w:b/>
-          <w:bCs/>
-          <w:sz w:val="32"/>
-          <w:szCs w:val="32"/>
-        </w:rPr>
-        <w:t xml:space="preserve"> meaningful sentence from these words.</w:t>
+      <w:r>
+        <w:rPr>
+          <w:rFonts w:ascii="Times New Roman" w:hAnsi="Times New Roman" w:cs="Times New Roman"/>
+          <w:b/>
+          <w:bCs/>
+          <w:sz w:val="32"/>
+          <w:szCs w:val="32"/>
+        </w:rPr>
+        <w:t>Make meaningful sentence from these words.</w:t>
       </w:r>
       <w:r>
         <w:rPr>
@@ -4252,6 +4670,26 @@
           <w:sz w:val="32"/>
           <w:szCs w:val="32"/>
         </w:rPr>
+        <w:tab/>
+      </w:r>
+      <w:r>
+        <w:rPr>
+          <w:rFonts w:ascii="Times New Roman" w:hAnsi="Times New Roman" w:cs="Times New Roman"/>
+          <w:b/>
+          <w:bCs/>
+          <w:sz w:val="32"/>
+          <w:szCs w:val="32"/>
+        </w:rPr>
+        <w:tab/>
+      </w:r>
+      <w:r>
+        <w:rPr>
+          <w:rFonts w:ascii="Times New Roman" w:hAnsi="Times New Roman" w:cs="Times New Roman"/>
+          <w:b/>
+          <w:bCs/>
+          <w:sz w:val="32"/>
+          <w:szCs w:val="32"/>
+        </w:rPr>
         <w:t>(3×1=3)</w:t>
       </w:r>
     </w:p>
@@ -4269,157 +4707,97 @@
           <w:sz w:val="32"/>
           <w:szCs w:val="32"/>
         </w:rPr>
-        <w:t xml:space="preserve">a) </w:t>
-      </w:r>
-      <w:proofErr w:type="gramStart"/>
-      <w:r>
-        <w:rPr>
-          <w:rFonts w:ascii="Times New Roman" w:hAnsi="Times New Roman" w:cs="Times New Roman"/>
-          <w:sz w:val="32"/>
-          <w:szCs w:val="32"/>
-        </w:rPr>
-        <w:t>helpful</w:t>
-      </w:r>
-      <w:proofErr w:type="gramEnd"/>
-      <w:r>
-        <w:rPr>
-          <w:rFonts w:ascii="Times New Roman" w:hAnsi="Times New Roman" w:cs="Times New Roman"/>
-          <w:sz w:val="32"/>
-          <w:szCs w:val="32"/>
-        </w:rPr>
-        <w:t xml:space="preserve"> =……………………………………………………</w:t>
-      </w:r>
-    </w:p>
-    <w:p>
-      <w:pPr>
-        <w:rPr>
-          <w:rFonts w:ascii="Times New Roman" w:hAnsi="Times New Roman" w:cs="Times New Roman"/>
-          <w:sz w:val="32"/>
-          <w:szCs w:val="32"/>
-        </w:rPr>
-      </w:pPr>
-      <w:proofErr w:type="gramStart"/>
-      <w:r>
-        <w:rPr>
-          <w:rFonts w:ascii="Times New Roman" w:hAnsi="Times New Roman" w:cs="Times New Roman"/>
-          <w:sz w:val="32"/>
-          <w:szCs w:val="32"/>
-        </w:rPr>
-        <w:t>b)clever</w:t>
-      </w:r>
-      <w:proofErr w:type="gramEnd"/>
-      <w:r>
-        <w:rPr>
-          <w:rFonts w:ascii="Times New Roman" w:hAnsi="Times New Roman" w:cs="Times New Roman"/>
-          <w:sz w:val="32"/>
-          <w:szCs w:val="32"/>
-        </w:rPr>
-        <w:t xml:space="preserve"> = …………………………………………………….</w:t>
-      </w:r>
-    </w:p>
-    <w:p>
-      <w:pPr>
-        <w:rPr>
-          <w:rFonts w:ascii="Times New Roman" w:hAnsi="Times New Roman" w:cs="Times New Roman"/>
-          <w:sz w:val="32"/>
-          <w:szCs w:val="32"/>
-        </w:rPr>
-      </w:pPr>
-      <w:proofErr w:type="gramStart"/>
-      <w:r>
-        <w:rPr>
-          <w:rFonts w:ascii="Times New Roman" w:hAnsi="Times New Roman" w:cs="Times New Roman"/>
-          <w:sz w:val="32"/>
-          <w:szCs w:val="32"/>
-        </w:rPr>
-        <w:t>c)teacher</w:t>
-      </w:r>
-      <w:proofErr w:type="gramEnd"/>
-      <w:r>
-        <w:rPr>
-          <w:rFonts w:ascii="Times New Roman" w:hAnsi="Times New Roman" w:cs="Times New Roman"/>
-          <w:sz w:val="32"/>
-          <w:szCs w:val="32"/>
-        </w:rPr>
-        <w:t xml:space="preserve"> =…………………………………………………….</w:t>
-      </w:r>
-    </w:p>
-    <w:p>
-      <w:pPr>
-        <w:rPr>
-          <w:rFonts w:ascii="Times New Roman" w:hAnsi="Times New Roman" w:cs="Times New Roman"/>
-          <w:sz w:val="32"/>
-          <w:szCs w:val="32"/>
-        </w:rPr>
-      </w:pPr>
-    </w:p>
-    <w:p>
-      <w:pPr>
-        <w:rPr>
-          <w:rFonts w:ascii="Times New Roman" w:hAnsi="Times New Roman" w:cs="Times New Roman"/>
-          <w:b/>
-          <w:bCs/>
-          <w:sz w:val="32"/>
-          <w:szCs w:val="32"/>
-        </w:rPr>
-      </w:pPr>
-      <w:proofErr w:type="gramStart"/>
-      <w:r>
-        <w:rPr>
-          <w:rFonts w:ascii="Times New Roman" w:hAnsi="Times New Roman" w:cs="Times New Roman"/>
-          <w:sz w:val="32"/>
-          <w:szCs w:val="32"/>
-        </w:rPr>
-        <w:t>9.Fill</w:t>
-      </w:r>
-      <w:proofErr w:type="gramEnd"/>
-      <w:r>
-        <w:rPr>
-          <w:rFonts w:ascii="Times New Roman" w:hAnsi="Times New Roman" w:cs="Times New Roman"/>
-          <w:sz w:val="32"/>
-          <w:szCs w:val="32"/>
-        </w:rPr>
-        <w:t xml:space="preserve"> in the blanks with ‘</w:t>
-      </w:r>
-      <w:r>
-        <w:rPr>
-          <w:rFonts w:ascii="Times New Roman" w:hAnsi="Times New Roman" w:cs="Times New Roman"/>
-          <w:b/>
-          <w:bCs/>
-          <w:sz w:val="32"/>
-          <w:szCs w:val="32"/>
-        </w:rPr>
-        <w:t>and’, ‘but’</w:t>
-      </w:r>
-      <w:r>
-        <w:rPr>
-          <w:rFonts w:ascii="Times New Roman" w:hAnsi="Times New Roman" w:cs="Times New Roman"/>
-          <w:sz w:val="32"/>
-          <w:szCs w:val="32"/>
-        </w:rPr>
-        <w:t xml:space="preserve"> or </w:t>
-      </w:r>
-      <w:r>
-        <w:rPr>
-          <w:rFonts w:ascii="Times New Roman" w:hAnsi="Times New Roman" w:cs="Times New Roman"/>
-          <w:b/>
-          <w:bCs/>
-          <w:sz w:val="32"/>
-          <w:szCs w:val="32"/>
-        </w:rPr>
-        <w:t>‘because’</w:t>
-      </w:r>
-      <w:r>
-        <w:rPr>
-          <w:rFonts w:ascii="Times New Roman" w:hAnsi="Times New Roman" w:cs="Times New Roman"/>
-          <w:sz w:val="32"/>
-          <w:szCs w:val="32"/>
-        </w:rPr>
-        <w:t>.</w:t>
-      </w:r>
-      <w:r>
-        <w:rPr>
-          <w:rFonts w:ascii="Times New Roman" w:hAnsi="Times New Roman" w:cs="Times New Roman"/>
+        <w:t>a) helpful =……………………………………………………</w:t>
+      </w:r>
+    </w:p>
+    <w:p>
+      <w:pPr>
+        <w:rPr>
+          <w:rFonts w:ascii="Times New Roman" w:hAnsi="Times New Roman" w:cs="Times New Roman"/>
+          <w:sz w:val="32"/>
+          <w:szCs w:val="32"/>
+        </w:rPr>
+      </w:pPr>
+      <w:r>
+        <w:rPr>
+          <w:rFonts w:ascii="Times New Roman" w:hAnsi="Times New Roman" w:cs="Times New Roman"/>
+          <w:sz w:val="32"/>
+          <w:szCs w:val="32"/>
+        </w:rPr>
+        <w:t>b)clever = …………………………………………………….</w:t>
+      </w:r>
+    </w:p>
+    <w:p>
+      <w:pPr>
+        <w:rPr>
+          <w:rFonts w:ascii="Times New Roman" w:hAnsi="Times New Roman" w:cs="Times New Roman"/>
+          <w:sz w:val="32"/>
+          <w:szCs w:val="32"/>
+        </w:rPr>
+      </w:pPr>
+      <w:r>
+        <w:rPr>
+          <w:rFonts w:ascii="Times New Roman" w:hAnsi="Times New Roman" w:cs="Times New Roman"/>
+          <w:sz w:val="32"/>
+          <w:szCs w:val="32"/>
+        </w:rPr>
+        <w:t>c)teacher =…………………………………………………….</w:t>
+      </w:r>
+    </w:p>
+    <w:p>
+      <w:pPr>
+        <w:rPr>
+          <w:rFonts w:ascii="Times New Roman" w:hAnsi="Times New Roman" w:cs="Times New Roman"/>
+          <w:sz w:val="32"/>
+          <w:szCs w:val="32"/>
+        </w:rPr>
+      </w:pPr>
+    </w:p>
+    <w:p>
+      <w:pPr>
+        <w:rPr>
+          <w:rFonts w:ascii="Times New Roman" w:hAnsi="Times New Roman" w:cs="Times New Roman"/>
+          <w:b/>
+          <w:bCs/>
+          <w:sz w:val="32"/>
+          <w:szCs w:val="32"/>
+        </w:rPr>
+      </w:pPr>
+      <w:r>
+        <w:rPr>
+          <w:rFonts w:ascii="Times New Roman" w:hAnsi="Times New Roman" w:cs="Times New Roman"/>
+          <w:b/>
+          <w:bCs/>
+          <w:sz w:val="32"/>
+          <w:szCs w:val="32"/>
+        </w:rPr>
+        <w:t>9.</w:t>
+      </w:r>
+      <w:r>
+        <w:rPr>
+          <w:rFonts w:ascii="Times New Roman" w:hAnsi="Times New Roman" w:cs="Times New Roman"/>
+          <w:b/>
+          <w:bCs/>
+          <w:sz w:val="32"/>
+          <w:szCs w:val="32"/>
+        </w:rPr>
+        <w:t xml:space="preserve"> </w:t>
+      </w:r>
+      <w:r>
+        <w:rPr>
+          <w:rFonts w:ascii="Times New Roman" w:hAnsi="Times New Roman" w:cs="Times New Roman"/>
+          <w:b/>
+          <w:bCs/>
+          <w:sz w:val="32"/>
+          <w:szCs w:val="32"/>
+        </w:rPr>
+        <w:t>Fill in the blanks with ‘and’, ‘but’ or ‘because’.</w:t>
+      </w:r>
+      <w:r>
+        <w:rPr>
+          <w:rFonts w:ascii="Times New Roman" w:hAnsi="Times New Roman" w:cs="Times New Roman"/>
+          <w:b/>
+          <w:bCs/>
           <w:sz w:val="32"/>
           <w:szCs w:val="32"/>
         </w:rPr>
@@ -4429,6 +4807,8 @@
       <w:r>
         <w:rPr>
           <w:rFonts w:ascii="Times New Roman" w:hAnsi="Times New Roman" w:cs="Times New Roman"/>
+          <w:b/>
+          <w:bCs/>
           <w:sz w:val="32"/>
           <w:szCs w:val="32"/>
         </w:rPr>
@@ -4437,6 +4817,8 @@
       <w:r>
         <w:rPr>
           <w:rFonts w:ascii="Times New Roman" w:hAnsi="Times New Roman" w:cs="Times New Roman"/>
+          <w:b/>
+          <w:bCs/>
           <w:sz w:val="32"/>
           <w:szCs w:val="32"/>
         </w:rPr>
@@ -4450,6 +4832,26 @@
           <w:sz w:val="32"/>
           <w:szCs w:val="32"/>
         </w:rPr>
+        <w:tab/>
+      </w:r>
+      <w:r>
+        <w:rPr>
+          <w:rFonts w:ascii="Times New Roman" w:hAnsi="Times New Roman" w:cs="Times New Roman"/>
+          <w:b/>
+          <w:bCs/>
+          <w:sz w:val="32"/>
+          <w:szCs w:val="32"/>
+        </w:rPr>
+        <w:tab/>
+      </w:r>
+      <w:r>
+        <w:rPr>
+          <w:rFonts w:ascii="Times New Roman" w:hAnsi="Times New Roman" w:cs="Times New Roman"/>
+          <w:b/>
+          <w:bCs/>
+          <w:sz w:val="32"/>
+          <w:szCs w:val="32"/>
+        </w:rPr>
         <w:t>(4×1=4)</w:t>
       </w:r>
     </w:p>
@@ -4475,140 +4877,59 @@
           <w:sz w:val="32"/>
           <w:szCs w:val="32"/>
         </w:rPr>
-        <w:t xml:space="preserve"> I </w:t>
-      </w:r>
-      <w:proofErr w:type="gramStart"/>
-      <w:r>
-        <w:rPr>
-          <w:rFonts w:ascii="Times New Roman" w:hAnsi="Times New Roman" w:cs="Times New Roman"/>
-          <w:sz w:val="32"/>
-          <w:szCs w:val="32"/>
-        </w:rPr>
-        <w:t>have got</w:t>
-      </w:r>
-      <w:proofErr w:type="gramEnd"/>
-      <w:r>
-        <w:rPr>
-          <w:rFonts w:ascii="Times New Roman" w:hAnsi="Times New Roman" w:cs="Times New Roman"/>
-          <w:sz w:val="32"/>
-          <w:szCs w:val="32"/>
-        </w:rPr>
-        <w:t xml:space="preserve"> a brother ……………… a sister. </w:t>
-      </w:r>
-    </w:p>
-    <w:p>
-      <w:pPr>
-        <w:rPr>
-          <w:rFonts w:ascii="Times New Roman" w:hAnsi="Times New Roman" w:cs="Times New Roman"/>
-          <w:sz w:val="32"/>
-          <w:szCs w:val="32"/>
-        </w:rPr>
-      </w:pPr>
-      <w:r>
-        <w:rPr>
-          <w:rFonts w:ascii="Times New Roman" w:hAnsi="Times New Roman" w:cs="Times New Roman"/>
-          <w:sz w:val="32"/>
-          <w:szCs w:val="32"/>
-        </w:rPr>
-        <w:t xml:space="preserve">b) </w:t>
-      </w:r>
-      <w:proofErr w:type="spellStart"/>
-      <w:r>
-        <w:rPr>
-          <w:rFonts w:ascii="Times New Roman" w:hAnsi="Times New Roman" w:cs="Times New Roman"/>
-          <w:sz w:val="32"/>
-          <w:szCs w:val="32"/>
-        </w:rPr>
-        <w:t>Nitesh</w:t>
-      </w:r>
-      <w:proofErr w:type="spellEnd"/>
-      <w:r>
-        <w:rPr>
-          <w:rFonts w:ascii="Times New Roman" w:hAnsi="Times New Roman" w:cs="Times New Roman"/>
-          <w:sz w:val="32"/>
-          <w:szCs w:val="32"/>
-        </w:rPr>
-        <w:t xml:space="preserve"> is happy …………………… he won the match.</w:t>
-      </w:r>
-    </w:p>
-    <w:p>
-      <w:pPr>
-        <w:rPr>
-          <w:rFonts w:ascii="Times New Roman" w:hAnsi="Times New Roman" w:cs="Times New Roman"/>
-          <w:sz w:val="32"/>
-          <w:szCs w:val="32"/>
-        </w:rPr>
-      </w:pPr>
-      <w:r>
-        <w:rPr>
-          <w:rFonts w:ascii="Times New Roman" w:hAnsi="Times New Roman" w:cs="Times New Roman"/>
-          <w:sz w:val="32"/>
-          <w:szCs w:val="32"/>
-        </w:rPr>
-        <w:t xml:space="preserve">c) Frog can </w:t>
-      </w:r>
-      <w:proofErr w:type="gramStart"/>
-      <w:r>
-        <w:rPr>
-          <w:rFonts w:ascii="Times New Roman" w:hAnsi="Times New Roman" w:cs="Times New Roman"/>
-          <w:sz w:val="32"/>
-          <w:szCs w:val="32"/>
-        </w:rPr>
-        <w:t>hop ,</w:t>
-      </w:r>
-      <w:proofErr w:type="gramEnd"/>
-      <w:r>
-        <w:rPr>
-          <w:rFonts w:ascii="Times New Roman" w:hAnsi="Times New Roman" w:cs="Times New Roman"/>
-          <w:sz w:val="32"/>
-          <w:szCs w:val="32"/>
-        </w:rPr>
-        <w:t xml:space="preserve"> ……………………… they can’t fly.</w:t>
-      </w:r>
-    </w:p>
-    <w:p>
-      <w:pPr>
-        <w:rPr>
-          <w:rFonts w:ascii="Times New Roman" w:hAnsi="Times New Roman" w:cs="Times New Roman"/>
-          <w:sz w:val="32"/>
-          <w:szCs w:val="32"/>
-        </w:rPr>
-      </w:pPr>
-      <w:r>
-        <w:rPr>
-          <w:rFonts w:ascii="Times New Roman" w:hAnsi="Times New Roman" w:cs="Times New Roman"/>
-          <w:sz w:val="32"/>
-          <w:szCs w:val="32"/>
-        </w:rPr>
-        <w:t xml:space="preserve">d) I want to buy a new cycle ……………….. I </w:t>
-      </w:r>
-      <w:proofErr w:type="gramStart"/>
-      <w:r>
-        <w:rPr>
-          <w:rFonts w:ascii="Times New Roman" w:hAnsi="Times New Roman" w:cs="Times New Roman"/>
-          <w:sz w:val="32"/>
-          <w:szCs w:val="32"/>
-        </w:rPr>
-        <w:t>hadn’t</w:t>
-      </w:r>
-      <w:proofErr w:type="gramEnd"/>
-      <w:r>
-        <w:rPr>
-          <w:rFonts w:ascii="Times New Roman" w:hAnsi="Times New Roman" w:cs="Times New Roman"/>
-          <w:sz w:val="32"/>
-          <w:szCs w:val="32"/>
-        </w:rPr>
-        <w:t xml:space="preserve"> enough money.</w:t>
-      </w:r>
-    </w:p>
-    <w:p>
-      <w:pPr>
-        <w:rPr>
-          <w:rFonts w:ascii="Times New Roman" w:hAnsi="Times New Roman" w:cs="Times New Roman"/>
-          <w:sz w:val="32"/>
-          <w:szCs w:val="32"/>
-        </w:rPr>
-      </w:pPr>
+        <w:t xml:space="preserve"> I have got a brother ……………… a sister. </w:t>
+      </w:r>
+    </w:p>
+    <w:p>
+      <w:pPr>
+        <w:rPr>
+          <w:rFonts w:ascii="Times New Roman" w:hAnsi="Times New Roman" w:cs="Times New Roman"/>
+          <w:sz w:val="32"/>
+          <w:szCs w:val="32"/>
+        </w:rPr>
+      </w:pPr>
+      <w:r>
+        <w:rPr>
+          <w:rFonts w:ascii="Times New Roman" w:hAnsi="Times New Roman" w:cs="Times New Roman"/>
+          <w:sz w:val="32"/>
+          <w:szCs w:val="32"/>
+        </w:rPr>
+        <w:t>b) Nitesh is happy …………………… he won the match.</w:t>
+      </w:r>
+    </w:p>
+    <w:p>
+      <w:pPr>
+        <w:rPr>
+          <w:rFonts w:ascii="Times New Roman" w:hAnsi="Times New Roman" w:cs="Times New Roman"/>
+          <w:sz w:val="32"/>
+          <w:szCs w:val="32"/>
+        </w:rPr>
+      </w:pPr>
+      <w:r>
+        <w:rPr>
+          <w:rFonts w:ascii="Times New Roman" w:hAnsi="Times New Roman" w:cs="Times New Roman"/>
+          <w:sz w:val="32"/>
+          <w:szCs w:val="32"/>
+        </w:rPr>
+        <w:t>c) Frog can hop , ……………………… they can’t fly.</w:t>
+      </w:r>
+    </w:p>
+    <w:p>
+      <w:pPr>
+        <w:rPr>
+          <w:rFonts w:ascii="Times New Roman" w:hAnsi="Times New Roman" w:cs="Times New Roman"/>
+          <w:sz w:val="32"/>
+          <w:szCs w:val="32"/>
+        </w:rPr>
+      </w:pPr>
+      <w:r>
+        <w:rPr>
+          <w:rFonts w:ascii="Times New Roman" w:hAnsi="Times New Roman" w:cs="Times New Roman"/>
+          <w:sz w:val="32"/>
+          <w:szCs w:val="32"/>
+        </w:rPr>
+        <w:t>d) I want to buy a new cycle ……………….. I hadn’t enough money.</w:t>
+      </w:r>
     </w:p>
     <w:p>
       <w:pPr>
@@ -4629,10 +4950,11 @@
           <w:sz w:val="32"/>
           <w:szCs w:val="32"/>
         </w:rPr>
+        <w:lastRenderedPageBreak/>
         <mc:AlternateContent>
           <mc:Choice Requires="wps">
             <w:drawing>
-              <wp:anchor distT="0" distB="0" distL="114300" distR="114300" simplePos="0" relativeHeight="251685888" behindDoc="0" locked="0" layoutInCell="1" allowOverlap="1" wp14:anchorId="57136A56" wp14:editId="1EE3472D">
+              <wp:anchor distT="0" distB="0" distL="114300" distR="114300" simplePos="0" relativeHeight="251685888" behindDoc="0" locked="0" layoutInCell="1" allowOverlap="1" wp14:anchorId="353B9365" wp14:editId="49925F56">
                 <wp:simplePos x="0" y="0"/>
                 <wp:positionH relativeFrom="margin">
                   <wp:posOffset>5464618</wp:posOffset>
@@ -4712,29 +5034,27 @@
           <w:sz w:val="32"/>
           <w:szCs w:val="32"/>
         </w:rPr>
-        <w:t>10</w:t>
-      </w:r>
-      <w:proofErr w:type="gramStart"/>
-      <w:r>
-        <w:rPr>
-          <w:rFonts w:ascii="Times New Roman" w:hAnsi="Times New Roman" w:cs="Times New Roman"/>
-          <w:b/>
-          <w:bCs/>
-          <w:sz w:val="32"/>
-          <w:szCs w:val="32"/>
-        </w:rPr>
-        <w:t>.Write</w:t>
-      </w:r>
-      <w:proofErr w:type="gramEnd"/>
-      <w:r>
-        <w:rPr>
-          <w:rFonts w:ascii="Times New Roman" w:hAnsi="Times New Roman" w:cs="Times New Roman"/>
-          <w:b/>
-          <w:bCs/>
-          <w:sz w:val="32"/>
-          <w:szCs w:val="32"/>
-        </w:rPr>
-        <w:t xml:space="preserve"> True or False.</w:t>
+        <w:t>10.</w:t>
+      </w:r>
+      <w:r>
+        <w:rPr>
+          <w:rFonts w:ascii="Times New Roman" w:hAnsi="Times New Roman" w:cs="Times New Roman"/>
+          <w:b/>
+          <w:bCs/>
+          <w:sz w:val="32"/>
+          <w:szCs w:val="32"/>
+        </w:rPr>
+        <w:t xml:space="preserve"> </w:t>
+      </w:r>
+      <w:r>
+        <w:rPr>
+          <w:rFonts w:ascii="Times New Roman" w:hAnsi="Times New Roman" w:cs="Times New Roman"/>
+          <w:b/>
+          <w:bCs/>
+          <w:sz w:val="32"/>
+          <w:szCs w:val="32"/>
+        </w:rPr>
+        <w:t>Write True or False.</w:t>
       </w:r>
       <w:r>
         <w:rPr>
@@ -4746,6 +5066,36 @@
         </w:rPr>
         <w:tab/>
         <w:t xml:space="preserve">                                              </w:t>
+      </w:r>
+      <w:r>
+        <w:rPr>
+          <w:rFonts w:ascii="Times New Roman" w:hAnsi="Times New Roman" w:cs="Times New Roman"/>
+          <w:b/>
+          <w:bCs/>
+          <w:sz w:val="32"/>
+          <w:szCs w:val="32"/>
+        </w:rPr>
+        <w:tab/>
+      </w:r>
+      <w:r>
+        <w:rPr>
+          <w:rFonts w:ascii="Times New Roman" w:hAnsi="Times New Roman" w:cs="Times New Roman"/>
+          <w:b/>
+          <w:bCs/>
+          <w:sz w:val="32"/>
+          <w:szCs w:val="32"/>
+        </w:rPr>
+        <w:tab/>
+      </w:r>
+      <w:r>
+        <w:rPr>
+          <w:rFonts w:ascii="Times New Roman" w:hAnsi="Times New Roman" w:cs="Times New Roman"/>
+          <w:b/>
+          <w:bCs/>
+          <w:sz w:val="32"/>
+          <w:szCs w:val="32"/>
+        </w:rPr>
+        <w:tab/>
       </w:r>
       <w:r>
         <w:rPr>
@@ -4778,7 +5128,7 @@
         <mc:AlternateContent>
           <mc:Choice Requires="wps">
             <w:drawing>
-              <wp:anchor distT="0" distB="0" distL="114300" distR="114300" simplePos="0" relativeHeight="251687936" behindDoc="0" locked="0" layoutInCell="1" allowOverlap="1" wp14:anchorId="184291FB" wp14:editId="4CE718A2">
+              <wp:anchor distT="0" distB="0" distL="114300" distR="114300" simplePos="0" relativeHeight="251687936" behindDoc="0" locked="0" layoutInCell="1" allowOverlap="1" wp14:anchorId="0F603153" wp14:editId="7850F0C6">
                 <wp:simplePos x="0" y="0"/>
                 <wp:positionH relativeFrom="margin">
                   <wp:posOffset>5496855</wp:posOffset>
@@ -4850,36 +5200,16 @@
           <w:sz w:val="32"/>
           <w:szCs w:val="32"/>
         </w:rPr>
-        <w:t xml:space="preserve">a) </w:t>
-      </w:r>
-      <w:proofErr w:type="spellStart"/>
-      <w:r>
-        <w:rPr>
-          <w:rFonts w:ascii="Times New Roman" w:hAnsi="Times New Roman" w:cs="Times New Roman"/>
-          <w:sz w:val="32"/>
-          <w:szCs w:val="32"/>
-        </w:rPr>
-        <w:t>Tamrakar</w:t>
-      </w:r>
-      <w:proofErr w:type="spellEnd"/>
-      <w:r>
-        <w:rPr>
-          <w:rFonts w:ascii="Times New Roman" w:hAnsi="Times New Roman" w:cs="Times New Roman"/>
-          <w:sz w:val="32"/>
-          <w:szCs w:val="32"/>
-        </w:rPr>
-        <w:t xml:space="preserve"> complex is a shopping </w:t>
-      </w:r>
-      <w:proofErr w:type="spellStart"/>
-      <w:r>
-        <w:rPr>
-          <w:rFonts w:ascii="Times New Roman" w:hAnsi="Times New Roman" w:cs="Times New Roman"/>
-          <w:sz w:val="32"/>
-          <w:szCs w:val="32"/>
-        </w:rPr>
-        <w:t>centre</w:t>
-      </w:r>
-      <w:proofErr w:type="spellEnd"/>
+        <w:t xml:space="preserve">a) Tamrakar complex is a shopping </w:t>
+      </w:r>
+      <w:r>
+        <w:rPr>
+          <w:rFonts w:ascii="Times New Roman" w:hAnsi="Times New Roman" w:cs="Times New Roman"/>
+          <w:sz w:val="32"/>
+          <w:szCs w:val="32"/>
+        </w:rPr>
+        <w:t>Centre</w:t>
+      </w:r>
       <w:r>
         <w:rPr>
           <w:rFonts w:ascii="Times New Roman" w:hAnsi="Times New Roman" w:cs="Times New Roman"/>
@@ -4917,7 +5247,7 @@
         <mc:AlternateContent>
           <mc:Choice Requires="wps">
             <w:drawing>
-              <wp:anchor distT="0" distB="0" distL="114300" distR="114300" simplePos="0" relativeHeight="251689984" behindDoc="0" locked="0" layoutInCell="1" allowOverlap="1" wp14:anchorId="6E7800E5" wp14:editId="0CC74183">
+              <wp:anchor distT="0" distB="0" distL="114300" distR="114300" simplePos="0" relativeHeight="251689984" behindDoc="0" locked="0" layoutInCell="1" allowOverlap="1" wp14:anchorId="5431E1E7" wp14:editId="18B42C11">
                 <wp:simplePos x="0" y="0"/>
                 <wp:positionH relativeFrom="margin">
                   <wp:posOffset>5497033</wp:posOffset>
@@ -4983,7 +5313,6 @@
           </mc:Fallback>
         </mc:AlternateContent>
       </w:r>
-      <w:proofErr w:type="gramStart"/>
       <w:r>
         <w:rPr>
           <w:rFonts w:ascii="Times New Roman" w:hAnsi="Times New Roman" w:cs="Times New Roman"/>
@@ -4998,27 +5327,25 @@
           <w:sz w:val="32"/>
           <w:szCs w:val="32"/>
         </w:rPr>
-        <w:t>Civil</w:t>
-      </w:r>
-      <w:proofErr w:type="gramEnd"/>
-      <w:r>
-        <w:rPr>
-          <w:rFonts w:ascii="Times New Roman" w:hAnsi="Times New Roman" w:cs="Times New Roman"/>
-          <w:sz w:val="32"/>
-          <w:szCs w:val="32"/>
-        </w:rPr>
-        <w:t xml:space="preserve"> Mall has large parking areas.     </w:t>
-      </w:r>
-    </w:p>
-    <w:p>
-      <w:pPr>
-        <w:rPr>
-          <w:rFonts w:ascii="Times New Roman" w:hAnsi="Times New Roman" w:cs="Times New Roman"/>
-          <w:sz w:val="32"/>
-          <w:szCs w:val="32"/>
-        </w:rPr>
-      </w:pPr>
-      <w:proofErr w:type="gramStart"/>
+        <w:t xml:space="preserve"> </w:t>
+      </w:r>
+      <w:r>
+        <w:rPr>
+          <w:rFonts w:ascii="Times New Roman" w:hAnsi="Times New Roman" w:cs="Times New Roman"/>
+          <w:sz w:val="32"/>
+          <w:szCs w:val="32"/>
+        </w:rPr>
+        <w:t xml:space="preserve">Civil Mall has large parking areas.     </w:t>
+      </w:r>
+    </w:p>
+    <w:p>
+      <w:pPr>
+        <w:rPr>
+          <w:rFonts w:ascii="Times New Roman" w:hAnsi="Times New Roman" w:cs="Times New Roman"/>
+          <w:sz w:val="32"/>
+          <w:szCs w:val="32"/>
+        </w:rPr>
+      </w:pPr>
       <w:r>
         <w:rPr>
           <w:rFonts w:ascii="Times New Roman" w:hAnsi="Times New Roman" w:cs="Times New Roman"/>
@@ -5027,7 +5354,14 @@
         </w:rPr>
         <w:t>c)</w:t>
       </w:r>
-      <w:proofErr w:type="gramEnd"/>
+      <w:r>
+        <w:rPr>
+          <w:rFonts w:ascii="Times New Roman" w:hAnsi="Times New Roman" w:cs="Times New Roman"/>
+          <w:sz w:val="32"/>
+          <w:szCs w:val="32"/>
+        </w:rPr>
+        <w:t xml:space="preserve"> </w:t>
+      </w:r>
       <w:r>
         <w:rPr>
           <w:rFonts w:ascii="Times New Roman" w:hAnsi="Times New Roman" w:cs="Times New Roman"/>
@@ -5064,39 +5398,47 @@
           <w:sz w:val="32"/>
           <w:szCs w:val="32"/>
         </w:rPr>
-        <w:t>11</w:t>
-      </w:r>
-      <w:proofErr w:type="gramStart"/>
-      <w:r>
-        <w:rPr>
-          <w:rFonts w:ascii="Times New Roman" w:hAnsi="Times New Roman" w:cs="Times New Roman"/>
-          <w:b/>
-          <w:bCs/>
-          <w:sz w:val="32"/>
-          <w:szCs w:val="32"/>
-        </w:rPr>
-        <w:t>.</w:t>
-      </w:r>
-      <w:r>
-        <w:rPr>
-          <w:rFonts w:ascii="Times New Roman" w:hAnsi="Times New Roman" w:cs="Times New Roman"/>
-          <w:b/>
-          <w:bCs/>
-          <w:sz w:val="32"/>
-          <w:szCs w:val="32"/>
-        </w:rPr>
-        <w:t>Answer</w:t>
-      </w:r>
-      <w:proofErr w:type="gramEnd"/>
-      <w:r>
-        <w:rPr>
-          <w:rFonts w:ascii="Times New Roman" w:hAnsi="Times New Roman" w:cs="Times New Roman"/>
-          <w:b/>
-          <w:bCs/>
-          <w:sz w:val="32"/>
-          <w:szCs w:val="32"/>
-        </w:rPr>
-        <w:t xml:space="preserve"> these questions. </w:t>
+        <w:t>11.</w:t>
+      </w:r>
+      <w:r>
+        <w:rPr>
+          <w:rFonts w:ascii="Times New Roman" w:hAnsi="Times New Roman" w:cs="Times New Roman"/>
+          <w:b/>
+          <w:bCs/>
+          <w:sz w:val="32"/>
+          <w:szCs w:val="32"/>
+        </w:rPr>
+        <w:t xml:space="preserve"> </w:t>
+      </w:r>
+      <w:r>
+        <w:rPr>
+          <w:rFonts w:ascii="Times New Roman" w:hAnsi="Times New Roman" w:cs="Times New Roman"/>
+          <w:b/>
+          <w:bCs/>
+          <w:sz w:val="32"/>
+          <w:szCs w:val="32"/>
+        </w:rPr>
+        <w:t xml:space="preserve">Answer these questions. </w:t>
+      </w:r>
+      <w:r>
+        <w:rPr>
+          <w:rFonts w:ascii="Times New Roman" w:hAnsi="Times New Roman" w:cs="Times New Roman"/>
+          <w:b/>
+          <w:bCs/>
+          <w:sz w:val="32"/>
+          <w:szCs w:val="32"/>
+        </w:rPr>
+        <w:tab/>
+      </w:r>
+      <w:r>
+        <w:rPr>
+          <w:rFonts w:ascii="Times New Roman" w:hAnsi="Times New Roman" w:cs="Times New Roman"/>
+          <w:b/>
+          <w:bCs/>
+          <w:sz w:val="32"/>
+          <w:szCs w:val="32"/>
+        </w:rPr>
+        <w:tab/>
       </w:r>
       <w:r>
         <w:rPr>
@@ -5212,18 +5554,18 @@
         <mc:AlternateContent>
           <mc:Choice Requires="wps">
             <w:drawing>
-              <wp:anchor distT="0" distB="0" distL="114300" distR="114300" simplePos="0" relativeHeight="251692032" behindDoc="0" locked="0" layoutInCell="1" allowOverlap="1" wp14:anchorId="1B3FEAB7" wp14:editId="7E1C2D44">
+              <wp:anchor distT="0" distB="0" distL="114300" distR="114300" simplePos="0" relativeHeight="251720704" behindDoc="0" locked="0" layoutInCell="1" allowOverlap="1" wp14:anchorId="3DF26E4F" wp14:editId="187E9F59">
                 <wp:simplePos x="0" y="0"/>
                 <wp:positionH relativeFrom="margin">
-                  <wp:posOffset>0</wp:posOffset>
+                  <wp:align>left</wp:align>
                 </wp:positionH>
                 <wp:positionV relativeFrom="paragraph">
-                  <wp:posOffset>18415</wp:posOffset>
+                  <wp:posOffset>30554</wp:posOffset>
                 </wp:positionV>
                 <wp:extent cx="361507" cy="95693"/>
                 <wp:effectExtent l="0" t="19050" r="38735" b="38100"/>
                 <wp:wrapNone/>
-                <wp:docPr id="19" name="Right Arrow 19"/>
+                <wp:docPr id="2039228137" name="Right Arrow 1"/>
                 <wp:cNvGraphicFramePr/>
                 <a:graphic xmlns:a="http://schemas.openxmlformats.org/drawingml/2006/main">
                   <a:graphicData uri="http://schemas.microsoft.com/office/word/2010/wordprocessingShape">
@@ -5237,20 +5579,23 @@
                         <a:prstGeom prst="rightArrow">
                           <a:avLst/>
                         </a:prstGeom>
-                        <a:solidFill>
-                          <a:srgbClr val="5B9BD5"/>
-                        </a:solidFill>
-                        <a:ln w="12700" cap="flat" cmpd="sng" algn="ctr">
-                          <a:solidFill>
-                            <a:srgbClr val="5B9BD5">
-                              <a:shade val="50000"/>
-                            </a:srgbClr>
-                          </a:solidFill>
-                          <a:prstDash val="solid"/>
-                          <a:miter lim="800000"/>
-                        </a:ln>
-                        <a:effectLst/>
                       </wps:spPr>
+                      <wps:style>
+                        <a:lnRef idx="2">
+                          <a:schemeClr val="accent1">
+                            <a:shade val="50000"/>
+                          </a:schemeClr>
+                        </a:lnRef>
+                        <a:fillRef idx="1">
+                          <a:schemeClr val="accent1"/>
+                        </a:fillRef>
+                        <a:effectRef idx="0">
+                          <a:schemeClr val="accent1"/>
+                        </a:effectRef>
+                        <a:fontRef idx="minor">
+                          <a:schemeClr val="lt1"/>
+                        </a:fontRef>
+                      </wps:style>
                       <wps:bodyPr rot="0" spcFirstLastPara="0" vertOverflow="overflow" horzOverflow="overflow" vert="horz" wrap="square" lIns="91440" tIns="45720" rIns="91440" bIns="45720" numCol="1" spcCol="0" rtlCol="0" fromWordArt="0" anchor="ctr" anchorCtr="0" forceAA="0" compatLnSpc="1">
                         <a:prstTxWarp prst="textNoShape">
                           <a:avLst/>
@@ -5268,7 +5613,7 @@
           </mc:Choice>
           <mc:Fallback>
             <w:pict>
-              <v:shape w14:anchorId="5E28111C" id="Right Arrow 19" o:spid="_x0000_s1026" type="#_x0000_t13" style="position:absolute;margin-left:0;margin-top:1.45pt;width:28.45pt;height:7.55pt;z-index:251692032;visibility:visible;mso-wrap-style:square;mso-height-percent:0;mso-wrap-distance-left:9pt;mso-wrap-distance-top:0;mso-wrap-distance-right:9pt;mso-wrap-distance-bottom:0;mso-position-horizontal:absolute;mso-position-horizontal-relative:margin;mso-position-vertical:absolute;mso-position-vertical-relative:text;mso-height-percent:0;mso-height-relative:margin;v-text-anchor:middle" o:gfxdata="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" adj="18741" fillcolor="#5b9bd5" strokecolor="#41719c" strokeweight="1pt">
+              <v:shape w14:anchorId="1E98A680" id="Right Arrow 1" o:spid="_x0000_s1026" type="#_x0000_t13" style="position:absolute;margin-left:0;margin-top:2.4pt;width:28.45pt;height:7.55pt;z-index:251720704;visibility:visible;mso-wrap-style:square;mso-height-percent:0;mso-wrap-distance-left:9pt;mso-wrap-distance-top:0;mso-wrap-distance-right:9pt;mso-wrap-distance-bottom:0;mso-position-horizontal:left;mso-position-horizontal-relative:margin;mso-position-vertical:absolute;mso-position-vertical-relative:text;mso-height-percent:0;mso-height-relative:margin;v-text-anchor:middle" o:gfxdata="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" adj="18741" fillcolor="#5b9bd5 [3204]" strokecolor="#1f4d78 [1604]" strokeweight="1pt">
                 <w10:wrap anchorx="margin"/>
               </v:shape>
             </w:pict>
@@ -5281,45 +5626,48 @@
           <w:sz w:val="32"/>
           <w:szCs w:val="32"/>
         </w:rPr>
-        <w:t xml:space="preserve">       ………………………………………………………………..</w:t>
-      </w:r>
-    </w:p>
-    <w:p>
-      <w:pPr>
-        <w:rPr>
-          <w:rFonts w:ascii="Times New Roman" w:hAnsi="Times New Roman" w:cs="Times New Roman"/>
-          <w:b/>
-          <w:bCs/>
-          <w:sz w:val="32"/>
-          <w:szCs w:val="32"/>
-        </w:rPr>
-      </w:pPr>
-      <w:r>
-        <w:rPr>
-          <w:rFonts w:ascii="Times New Roman" w:hAnsi="Times New Roman" w:cs="Times New Roman"/>
-          <w:b/>
-          <w:bCs/>
-          <w:sz w:val="32"/>
-          <w:szCs w:val="32"/>
-        </w:rPr>
-        <w:t xml:space="preserve">     ………………………………………………………………..</w:t>
-      </w:r>
-    </w:p>
-    <w:p>
-      <w:pPr>
-        <w:rPr>
-          <w:rFonts w:ascii="Times New Roman" w:hAnsi="Times New Roman" w:cs="Times New Roman"/>
-          <w:sz w:val="32"/>
-          <w:szCs w:val="32"/>
-        </w:rPr>
-      </w:pPr>
-      <w:r>
-        <w:rPr>
-          <w:rFonts w:ascii="Times New Roman" w:hAnsi="Times New Roman" w:cs="Times New Roman"/>
-          <w:sz w:val="32"/>
-          <w:szCs w:val="32"/>
-        </w:rPr>
-        <w:lastRenderedPageBreak/>
+        <w:t xml:space="preserve">       </w:t>
+      </w:r>
+      <w:r>
+        <w:rPr>
+          <w:rFonts w:ascii="Times New Roman" w:hAnsi="Times New Roman" w:cs="Times New Roman"/>
+          <w:sz w:val="32"/>
+          <w:szCs w:val="32"/>
+        </w:rPr>
+        <w:t>...........................................................................................................................</w:t>
+      </w:r>
+    </w:p>
+    <w:p>
+      <w:pPr>
+        <w:rPr>
+          <w:rFonts w:ascii="Times New Roman" w:hAnsi="Times New Roman" w:cs="Times New Roman"/>
+          <w:sz w:val="32"/>
+          <w:szCs w:val="32"/>
+        </w:rPr>
+      </w:pPr>
+      <w:r>
+        <w:rPr>
+          <w:rFonts w:ascii="Times New Roman" w:hAnsi="Times New Roman" w:cs="Times New Roman"/>
+          <w:sz w:val="32"/>
+          <w:szCs w:val="32"/>
+        </w:rPr>
+        <w:t xml:space="preserve">       ……………………………………………………………………...................</w:t>
+      </w:r>
+    </w:p>
+    <w:p>
+      <w:pPr>
+        <w:rPr>
+          <w:rFonts w:ascii="Times New Roman" w:hAnsi="Times New Roman" w:cs="Times New Roman"/>
+          <w:sz w:val="32"/>
+          <w:szCs w:val="32"/>
+        </w:rPr>
+      </w:pPr>
+      <w:r>
+        <w:rPr>
+          <w:rFonts w:ascii="Times New Roman" w:hAnsi="Times New Roman" w:cs="Times New Roman"/>
+          <w:sz w:val="32"/>
+          <w:szCs w:val="32"/>
+        </w:rPr>
         <w:t>b) Where is Civil Mall located?</w:t>
       </w:r>
     </w:p>
@@ -5341,18 +5689,18 @@
         <mc:AlternateContent>
           <mc:Choice Requires="wps">
             <w:drawing>
-              <wp:anchor distT="0" distB="0" distL="114300" distR="114300" simplePos="0" relativeHeight="251694080" behindDoc="0" locked="0" layoutInCell="1" allowOverlap="1" wp14:anchorId="5368D0B9" wp14:editId="771C2A63">
+              <wp:anchor distT="0" distB="0" distL="114300" distR="114300" simplePos="0" relativeHeight="251722752" behindDoc="0" locked="0" layoutInCell="1" allowOverlap="1" wp14:anchorId="41E238D5" wp14:editId="1EAB07F1">
                 <wp:simplePos x="0" y="0"/>
                 <wp:positionH relativeFrom="margin">
                   <wp:align>left</wp:align>
                 </wp:positionH>
                 <wp:positionV relativeFrom="paragraph">
-                  <wp:posOffset>124386</wp:posOffset>
+                  <wp:posOffset>30554</wp:posOffset>
                 </wp:positionV>
                 <wp:extent cx="361507" cy="95693"/>
                 <wp:effectExtent l="0" t="19050" r="38735" b="38100"/>
                 <wp:wrapNone/>
-                <wp:docPr id="20" name="Right Arrow 20"/>
+                <wp:docPr id="1396065827" name="Right Arrow 1"/>
                 <wp:cNvGraphicFramePr/>
                 <a:graphic xmlns:a="http://schemas.openxmlformats.org/drawingml/2006/main">
                   <a:graphicData uri="http://schemas.microsoft.com/office/word/2010/wordprocessingShape">
@@ -5366,20 +5714,23 @@
                         <a:prstGeom prst="rightArrow">
                           <a:avLst/>
                         </a:prstGeom>
-                        <a:solidFill>
-                          <a:srgbClr val="5B9BD5"/>
-                        </a:solidFill>
-                        <a:ln w="12700" cap="flat" cmpd="sng" algn="ctr">
-                          <a:solidFill>
-                            <a:srgbClr val="5B9BD5">
-                              <a:shade val="50000"/>
-                            </a:srgbClr>
-                          </a:solidFill>
-                          <a:prstDash val="solid"/>
-                          <a:miter lim="800000"/>
-                        </a:ln>
-                        <a:effectLst/>
                       </wps:spPr>
+                      <wps:style>
+                        <a:lnRef idx="2">
+                          <a:schemeClr val="accent1">
+                            <a:shade val="50000"/>
+                          </a:schemeClr>
+                        </a:lnRef>
+                        <a:fillRef idx="1">
+                          <a:schemeClr val="accent1"/>
+                        </a:fillRef>
+                        <a:effectRef idx="0">
+                          <a:schemeClr val="accent1"/>
+                        </a:effectRef>
+                        <a:fontRef idx="minor">
+                          <a:schemeClr val="lt1"/>
+                        </a:fontRef>
+                      </wps:style>
                       <wps:bodyPr rot="0" spcFirstLastPara="0" vertOverflow="overflow" horzOverflow="overflow" vert="horz" wrap="square" lIns="91440" tIns="45720" rIns="91440" bIns="45720" numCol="1" spcCol="0" rtlCol="0" fromWordArt="0" anchor="ctr" anchorCtr="0" forceAA="0" compatLnSpc="1">
                         <a:prstTxWarp prst="textNoShape">
                           <a:avLst/>
@@ -5397,7 +5748,7 @@
           </mc:Choice>
           <mc:Fallback>
             <w:pict>
-              <v:shape w14:anchorId="4D69BF67" id="Right Arrow 20" o:spid="_x0000_s1026" type="#_x0000_t13" style="position:absolute;margin-left:0;margin-top:9.8pt;width:28.45pt;height:7.55pt;z-index:251694080;visibility:visible;mso-wrap-style:square;mso-height-percent:0;mso-wrap-distance-left:9pt;mso-wrap-distance-top:0;mso-wrap-distance-right:9pt;mso-wrap-distance-bottom:0;mso-position-horizontal:left;mso-position-horizontal-relative:margin;mso-position-vertical:absolute;mso-position-vertical-relative:text;mso-height-percent:0;mso-height-relative:margin;v-text-anchor:middle" o:gfxdata="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" adj="18741" fillcolor="#5b9bd5" strokecolor="#41719c" strokeweight="1pt">
+              <v:shape w14:anchorId="723D2397" id="Right Arrow 1" o:spid="_x0000_s1026" type="#_x0000_t13" style="position:absolute;margin-left:0;margin-top:2.4pt;width:28.45pt;height:7.55pt;z-index:251722752;visibility:visible;mso-wrap-style:square;mso-height-percent:0;mso-wrap-distance-left:9pt;mso-wrap-distance-top:0;mso-wrap-distance-right:9pt;mso-wrap-distance-bottom:0;mso-position-horizontal:left;mso-position-horizontal-relative:margin;mso-position-vertical:absolute;mso-position-vertical-relative:text;mso-height-percent:0;mso-height-relative:margin;v-text-anchor:middle" o:gfxdata="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" adj="18741" fillcolor="#5b9bd5 [3204]" strokecolor="#1f4d78 [1604]" strokeweight="1pt">
                 <w10:wrap anchorx="margin"/>
               </v:shape>
             </w:pict>
@@ -5410,69 +5761,49 @@
           <w:sz w:val="32"/>
           <w:szCs w:val="32"/>
         </w:rPr>
-        <w:t xml:space="preserve">       ……………………………………………………………………</w:t>
-      </w:r>
-    </w:p>
-    <w:p>
-      <w:pPr>
-        <w:rPr>
-          <w:rFonts w:ascii="Times New Roman" w:hAnsi="Times New Roman" w:cs="Times New Roman"/>
-          <w:sz w:val="32"/>
-          <w:szCs w:val="32"/>
-        </w:rPr>
-      </w:pPr>
-      <w:r>
-        <w:rPr>
-          <w:rFonts w:ascii="Times New Roman" w:hAnsi="Times New Roman" w:cs="Times New Roman"/>
-          <w:sz w:val="32"/>
-          <w:szCs w:val="32"/>
-        </w:rPr>
-        <w:t>…………………………………………………………………………</w:t>
-      </w:r>
-    </w:p>
-    <w:p>
-      <w:pPr>
-        <w:rPr>
-          <w:rFonts w:ascii="Times New Roman" w:hAnsi="Times New Roman" w:cs="Times New Roman"/>
-          <w:sz w:val="32"/>
-          <w:szCs w:val="32"/>
-        </w:rPr>
-      </w:pPr>
-      <w:proofErr w:type="gramStart"/>
-      <w:r>
-        <w:rPr>
-          <w:rFonts w:ascii="Times New Roman" w:hAnsi="Times New Roman" w:cs="Times New Roman"/>
-          <w:sz w:val="32"/>
-          <w:szCs w:val="32"/>
-        </w:rPr>
-        <w:t>c)What</w:t>
-      </w:r>
-      <w:proofErr w:type="gramEnd"/>
-      <w:r>
-        <w:rPr>
-          <w:rFonts w:ascii="Times New Roman" w:hAnsi="Times New Roman" w:cs="Times New Roman"/>
-          <w:sz w:val="32"/>
-          <w:szCs w:val="32"/>
-        </w:rPr>
-        <w:t xml:space="preserve"> is the hobby of </w:t>
-      </w:r>
-      <w:proofErr w:type="spellStart"/>
-      <w:r>
-        <w:rPr>
-          <w:rFonts w:ascii="Times New Roman" w:hAnsi="Times New Roman" w:cs="Times New Roman"/>
-          <w:sz w:val="32"/>
-          <w:szCs w:val="32"/>
-        </w:rPr>
-        <w:t>Gopal</w:t>
-      </w:r>
-      <w:proofErr w:type="spellEnd"/>
-      <w:r>
-        <w:rPr>
-          <w:rFonts w:ascii="Times New Roman" w:hAnsi="Times New Roman" w:cs="Times New Roman"/>
-          <w:sz w:val="32"/>
-          <w:szCs w:val="32"/>
-        </w:rPr>
-        <w:t>?</w:t>
+        <w:t xml:space="preserve">       </w:t>
+      </w:r>
+      <w:r>
+        <w:rPr>
+          <w:rFonts w:ascii="Times New Roman" w:hAnsi="Times New Roman" w:cs="Times New Roman"/>
+          <w:sz w:val="32"/>
+          <w:szCs w:val="32"/>
+        </w:rPr>
+        <w:t>...........................................................................................................................</w:t>
+      </w:r>
+    </w:p>
+    <w:p>
+      <w:pPr>
+        <w:rPr>
+          <w:rFonts w:ascii="Times New Roman" w:hAnsi="Times New Roman" w:cs="Times New Roman"/>
+          <w:sz w:val="32"/>
+          <w:szCs w:val="32"/>
+        </w:rPr>
+      </w:pPr>
+      <w:r>
+        <w:rPr>
+          <w:rFonts w:ascii="Times New Roman" w:hAnsi="Times New Roman" w:cs="Times New Roman"/>
+          <w:sz w:val="32"/>
+          <w:szCs w:val="32"/>
+        </w:rPr>
+        <w:t xml:space="preserve">       ……………………………………………………………………...................</w:t>
+      </w:r>
+    </w:p>
+    <w:p>
+      <w:pPr>
+        <w:rPr>
+          <w:rFonts w:ascii="Times New Roman" w:hAnsi="Times New Roman" w:cs="Times New Roman"/>
+          <w:sz w:val="32"/>
+          <w:szCs w:val="32"/>
+        </w:rPr>
+      </w:pPr>
+      <w:r>
+        <w:rPr>
+          <w:rFonts w:ascii="Times New Roman" w:hAnsi="Times New Roman" w:cs="Times New Roman"/>
+          <w:sz w:val="32"/>
+          <w:szCs w:val="32"/>
+        </w:rPr>
+        <w:t>c)What is the hobby of Gopal?</w:t>
       </w:r>
     </w:p>
     <w:p>
@@ -5493,18 +5824,18 @@
         <mc:AlternateContent>
           <mc:Choice Requires="wps">
             <w:drawing>
-              <wp:anchor distT="0" distB="0" distL="114300" distR="114300" simplePos="0" relativeHeight="251696128" behindDoc="0" locked="0" layoutInCell="1" allowOverlap="1" wp14:anchorId="1B3FEAB7" wp14:editId="7E1C2D44">
+              <wp:anchor distT="0" distB="0" distL="114300" distR="114300" simplePos="0" relativeHeight="251724800" behindDoc="0" locked="0" layoutInCell="1" allowOverlap="1" wp14:anchorId="2AD7941C" wp14:editId="2B59C4A0">
                 <wp:simplePos x="0" y="0"/>
                 <wp:positionH relativeFrom="margin">
-                  <wp:posOffset>0</wp:posOffset>
+                  <wp:align>left</wp:align>
                 </wp:positionH>
                 <wp:positionV relativeFrom="paragraph">
-                  <wp:posOffset>18415</wp:posOffset>
+                  <wp:posOffset>30554</wp:posOffset>
                 </wp:positionV>
                 <wp:extent cx="361507" cy="95693"/>
                 <wp:effectExtent l="0" t="19050" r="38735" b="38100"/>
                 <wp:wrapNone/>
-                <wp:docPr id="21" name="Right Arrow 21"/>
+                <wp:docPr id="2039064327" name="Right Arrow 1"/>
                 <wp:cNvGraphicFramePr/>
                 <a:graphic xmlns:a="http://schemas.openxmlformats.org/drawingml/2006/main">
                   <a:graphicData uri="http://schemas.microsoft.com/office/word/2010/wordprocessingShape">
@@ -5518,20 +5849,23 @@
                         <a:prstGeom prst="rightArrow">
                           <a:avLst/>
                         </a:prstGeom>
-                        <a:solidFill>
-                          <a:srgbClr val="5B9BD5"/>
-                        </a:solidFill>
-                        <a:ln w="12700" cap="flat" cmpd="sng" algn="ctr">
-                          <a:solidFill>
-                            <a:srgbClr val="5B9BD5">
-                              <a:shade val="50000"/>
-                            </a:srgbClr>
-                          </a:solidFill>
-                          <a:prstDash val="solid"/>
-                          <a:miter lim="800000"/>
-                        </a:ln>
-                        <a:effectLst/>
                       </wps:spPr>
+                      <wps:style>
+                        <a:lnRef idx="2">
+                          <a:schemeClr val="accent1">
+                            <a:shade val="50000"/>
+                          </a:schemeClr>
+                        </a:lnRef>
+                        <a:fillRef idx="1">
+                          <a:schemeClr val="accent1"/>
+                        </a:fillRef>
+                        <a:effectRef idx="0">
+                          <a:schemeClr val="accent1"/>
+                        </a:effectRef>
+                        <a:fontRef idx="minor">
+                          <a:schemeClr val="lt1"/>
+                        </a:fontRef>
+                      </wps:style>
                       <wps:bodyPr rot="0" spcFirstLastPara="0" vertOverflow="overflow" horzOverflow="overflow" vert="horz" wrap="square" lIns="91440" tIns="45720" rIns="91440" bIns="45720" numCol="1" spcCol="0" rtlCol="0" fromWordArt="0" anchor="ctr" anchorCtr="0" forceAA="0" compatLnSpc="1">
                         <a:prstTxWarp prst="textNoShape">
                           <a:avLst/>
@@ -5549,7 +5883,7 @@
           </mc:Choice>
           <mc:Fallback>
             <w:pict>
-              <v:shape w14:anchorId="21C58FD3" id="Right Arrow 21" o:spid="_x0000_s1026" type="#_x0000_t13" style="position:absolute;margin-left:0;margin-top:1.45pt;width:28.45pt;height:7.55pt;z-index:251696128;visibility:visible;mso-wrap-style:square;mso-height-percent:0;mso-wrap-distance-left:9pt;mso-wrap-distance-top:0;mso-wrap-distance-right:9pt;mso-wrap-distance-bottom:0;mso-position-horizontal:absolute;mso-position-horizontal-relative:margin;mso-position-vertical:absolute;mso-position-vertical-relative:text;mso-height-percent:0;mso-height-relative:margin;v-text-anchor:middle" o:gfxdata="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" adj="18741" fillcolor="#5b9bd5" strokecolor="#41719c" strokeweight="1pt">
+              <v:shape w14:anchorId="447145FA" id="Right Arrow 1" o:spid="_x0000_s1026" type="#_x0000_t13" style="position:absolute;margin-left:0;margin-top:2.4pt;width:28.45pt;height:7.55pt;z-index:251724800;visibility:visible;mso-wrap-style:square;mso-height-percent:0;mso-wrap-distance-left:9pt;mso-wrap-distance-top:0;mso-wrap-distance-right:9pt;mso-wrap-distance-bottom:0;mso-position-horizontal:left;mso-position-horizontal-relative:margin;mso-position-vertical:absolute;mso-position-vertical-relative:text;mso-height-percent:0;mso-height-relative:margin;v-text-anchor:middle" o:gfxdata="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" adj="18741" fillcolor="#5b9bd5 [3204]" strokecolor="#1f4d78 [1604]" strokeweight="1pt">
                 <w10:wrap anchorx="margin"/>
               </v:shape>
             </w:pict>
@@ -5562,76 +5896,82 @@
           <w:sz w:val="32"/>
           <w:szCs w:val="32"/>
         </w:rPr>
-        <w:t xml:space="preserve">      ……………………………………………………………………..</w:t>
-      </w:r>
-    </w:p>
-    <w:p>
-      <w:pPr>
-        <w:rPr>
-          <w:rFonts w:ascii="Times New Roman" w:hAnsi="Times New Roman" w:cs="Times New Roman"/>
-          <w:sz w:val="32"/>
-          <w:szCs w:val="32"/>
-        </w:rPr>
-      </w:pPr>
-      <w:r>
-        <w:rPr>
-          <w:rFonts w:ascii="Times New Roman" w:hAnsi="Times New Roman" w:cs="Times New Roman"/>
-          <w:sz w:val="32"/>
-          <w:szCs w:val="32"/>
-        </w:rPr>
-        <w:t xml:space="preserve">    ………………………………………………………………………</w:t>
-      </w:r>
-    </w:p>
-    <w:p>
-      <w:pPr>
-        <w:rPr>
-          <w:rFonts w:ascii="Times New Roman" w:hAnsi="Times New Roman" w:cs="Times New Roman"/>
-          <w:sz w:val="32"/>
-          <w:szCs w:val="32"/>
-        </w:rPr>
-      </w:pPr>
-    </w:p>
-    <w:p>
-      <w:pPr>
-        <w:rPr>
-          <w:rFonts w:ascii="Times New Roman" w:hAnsi="Times New Roman" w:cs="Times New Roman"/>
-          <w:b/>
-          <w:bCs/>
-          <w:sz w:val="32"/>
-          <w:szCs w:val="32"/>
-        </w:rPr>
-      </w:pPr>
-      <w:r>
-        <w:rPr>
-          <w:rFonts w:ascii="Times New Roman" w:hAnsi="Times New Roman" w:cs="Times New Roman"/>
-          <w:b/>
-          <w:bCs/>
-          <w:sz w:val="32"/>
-          <w:szCs w:val="32"/>
-        </w:rPr>
-        <w:t>12</w:t>
-      </w:r>
-      <w:proofErr w:type="gramStart"/>
-      <w:r>
-        <w:rPr>
-          <w:rFonts w:ascii="Times New Roman" w:hAnsi="Times New Roman" w:cs="Times New Roman"/>
-          <w:b/>
-          <w:bCs/>
-          <w:sz w:val="32"/>
-          <w:szCs w:val="32"/>
-        </w:rPr>
-        <w:t>.Write</w:t>
-      </w:r>
-      <w:proofErr w:type="gramEnd"/>
-      <w:r>
-        <w:rPr>
-          <w:rFonts w:ascii="Times New Roman" w:hAnsi="Times New Roman" w:cs="Times New Roman"/>
-          <w:b/>
-          <w:bCs/>
-          <w:sz w:val="32"/>
-          <w:szCs w:val="32"/>
-        </w:rPr>
-        <w:t xml:space="preserve"> a paragraph about your free time activities. </w:t>
+        <w:t xml:space="preserve">       </w:t>
+      </w:r>
+      <w:r>
+        <w:rPr>
+          <w:rFonts w:ascii="Times New Roman" w:hAnsi="Times New Roman" w:cs="Times New Roman"/>
+          <w:sz w:val="32"/>
+          <w:szCs w:val="32"/>
+        </w:rPr>
+        <w:t>...........................................................................................................................</w:t>
+      </w:r>
+    </w:p>
+    <w:p>
+      <w:pPr>
+        <w:rPr>
+          <w:rFonts w:ascii="Times New Roman" w:hAnsi="Times New Roman" w:cs="Times New Roman"/>
+          <w:sz w:val="32"/>
+          <w:szCs w:val="32"/>
+        </w:rPr>
+      </w:pPr>
+      <w:r>
+        <w:rPr>
+          <w:rFonts w:ascii="Times New Roman" w:hAnsi="Times New Roman" w:cs="Times New Roman"/>
+          <w:sz w:val="32"/>
+          <w:szCs w:val="32"/>
+        </w:rPr>
+        <w:t xml:space="preserve">       ……………………………………………………………………...................</w:t>
+      </w:r>
+    </w:p>
+    <w:p>
+      <w:pPr>
+        <w:rPr>
+          <w:rFonts w:ascii="Times New Roman" w:hAnsi="Times New Roman" w:cs="Times New Roman"/>
+          <w:sz w:val="32"/>
+          <w:szCs w:val="32"/>
+        </w:rPr>
+      </w:pPr>
+    </w:p>
+    <w:p>
+      <w:pPr>
+        <w:rPr>
+          <w:rFonts w:ascii="Times New Roman" w:hAnsi="Times New Roman" w:cs="Times New Roman"/>
+          <w:b/>
+          <w:bCs/>
+          <w:sz w:val="32"/>
+          <w:szCs w:val="32"/>
+        </w:rPr>
+      </w:pPr>
+      <w:r>
+        <w:rPr>
+          <w:rFonts w:ascii="Times New Roman" w:hAnsi="Times New Roman" w:cs="Times New Roman"/>
+          <w:b/>
+          <w:bCs/>
+          <w:sz w:val="32"/>
+          <w:szCs w:val="32"/>
+        </w:rPr>
+        <w:t>12.</w:t>
+      </w:r>
+      <w:r>
+        <w:rPr>
+          <w:rFonts w:ascii="Times New Roman" w:hAnsi="Times New Roman" w:cs="Times New Roman"/>
+          <w:b/>
+          <w:bCs/>
+          <w:sz w:val="32"/>
+          <w:szCs w:val="32"/>
+        </w:rPr>
+        <w:t xml:space="preserve"> </w:t>
+      </w:r>
+      <w:r>
+        <w:rPr>
+          <w:rFonts w:ascii="Times New Roman" w:hAnsi="Times New Roman" w:cs="Times New Roman"/>
+          <w:b/>
+          <w:bCs/>
+          <w:sz w:val="32"/>
+          <w:szCs w:val="32"/>
+        </w:rPr>
+        <w:t xml:space="preserve">Write a paragraph about your free time activities. </w:t>
       </w:r>
       <w:r>
         <w:rPr>
@@ -5651,24 +5991,60 @@
           <w:sz w:val="32"/>
           <w:szCs w:val="32"/>
         </w:rPr>
-        <w:t xml:space="preserve"> (3)</w:t>
-      </w:r>
-    </w:p>
-    <w:p>
-      <w:pPr>
-        <w:rPr>
-          <w:rFonts w:ascii="Times New Roman" w:hAnsi="Times New Roman" w:cs="Times New Roman"/>
-          <w:b/>
-          <w:bCs/>
-          <w:sz w:val="32"/>
-          <w:szCs w:val="32"/>
-        </w:rPr>
-      </w:pPr>
-      <w:r>
-        <w:rPr>
-          <w:rFonts w:ascii="Times New Roman" w:hAnsi="Times New Roman" w:cs="Times New Roman"/>
-          <w:b/>
-          <w:bCs/>
+        <w:t xml:space="preserve"> </w:t>
+      </w:r>
+      <w:r>
+        <w:rPr>
+          <w:rFonts w:ascii="Times New Roman" w:hAnsi="Times New Roman" w:cs="Times New Roman"/>
+          <w:b/>
+          <w:bCs/>
+          <w:sz w:val="32"/>
+          <w:szCs w:val="32"/>
+        </w:rPr>
+        <w:tab/>
+      </w:r>
+      <w:r>
+        <w:rPr>
+          <w:rFonts w:ascii="Times New Roman" w:hAnsi="Times New Roman" w:cs="Times New Roman"/>
+          <w:b/>
+          <w:bCs/>
+          <w:sz w:val="32"/>
+          <w:szCs w:val="32"/>
+        </w:rPr>
+        <w:tab/>
+      </w:r>
+      <w:r>
+        <w:rPr>
+          <w:rFonts w:ascii="Times New Roman" w:hAnsi="Times New Roman" w:cs="Times New Roman"/>
+          <w:b/>
+          <w:bCs/>
+          <w:sz w:val="32"/>
+          <w:szCs w:val="32"/>
+        </w:rPr>
+        <w:tab/>
+      </w:r>
+      <w:r>
+        <w:rPr>
+          <w:rFonts w:ascii="Times New Roman" w:hAnsi="Times New Roman" w:cs="Times New Roman"/>
+          <w:b/>
+          <w:bCs/>
+          <w:sz w:val="32"/>
+          <w:szCs w:val="32"/>
+        </w:rPr>
+        <w:t>(3)</w:t>
+      </w:r>
+    </w:p>
+    <w:p>
+      <w:pPr>
+        <w:rPr>
+          <w:rFonts w:ascii="Times New Roman" w:hAnsi="Times New Roman" w:cs="Times New Roman"/>
+          <w:sz w:val="32"/>
+          <w:szCs w:val="32"/>
+        </w:rPr>
+      </w:pPr>
+      <w:r>
+        <w:rPr>
+          <w:rFonts w:ascii="Times New Roman" w:hAnsi="Times New Roman" w:cs="Times New Roman"/>
           <w:sz w:val="32"/>
           <w:szCs w:val="32"/>
         </w:rPr>
@@ -5677,78 +6053,41 @@
     </w:p>
     <w:p>
       <w:pPr>
-        <w:rPr>
-          <w:rFonts w:ascii="Times New Roman" w:hAnsi="Times New Roman" w:cs="Times New Roman"/>
-          <w:sz w:val="32"/>
-          <w:szCs w:val="32"/>
-        </w:rPr>
-      </w:pPr>
-    </w:p>
-    <w:p>
-      <w:pPr>
-        <w:rPr>
-          <w:rFonts w:ascii="Times New Roman" w:hAnsi="Times New Roman" w:cs="Times New Roman"/>
-          <w:sz w:val="32"/>
-          <w:szCs w:val="32"/>
-        </w:rPr>
-      </w:pPr>
-    </w:p>
-    <w:p>
-      <w:pPr>
-        <w:rPr>
-          <w:rFonts w:ascii="Times New Roman" w:hAnsi="Times New Roman" w:cs="Times New Roman"/>
-          <w:sz w:val="32"/>
-          <w:szCs w:val="32"/>
-        </w:rPr>
-      </w:pPr>
-    </w:p>
-    <w:p>
-      <w:pPr>
-        <w:rPr>
-          <w:rFonts w:ascii="Times New Roman" w:hAnsi="Times New Roman" w:cs="Times New Roman"/>
-          <w:sz w:val="32"/>
-          <w:szCs w:val="32"/>
-        </w:rPr>
-      </w:pPr>
-    </w:p>
-    <w:p>
-      <w:pPr>
-        <w:rPr>
-          <w:rFonts w:ascii="Times New Roman" w:hAnsi="Times New Roman" w:cs="Times New Roman"/>
-          <w:sz w:val="32"/>
-          <w:szCs w:val="32"/>
-        </w:rPr>
-      </w:pPr>
-    </w:p>
-    <w:p>
-      <w:pPr>
-        <w:rPr>
-          <w:rFonts w:ascii="Times New Roman" w:hAnsi="Times New Roman" w:cs="Times New Roman"/>
-          <w:sz w:val="32"/>
-          <w:szCs w:val="32"/>
-        </w:rPr>
-      </w:pPr>
-    </w:p>
-    <w:p>
-      <w:pPr>
-        <w:rPr>
-          <w:rFonts w:ascii="Times New Roman" w:hAnsi="Times New Roman" w:cs="Times New Roman"/>
-          <w:sz w:val="32"/>
-          <w:szCs w:val="32"/>
-        </w:rPr>
-      </w:pPr>
-      <w:r>
-        <w:rPr>
-          <w:rFonts w:ascii="Times New Roman" w:hAnsi="Times New Roman" w:cs="Times New Roman"/>
-          <w:sz w:val="32"/>
-          <w:szCs w:val="32"/>
-        </w:rPr>
-        <w:t xml:space="preserve">                                                   THE END</w:t>
+        <w:jc w:val="center"/>
+        <w:rPr>
+          <w:rFonts w:ascii="Times New Roman" w:hAnsi="Times New Roman" w:cs="Times New Roman"/>
+          <w:b/>
+          <w:bCs/>
+          <w:sz w:val="32"/>
+          <w:szCs w:val="32"/>
+        </w:rPr>
+      </w:pPr>
+    </w:p>
+    <w:p>
+      <w:pPr>
+        <w:jc w:val="center"/>
+        <w:rPr>
+          <w:rFonts w:ascii="Times New Roman" w:hAnsi="Times New Roman" w:cs="Times New Roman"/>
+          <w:b/>
+          <w:bCs/>
+          <w:sz w:val="32"/>
+          <w:szCs w:val="32"/>
+        </w:rPr>
+      </w:pPr>
+      <w:r>
+        <w:rPr>
+          <w:rFonts w:ascii="Times New Roman" w:hAnsi="Times New Roman" w:cs="Times New Roman"/>
+          <w:b/>
+          <w:bCs/>
+          <w:sz w:val="32"/>
+          <w:szCs w:val="32"/>
+        </w:rPr>
+        <w:t>THE END</w:t>
       </w:r>
     </w:p>
     <w:sectPr>
       <w:pgSz w:w="11907" w:h="16839" w:code="9"/>
-      <w:pgMar w:top="1440" w:right="1440" w:bottom="1440" w:left="1440" w:header="720" w:footer="720" w:gutter="0"/>
+      <w:pgMar w:top="720" w:right="720" w:bottom="720" w:left="720" w:header="720" w:footer="720" w:gutter="0"/>
       <w:cols w:space="720"/>
       <w:docGrid w:linePitch="360"/>
     </w:sectPr>
@@ -5757,7 +6096,7 @@
 </file>
 
 <file path=word/endnotes.xml><?xml version="1.0" encoding="utf-8"?>
-<w:endnotes xmlns:wpc="http://schemas.microsoft.com/office/word/2010/wordprocessingCanvas" xmlns:mc="http://schemas.openxmlformats.org/markup-compatibility/2006" xmlns:o="urn:schemas-microsoft-com:office:office" xmlns:r="http://schemas.openxmlformats.org/officeDocument/2006/relationships" xmlns:m="http://schemas.openxmlformats.org/officeDocument/2006/math" xmlns:v="urn:schemas-microsoft-com:vml" xmlns:wp14="http://schemas.microsoft.com/office/word/2010/wordprocessingDrawing" xmlns:wp="http://schemas.openxmlformats.org/drawingml/2006/wordprocessingDrawing" xmlns:w10="urn:schemas-microsoft-com:office:word" xmlns:w="http://schemas.openxmlformats.org/wordprocessingml/2006/main" xmlns:w14="http://schemas.microsoft.com/office/word/2010/wordml" xmlns:w15="http://schemas.microsoft.com/office/word/2012/wordml" xmlns:wpg="http://schemas.microsoft.com/office/word/2010/wordprocessingGroup" xmlns:wpi="http://schemas.microsoft.com/office/word/2010/wordprocessingInk" xmlns:wne="http://schemas.microsoft.com/office/word/2006/wordml" xmlns:wps="http://schemas.microsoft.com/office/word/2010/wordprocessingShape" mc:Ignorable="w14 w15 wp14">
+<w:endnotes xmlns:wpc="http://schemas.microsoft.com/office/word/2010/wordprocessingCanvas" xmlns:cx="http://schemas.microsoft.com/office/drawing/2014/chartex" xmlns:cx1="http://schemas.microsoft.com/office/drawing/2015/9/8/chartex" xmlns:cx2="http://schemas.microsoft.com/office/drawing/2015/10/21/chartex" xmlns:cx3="http://schemas.microsoft.com/office/drawing/2016/5/9/chartex" xmlns:cx4="http://schemas.microsoft.com/office/drawing/2016/5/10/chartex" xmlns:cx5="http://schemas.microsoft.com/office/drawing/2016/5/11/chartex" xmlns:cx6="http://schemas.microsoft.com/office/drawing/2016/5/12/chartex" xmlns:cx7="http://schemas.microsoft.com/office/drawing/2016/5/13/chartex" xmlns:cx8="http://schemas.microsoft.com/office/drawing/2016/5/14/chartex" xmlns:mc="http://schemas.openxmlformats.org/markup-compatibility/2006" xmlns:aink="http://schemas.microsoft.com/office/drawing/2016/ink" xmlns:am3d="http://schemas.microsoft.com/office/drawing/2017/model3d" xmlns:o="urn:schemas-microsoft-com:office:office" xmlns:oel="http://schemas.microsoft.com/office/2019/extlst" xmlns:r="http://schemas.openxmlformats.org/officeDocument/2006/relationships" xmlns:m="http://schemas.openxmlformats.org/officeDocument/2006/math" xmlns:v="urn:schemas-microsoft-com:vml" xmlns:wp14="http://schemas.microsoft.com/office/word/2010/wordprocessingDrawing" xmlns:wp="http://schemas.openxmlformats.org/drawingml/2006/wordprocessingDrawing" xmlns:w10="urn:schemas-microsoft-com:office:word" xmlns:w="http://schemas.openxmlformats.org/wordprocessingml/2006/main" xmlns:w14="http://schemas.microsoft.com/office/word/2010/wordml" xmlns:w15="http://schemas.microsoft.com/office/word/2012/wordml" xmlns:w16cex="http://schemas.microsoft.com/office/word/2018/wordml/cex" xmlns:w16cid="http://schemas.microsoft.com/office/word/2016/wordml/cid" xmlns:w16="http://schemas.microsoft.com/office/word/2018/wordml" xmlns:w16du="http://schemas.microsoft.com/office/word/2023/wordml/word16du" xmlns:w16sdtdh="http://schemas.microsoft.com/office/word/2020/wordml/sdtdatahash" xmlns:w16sdtfl="http://schemas.microsoft.com/office/word/2024/wordml/sdtformatlock" xmlns:w16se="http://schemas.microsoft.com/office/word/2015/wordml/symex" xmlns:wpg="http://schemas.microsoft.com/office/word/2010/wordprocessingGroup" xmlns:wpi="http://schemas.microsoft.com/office/word/2010/wordprocessingInk" xmlns:wne="http://schemas.microsoft.com/office/word/2006/wordml" xmlns:wps="http://schemas.microsoft.com/office/word/2010/wordprocessingShape" mc:Ignorable="w14 w15 w16se w16cid w16 w16cex w16sdtdh w16sdtfl w16du wp14">
   <w:endnote w:type="separator" w:id="-1">
     <w:p>
       <w:pPr>
@@ -5782,7 +6121,7 @@
 </file>
 
 <file path=word/footnotes.xml><?xml version="1.0" encoding="utf-8"?>
-<w:footnotes xmlns:wpc="http://schemas.microsoft.com/office/word/2010/wordprocessingCanvas" xmlns:mc="http://schemas.openxmlformats.org/markup-compatibility/2006" xmlns:o="urn:schemas-microsoft-com:office:office" xmlns:r="http://schemas.openxmlformats.org/officeDocument/2006/relationships" xmlns:m="http://schemas.openxmlformats.org/officeDocument/2006/math" xmlns:v="urn:schemas-microsoft-com:vml" xmlns:wp14="http://schemas.microsoft.com/office/word/2010/wordprocessingDrawing" xmlns:wp="http://schemas.openxmlformats.org/drawingml/2006/wordprocessingDrawing" xmlns:w10="urn:schemas-microsoft-com:office:word" xmlns:w="http://schemas.openxmlformats.org/wordprocessingml/2006/main" xmlns:w14="http://schemas.microsoft.com/office/word/2010/wordml" xmlns:w15="http://schemas.microsoft.com/office/word/2012/wordml" xmlns:wpg="http://schemas.microsoft.com/office/word/2010/wordprocessingGroup" xmlns:wpi="http://schemas.microsoft.com/office/word/2010/wordprocessingInk" xmlns:wne="http://schemas.microsoft.com/office/word/2006/wordml" xmlns:wps="http://schemas.microsoft.com/office/word/2010/wordprocessingShape" mc:Ignorable="w14 w15 wp14">
+<w:footnotes xmlns:wpc="http://schemas.microsoft.com/office/word/2010/wordprocessingCanvas" xmlns:cx="http://schemas.microsoft.com/office/drawing/2014/chartex" xmlns:cx1="http://schemas.microsoft.com/office/drawing/2015/9/8/chartex" xmlns:cx2="http://schemas.microsoft.com/office/drawing/2015/10/21/chartex" xmlns:cx3="http://schemas.microsoft.com/office/drawing/2016/5/9/chartex" xmlns:cx4="http://schemas.microsoft.com/office/drawing/2016/5/10/chartex" xmlns:cx5="http://schemas.microsoft.com/office/drawing/2016/5/11/chartex" xmlns:cx6="http://schemas.microsoft.com/office/drawing/2016/5/12/chartex" xmlns:cx7="http://schemas.microsoft.com/office/drawing/2016/5/13/chartex" xmlns:cx8="http://schemas.microsoft.com/office/drawing/2016/5/14/chartex" xmlns:mc="http://schemas.openxmlformats.org/markup-compatibility/2006" xmlns:aink="http://schemas.microsoft.com/office/drawing/2016/ink" xmlns:am3d="http://schemas.microsoft.com/office/drawing/2017/model3d" xmlns:o="urn:schemas-microsoft-com:office:office" xmlns:oel="http://schemas.microsoft.com/office/2019/extlst" xmlns:r="http://schemas.openxmlformats.org/officeDocument/2006/relationships" xmlns:m="http://schemas.openxmlformats.org/officeDocument/2006/math" xmlns:v="urn:schemas-microsoft-com:vml" xmlns:wp14="http://schemas.microsoft.com/office/word/2010/wordprocessingDrawing" xmlns:wp="http://schemas.openxmlformats.org/drawingml/2006/wordprocessingDrawing" xmlns:w10="urn:schemas-microsoft-com:office:word" xmlns:w="http://schemas.openxmlformats.org/wordprocessingml/2006/main" xmlns:w14="http://schemas.microsoft.com/office/word/2010/wordml" xmlns:w15="http://schemas.microsoft.com/office/word/2012/wordml" xmlns:w16cex="http://schemas.microsoft.com/office/word/2018/wordml/cex" xmlns:w16cid="http://schemas.microsoft.com/office/word/2016/wordml/cid" xmlns:w16="http://schemas.microsoft.com/office/word/2018/wordml" xmlns:w16du="http://schemas.microsoft.com/office/word/2023/wordml/word16du" xmlns:w16sdtdh="http://schemas.microsoft.com/office/word/2020/wordml/sdtdatahash" xmlns:w16sdtfl="http://schemas.microsoft.com/office/word/2024/wordml/sdtformatlock" xmlns:w16se="http://schemas.microsoft.com/office/word/2015/wordml/symex" xmlns:wpg="http://schemas.microsoft.com/office/word/2010/wordprocessingGroup" xmlns:wpi="http://schemas.microsoft.com/office/word/2010/wordprocessingInk" xmlns:wne="http://schemas.microsoft.com/office/word/2006/wordml" xmlns:wps="http://schemas.microsoft.com/office/word/2010/wordprocessingShape" mc:Ignorable="w14 w15 w16se w16cid w16 w16cex w16sdtdh w16sdtfl w16du wp14">
   <w:footnote w:type="separator" w:id="-1">
     <w:p>
       <w:pPr>
@@ -5807,7 +6146,7 @@
 </file>
 
 <file path=word/styles.xml><?xml version="1.0" encoding="utf-8"?>
-<w:styles xmlns:mc="http://schemas.openxmlformats.org/markup-compatibility/2006" xmlns:r="http://schemas.openxmlformats.org/officeDocument/2006/relationships" xmlns:w="http://schemas.openxmlformats.org/wordprocessingml/2006/main" xmlns:w14="http://schemas.microsoft.com/office/word/2010/wordml" xmlns:w15="http://schemas.microsoft.com/office/word/2012/wordml" mc:Ignorable="w14 w15">
+<w:styles xmlns:mc="http://schemas.openxmlformats.org/markup-compatibility/2006" xmlns:r="http://schemas.openxmlformats.org/officeDocument/2006/relationships" xmlns:w="http://schemas.openxmlformats.org/wordprocessingml/2006/main" xmlns:w14="http://schemas.microsoft.com/office/word/2010/wordml" xmlns:w15="http://schemas.microsoft.com/office/word/2012/wordml" xmlns:w16cex="http://schemas.microsoft.com/office/word/2018/wordml/cex" xmlns:w16cid="http://schemas.microsoft.com/office/word/2016/wordml/cid" xmlns:w16="http://schemas.microsoft.com/office/word/2018/wordml" xmlns:w16du="http://schemas.microsoft.com/office/word/2023/wordml/word16du" xmlns:w16sdtdh="http://schemas.microsoft.com/office/word/2020/wordml/sdtdatahash" xmlns:w16sdtfl="http://schemas.microsoft.com/office/word/2024/wordml/sdtformatlock" xmlns:w16se="http://schemas.microsoft.com/office/word/2015/wordml/symex" mc:Ignorable="w14 w15 w16se w16cid w16 w16cex w16sdtdh w16sdtfl w16du">
   <w:docDefaults>
     <w:rPrDefault>
       <w:rPr>
@@ -5823,7 +6162,7 @@
       </w:pPr>
     </w:pPrDefault>
   </w:docDefaults>
-  <w:latentStyles w:defLockedState="0" w:defUIPriority="99" w:defSemiHidden="0" w:defUnhideWhenUsed="0" w:defQFormat="0" w:count="371">
+  <w:latentStyles w:defLockedState="0" w:defUIPriority="99" w:defSemiHidden="0" w:defUnhideWhenUsed="0" w:defQFormat="0" w:count="376">
     <w:lsdException w:name="Normal" w:uiPriority="0" w:qFormat="1"/>
     <w:lsdException w:name="heading 1" w:uiPriority="9" w:qFormat="1"/>
     <w:lsdException w:name="heading 2" w:semiHidden="1" w:uiPriority="9" w:unhideWhenUsed="1" w:qFormat="1"/>
@@ -6195,11 +6534,16 @@
     <w:lsdException w:name="List Table 5 Dark Accent 6" w:uiPriority="50"/>
     <w:lsdException w:name="List Table 6 Colorful Accent 6" w:uiPriority="51"/>
     <w:lsdException w:name="List Table 7 Colorful Accent 6" w:uiPriority="52"/>
+    <w:lsdException w:name="Mention" w:semiHidden="1" w:unhideWhenUsed="1"/>
+    <w:lsdException w:name="Smart Hyperlink" w:semiHidden="1" w:unhideWhenUsed="1"/>
+    <w:lsdException w:name="Hashtag" w:semiHidden="1" w:unhideWhenUsed="1"/>
+    <w:lsdException w:name="Unresolved Mention" w:semiHidden="1" w:unhideWhenUsed="1"/>
+    <w:lsdException w:name="Smart Link" w:semiHidden="1" w:unhideWhenUsed="1"/>
   </w:latentStyles>
   <w:style w:type="paragraph" w:default="1" w:styleId="Normal">
     <w:name w:val="Normal"/>
     <w:qFormat/>
-    <w:rsid w:val="001A3952"/>
+    <w:rsid w:val="002D207B"/>
     <w:pPr>
       <w:spacing w:line="256" w:lineRule="auto"/>
     </w:pPr>
@@ -6256,7 +6600,6 @@
       <w:spacing w:after="0" w:line="240" w:lineRule="auto"/>
     </w:pPr>
     <w:tblPr>
-      <w:tblInd w:w="0" w:type="dxa"/>
       <w:tblBorders>
         <w:top w:val="single" w:sz="4" w:space="0" w:color="auto"/>
         <w:left w:val="single" w:sz="4" w:space="0" w:color="auto"/>
@@ -6265,12 +6608,6 @@
         <w:insideH w:val="single" w:sz="4" w:space="0" w:color="auto"/>
         <w:insideV w:val="single" w:sz="4" w:space="0" w:color="auto"/>
       </w:tblBorders>
-      <w:tblCellMar>
-        <w:top w:w="0" w:type="dxa"/>
-        <w:left w:w="108" w:type="dxa"/>
-        <w:bottom w:w="0" w:type="dxa"/>
-        <w:right w:w="108" w:type="dxa"/>
-      </w:tblCellMar>
     </w:tblPr>
   </w:style>
   <w:style w:type="paragraph" w:styleId="Header">
@@ -6329,6 +6666,20 @@
     <w:rPr>
       <w:szCs w:val="20"/>
       <w:lang w:bidi="ne-NP"/>
+    </w:rPr>
+  </w:style>
+  <w:style w:type="paragraph" w:styleId="ListParagraph">
+    <w:name w:val="List Paragraph"/>
+    <w:basedOn w:val="Normal"/>
+    <w:uiPriority w:val="34"/>
+    <w:qFormat/>
+    <w:rsid w:val="00464BFA"/>
+    <w:pPr>
+      <w:ind w:left="720"/>
+      <w:contextualSpacing/>
+    </w:pPr>
+    <w:rPr>
+      <w:szCs w:val="20"/>
     </w:rPr>
   </w:style>
 </w:styles>

--- a/Received/three/3, eng i.docx
+++ b/Received/three/3, eng i.docx
@@ -272,7 +272,27 @@
           <w:sz w:val="24"/>
           <w:szCs w:val="24"/>
         </w:rPr>
-        <w:t>Ratnanagar-7, Sauraha, Chitwan</w:t>
+        <w:t xml:space="preserve">Ratnanagar-7, </w:t>
+      </w:r>
+      <w:proofErr w:type="spellStart"/>
+      <w:r>
+        <w:rPr>
+          <w:rFonts w:ascii="Times New Roman" w:hAnsi="Times New Roman" w:cs="Times New Roman"/>
+          <w:b/>
+          <w:sz w:val="24"/>
+          <w:szCs w:val="24"/>
+        </w:rPr>
+        <w:t>Sauraha</w:t>
+      </w:r>
+      <w:proofErr w:type="spellEnd"/>
+      <w:r>
+        <w:rPr>
+          <w:rFonts w:ascii="Times New Roman" w:hAnsi="Times New Roman" w:cs="Times New Roman"/>
+          <w:b/>
+          <w:sz w:val="24"/>
+          <w:szCs w:val="24"/>
+        </w:rPr>
+        <w:t>, Chitwan</w:t>
       </w:r>
     </w:p>
     <w:p>
@@ -501,7 +521,7 @@
           <w:sz w:val="24"/>
           <w:szCs w:val="24"/>
         </w:rPr>
-        <w:t xml:space="preserve"> </w:t>
+        <w:t xml:space="preserve"> 2 hrs.</w:t>
       </w:r>
       <w:r>
         <w:rPr>
@@ -510,7 +530,7 @@
           <w:sz w:val="24"/>
           <w:szCs w:val="24"/>
         </w:rPr>
-        <w:t>2</w:t>
+        <w:tab/>
       </w:r>
       <w:r>
         <w:rPr>
@@ -519,7 +539,7 @@
           <w:sz w:val="24"/>
           <w:szCs w:val="24"/>
         </w:rPr>
-        <w:t xml:space="preserve"> hrs.</w:t>
+        <w:tab/>
       </w:r>
       <w:r>
         <w:rPr>
@@ -561,24 +581,6 @@
         <w:rPr>
           <w:rFonts w:ascii="Times New Roman" w:hAnsi="Times New Roman" w:cs="Times New Roman"/>
           <w:b/>
-          <w:sz w:val="24"/>
-          <w:szCs w:val="24"/>
-        </w:rPr>
-        <w:tab/>
-      </w:r>
-      <w:r>
-        <w:rPr>
-          <w:rFonts w:ascii="Times New Roman" w:hAnsi="Times New Roman" w:cs="Times New Roman"/>
-          <w:b/>
-          <w:sz w:val="24"/>
-          <w:szCs w:val="24"/>
-        </w:rPr>
-        <w:tab/>
-      </w:r>
-      <w:r>
-        <w:rPr>
-          <w:rFonts w:ascii="Times New Roman" w:hAnsi="Times New Roman" w:cs="Times New Roman"/>
-          <w:b/>
           <w:sz w:val="28"/>
           <w:szCs w:val="28"/>
         </w:rPr>
@@ -591,16 +593,7 @@
           <w:sz w:val="28"/>
           <w:szCs w:val="28"/>
         </w:rPr>
-        <w:t xml:space="preserve"> 50</w:t>
-      </w:r>
-      <w:r>
-        <w:rPr>
-          <w:rFonts w:ascii="Times New Roman" w:hAnsi="Times New Roman" w:cs="Times New Roman"/>
-          <w:b/>
-          <w:sz w:val="28"/>
-          <w:szCs w:val="28"/>
-        </w:rPr>
-        <w:t xml:space="preserve"> </w:t>
+        <w:t xml:space="preserve"> 50 </w:t>
       </w:r>
       <w:r>
         <w:rPr>
@@ -641,16 +634,7 @@
           <w:sz w:val="28"/>
           <w:szCs w:val="28"/>
         </w:rPr>
-        <w:t xml:space="preserve"> </w:t>
-      </w:r>
-      <w:r>
-        <w:rPr>
-          <w:rFonts w:ascii="Times New Roman" w:hAnsi="Times New Roman" w:cs="Times New Roman"/>
-          <w:b/>
-          <w:sz w:val="28"/>
-          <w:szCs w:val="28"/>
-        </w:rPr>
-        <w:t>English I</w:t>
+        <w:t xml:space="preserve"> English I</w:t>
       </w:r>
     </w:p>
     <w:tbl>
@@ -1403,15 +1387,7 @@
           <w:sz w:val="32"/>
           <w:szCs w:val="32"/>
         </w:rPr>
-        <w:t>..........</w:t>
-      </w:r>
-      <w:r>
-        <w:rPr>
-          <w:rFonts w:ascii="Times New Roman" w:hAnsi="Times New Roman" w:cs="Times New Roman"/>
-          <w:sz w:val="32"/>
-          <w:szCs w:val="32"/>
-        </w:rPr>
-        <w:t>.........</w:t>
+        <w:t>...................</w:t>
       </w:r>
     </w:p>
     <w:p>
@@ -1436,15 +1412,7 @@
           <w:sz w:val="32"/>
           <w:szCs w:val="32"/>
         </w:rPr>
-        <w:t>..........</w:t>
-      </w:r>
-      <w:r>
-        <w:rPr>
-          <w:rFonts w:ascii="Times New Roman" w:hAnsi="Times New Roman" w:cs="Times New Roman"/>
-          <w:sz w:val="32"/>
-          <w:szCs w:val="32"/>
-        </w:rPr>
-        <w:t>........</w:t>
+        <w:t>..................</w:t>
       </w:r>
     </w:p>
     <w:p>
@@ -1594,40 +1562,24 @@
           <w:sz w:val="32"/>
           <w:szCs w:val="32"/>
         </w:rPr>
-        <w:t>..................................................................................................................</w:t>
-      </w:r>
-      <w:r>
-        <w:rPr>
-          <w:rFonts w:ascii="Times New Roman" w:hAnsi="Times New Roman" w:cs="Times New Roman"/>
-          <w:sz w:val="32"/>
-          <w:szCs w:val="32"/>
-        </w:rPr>
-        <w:t>.........</w:t>
-      </w:r>
-    </w:p>
-    <w:p>
-      <w:pPr>
-        <w:rPr>
-          <w:rFonts w:ascii="Times New Roman" w:hAnsi="Times New Roman" w:cs="Times New Roman"/>
-          <w:sz w:val="32"/>
-          <w:szCs w:val="32"/>
-        </w:rPr>
-      </w:pPr>
-      <w:r>
-        <w:rPr>
-          <w:rFonts w:ascii="Times New Roman" w:hAnsi="Times New Roman" w:cs="Times New Roman"/>
-          <w:sz w:val="32"/>
-          <w:szCs w:val="32"/>
-        </w:rPr>
-        <w:t xml:space="preserve">       ……………………………………………………………………...........</w:t>
-      </w:r>
-      <w:r>
-        <w:rPr>
-          <w:rFonts w:ascii="Times New Roman" w:hAnsi="Times New Roman" w:cs="Times New Roman"/>
-          <w:sz w:val="32"/>
-          <w:szCs w:val="32"/>
-        </w:rPr>
-        <w:t>........</w:t>
+        <w:t>...........................................................................................................................</w:t>
+      </w:r>
+    </w:p>
+    <w:p>
+      <w:pPr>
+        <w:rPr>
+          <w:rFonts w:ascii="Times New Roman" w:hAnsi="Times New Roman" w:cs="Times New Roman"/>
+          <w:sz w:val="32"/>
+          <w:szCs w:val="32"/>
+        </w:rPr>
+      </w:pPr>
+      <w:r>
+        <w:rPr>
+          <w:rFonts w:ascii="Times New Roman" w:hAnsi="Times New Roman" w:cs="Times New Roman"/>
+          <w:sz w:val="32"/>
+          <w:szCs w:val="32"/>
+        </w:rPr>
+        <w:t xml:space="preserve">       ……………………………………………………………………...................</w:t>
       </w:r>
     </w:p>
     <w:p>
@@ -1659,7 +1611,15 @@
           <w:sz w:val="32"/>
           <w:szCs w:val="32"/>
         </w:rPr>
-        <w:t>Where did the fox live?</w:t>
+        <w:t>What did the fox and the tortoise do in the forest</w:t>
+      </w:r>
+      <w:r>
+        <w:rPr>
+          <w:rFonts w:ascii="Times New Roman" w:hAnsi="Times New Roman" w:cs="Times New Roman"/>
+          <w:sz w:val="32"/>
+          <w:szCs w:val="32"/>
+        </w:rPr>
+        <w:t>?</w:t>
       </w:r>
     </w:p>
     <w:p>
@@ -1760,40 +1720,24 @@
           <w:sz w:val="32"/>
           <w:szCs w:val="32"/>
         </w:rPr>
-        <w:t>..................................................................................................................</w:t>
-      </w:r>
-      <w:r>
-        <w:rPr>
-          <w:rFonts w:ascii="Times New Roman" w:hAnsi="Times New Roman" w:cs="Times New Roman"/>
-          <w:sz w:val="32"/>
-          <w:szCs w:val="32"/>
-        </w:rPr>
-        <w:t>.........</w:t>
-      </w:r>
-    </w:p>
-    <w:p>
-      <w:pPr>
-        <w:rPr>
-          <w:rFonts w:ascii="Times New Roman" w:hAnsi="Times New Roman" w:cs="Times New Roman"/>
-          <w:sz w:val="32"/>
-          <w:szCs w:val="32"/>
-        </w:rPr>
-      </w:pPr>
-      <w:r>
-        <w:rPr>
-          <w:rFonts w:ascii="Times New Roman" w:hAnsi="Times New Roman" w:cs="Times New Roman"/>
-          <w:sz w:val="32"/>
-          <w:szCs w:val="32"/>
-        </w:rPr>
-        <w:t xml:space="preserve">       ……………………………………………………………………...........</w:t>
-      </w:r>
-      <w:r>
-        <w:rPr>
-          <w:rFonts w:ascii="Times New Roman" w:hAnsi="Times New Roman" w:cs="Times New Roman"/>
-          <w:sz w:val="32"/>
-          <w:szCs w:val="32"/>
-        </w:rPr>
-        <w:t>........</w:t>
+        <w:t>...........................................................................................................................</w:t>
+      </w:r>
+    </w:p>
+    <w:p>
+      <w:pPr>
+        <w:rPr>
+          <w:rFonts w:ascii="Times New Roman" w:hAnsi="Times New Roman" w:cs="Times New Roman"/>
+          <w:sz w:val="32"/>
+          <w:szCs w:val="32"/>
+        </w:rPr>
+      </w:pPr>
+      <w:r>
+        <w:rPr>
+          <w:rFonts w:ascii="Times New Roman" w:hAnsi="Times New Roman" w:cs="Times New Roman"/>
+          <w:sz w:val="32"/>
+          <w:szCs w:val="32"/>
+        </w:rPr>
+        <w:t xml:space="preserve">       ……………………………………………………………………...................</w:t>
       </w:r>
     </w:p>
     <w:p>
@@ -1929,8 +1873,18 @@
           <w:sz w:val="32"/>
           <w:szCs w:val="32"/>
         </w:rPr>
-        <w:t xml:space="preserve">  eg.</w:t>
-      </w:r>
+        <w:t xml:space="preserve">  </w:t>
+      </w:r>
+      <w:proofErr w:type="spellStart"/>
+      <w:r>
+        <w:rPr>
+          <w:rFonts w:ascii="Times New Roman" w:hAnsi="Times New Roman" w:cs="Times New Roman"/>
+          <w:sz w:val="32"/>
+          <w:szCs w:val="32"/>
+        </w:rPr>
+        <w:t>eg.</w:t>
+      </w:r>
+      <w:proofErr w:type="spellEnd"/>
       <w:r>
         <w:rPr>
           <w:rFonts w:ascii="Times New Roman" w:hAnsi="Times New Roman" w:cs="Times New Roman"/>
@@ -1963,7 +1917,25 @@
           <w:sz w:val="32"/>
           <w:szCs w:val="32"/>
         </w:rPr>
-        <w:t>a) live  =……………………….</w:t>
+        <w:t xml:space="preserve">a) </w:t>
+      </w:r>
+      <w:proofErr w:type="gramStart"/>
+      <w:r>
+        <w:rPr>
+          <w:rFonts w:ascii="Times New Roman" w:hAnsi="Times New Roman" w:cs="Times New Roman"/>
+          <w:sz w:val="32"/>
+          <w:szCs w:val="32"/>
+        </w:rPr>
+        <w:t>live  =</w:t>
+      </w:r>
+      <w:proofErr w:type="gramEnd"/>
+      <w:r>
+        <w:rPr>
+          <w:rFonts w:ascii="Times New Roman" w:hAnsi="Times New Roman" w:cs="Times New Roman"/>
+          <w:sz w:val="32"/>
+          <w:szCs w:val="32"/>
+        </w:rPr>
+        <w:t>……………………….</w:t>
       </w:r>
       <w:r>
         <w:rPr>
@@ -2073,7 +2045,29 @@
           <w:sz w:val="32"/>
           <w:szCs w:val="32"/>
         </w:rPr>
-        <w:t>Re-write the words to make Wh-questions.</w:t>
+        <w:t xml:space="preserve">Re-write the words to make </w:t>
+      </w:r>
+      <w:proofErr w:type="spellStart"/>
+      <w:r>
+        <w:rPr>
+          <w:rFonts w:ascii="Times New Roman" w:hAnsi="Times New Roman" w:cs="Times New Roman"/>
+          <w:b/>
+          <w:bCs/>
+          <w:sz w:val="32"/>
+          <w:szCs w:val="32"/>
+        </w:rPr>
+        <w:t>Wh</w:t>
+      </w:r>
+      <w:proofErr w:type="spellEnd"/>
+      <w:r>
+        <w:rPr>
+          <w:rFonts w:ascii="Times New Roman" w:hAnsi="Times New Roman" w:cs="Times New Roman"/>
+          <w:b/>
+          <w:bCs/>
+          <w:sz w:val="32"/>
+          <w:szCs w:val="32"/>
+        </w:rPr>
+        <w:t>-questions.</w:t>
       </w:r>
       <w:r>
         <w:rPr>
@@ -2150,7 +2144,27 @@
           <w:sz w:val="32"/>
           <w:szCs w:val="32"/>
         </w:rPr>
-        <w:t>is /what /name /your?</w:t>
+        <w:t>is /what /name /</w:t>
+      </w:r>
+      <w:proofErr w:type="spellStart"/>
+      <w:proofErr w:type="gramStart"/>
+      <w:r>
+        <w:rPr>
+          <w:rFonts w:ascii="Times New Roman" w:hAnsi="Times New Roman" w:cs="Times New Roman"/>
+          <w:sz w:val="32"/>
+          <w:szCs w:val="32"/>
+        </w:rPr>
+        <w:t>your</w:t>
+      </w:r>
+      <w:proofErr w:type="spellEnd"/>
+      <w:proofErr w:type="gramEnd"/>
+      <w:r>
+        <w:rPr>
+          <w:rFonts w:ascii="Times New Roman" w:hAnsi="Times New Roman" w:cs="Times New Roman"/>
+          <w:sz w:val="32"/>
+          <w:szCs w:val="32"/>
+        </w:rPr>
+        <w:t>?</w:t>
       </w:r>
     </w:p>
     <w:p>
@@ -2837,8 +2851,20 @@
           <w:sz w:val="32"/>
           <w:szCs w:val="32"/>
         </w:rPr>
-        <w:t xml:space="preserve">  eg.</w:t>
-      </w:r>
+        <w:t xml:space="preserve">  </w:t>
+      </w:r>
+      <w:proofErr w:type="spellStart"/>
+      <w:r>
+        <w:rPr>
+          <w:rFonts w:ascii="Times New Roman" w:hAnsi="Times New Roman" w:cs="Times New Roman"/>
+          <w:b/>
+          <w:bCs/>
+          <w:sz w:val="32"/>
+          <w:szCs w:val="32"/>
+        </w:rPr>
+        <w:t>eg.</w:t>
+      </w:r>
+      <w:proofErr w:type="spellEnd"/>
       <w:r>
         <w:rPr>
           <w:rFonts w:ascii="Times New Roman" w:hAnsi="Times New Roman" w:cs="Times New Roman"/>
@@ -2884,242 +2910,314 @@
         </w:rPr>
         <w:t xml:space="preserve"> </w:t>
       </w:r>
-      <w:r>
-        <w:rPr>
-          <w:rFonts w:ascii="Times New Roman" w:hAnsi="Times New Roman" w:cs="Times New Roman"/>
-          <w:sz w:val="32"/>
-          <w:szCs w:val="32"/>
-        </w:rPr>
-        <w:t>wood  =…………….</w:t>
-      </w:r>
-      <w:r>
-        <w:rPr>
-          <w:rFonts w:ascii="Times New Roman" w:hAnsi="Times New Roman" w:cs="Times New Roman"/>
-          <w:sz w:val="32"/>
-          <w:szCs w:val="32"/>
-        </w:rPr>
-        <w:tab/>
-      </w:r>
-      <w:r>
-        <w:rPr>
-          <w:rFonts w:ascii="Times New Roman" w:hAnsi="Times New Roman" w:cs="Times New Roman"/>
-          <w:sz w:val="32"/>
-          <w:szCs w:val="32"/>
-        </w:rPr>
-        <w:tab/>
-      </w:r>
-      <w:r>
-        <w:rPr>
-          <w:rFonts w:ascii="Times New Roman" w:hAnsi="Times New Roman" w:cs="Times New Roman"/>
-          <w:sz w:val="32"/>
-          <w:szCs w:val="32"/>
-        </w:rPr>
-        <w:tab/>
-      </w:r>
-      <w:r>
-        <w:rPr>
-          <w:rFonts w:ascii="Times New Roman" w:hAnsi="Times New Roman" w:cs="Times New Roman"/>
-          <w:sz w:val="32"/>
-          <w:szCs w:val="32"/>
-        </w:rPr>
-        <w:tab/>
-      </w:r>
-      <w:r>
-        <w:rPr>
-          <w:rFonts w:ascii="Times New Roman" w:hAnsi="Times New Roman" w:cs="Times New Roman"/>
-          <w:sz w:val="32"/>
-          <w:szCs w:val="32"/>
-        </w:rPr>
-        <w:t>b) all  =………………….</w:t>
-      </w:r>
-    </w:p>
-    <w:p>
-      <w:pPr>
-        <w:rPr>
-          <w:rFonts w:ascii="Times New Roman" w:hAnsi="Times New Roman" w:cs="Times New Roman"/>
-          <w:b/>
-          <w:bCs/>
-          <w:sz w:val="32"/>
-          <w:szCs w:val="32"/>
-        </w:rPr>
-      </w:pPr>
-      <w:r>
-        <w:rPr>
-          <w:rFonts w:ascii="Times New Roman" w:hAnsi="Times New Roman" w:cs="Times New Roman"/>
-          <w:sz w:val="32"/>
-          <w:szCs w:val="32"/>
-        </w:rPr>
-        <w:t xml:space="preserve">c) towm = ………………. </w:t>
-      </w:r>
-      <w:r>
-        <w:rPr>
-          <w:rFonts w:ascii="Times New Roman" w:hAnsi="Times New Roman" w:cs="Times New Roman"/>
-          <w:sz w:val="32"/>
-          <w:szCs w:val="32"/>
-        </w:rPr>
-        <w:tab/>
-      </w:r>
-      <w:r>
-        <w:rPr>
-          <w:rFonts w:ascii="Times New Roman" w:hAnsi="Times New Roman" w:cs="Times New Roman"/>
-          <w:sz w:val="32"/>
-          <w:szCs w:val="32"/>
-        </w:rPr>
-        <w:tab/>
-      </w:r>
-    </w:p>
-    <w:p>
-      <w:pPr>
-        <w:rPr>
-          <w:rFonts w:ascii="Times New Roman" w:hAnsi="Times New Roman" w:cs="Times New Roman"/>
-          <w:b/>
-          <w:bCs/>
-          <w:sz w:val="32"/>
-          <w:szCs w:val="32"/>
-        </w:rPr>
-      </w:pPr>
+      <w:proofErr w:type="gramStart"/>
+      <w:r>
+        <w:rPr>
+          <w:rFonts w:ascii="Times New Roman" w:hAnsi="Times New Roman" w:cs="Times New Roman"/>
+          <w:sz w:val="32"/>
+          <w:szCs w:val="32"/>
+        </w:rPr>
+        <w:t>wood  =</w:t>
+      </w:r>
+      <w:proofErr w:type="gramEnd"/>
+      <w:r>
+        <w:rPr>
+          <w:rFonts w:ascii="Times New Roman" w:hAnsi="Times New Roman" w:cs="Times New Roman"/>
+          <w:sz w:val="32"/>
+          <w:szCs w:val="32"/>
+        </w:rPr>
+        <w:t>…………….</w:t>
+      </w:r>
+      <w:r>
+        <w:rPr>
+          <w:rFonts w:ascii="Times New Roman" w:hAnsi="Times New Roman" w:cs="Times New Roman"/>
+          <w:sz w:val="32"/>
+          <w:szCs w:val="32"/>
+        </w:rPr>
+        <w:tab/>
+      </w:r>
+      <w:r>
+        <w:rPr>
+          <w:rFonts w:ascii="Times New Roman" w:hAnsi="Times New Roman" w:cs="Times New Roman"/>
+          <w:sz w:val="32"/>
+          <w:szCs w:val="32"/>
+        </w:rPr>
+        <w:tab/>
+      </w:r>
+      <w:r>
+        <w:rPr>
+          <w:rFonts w:ascii="Times New Roman" w:hAnsi="Times New Roman" w:cs="Times New Roman"/>
+          <w:sz w:val="32"/>
+          <w:szCs w:val="32"/>
+        </w:rPr>
+        <w:tab/>
+      </w:r>
+      <w:r>
+        <w:rPr>
+          <w:rFonts w:ascii="Times New Roman" w:hAnsi="Times New Roman" w:cs="Times New Roman"/>
+          <w:sz w:val="32"/>
+          <w:szCs w:val="32"/>
+        </w:rPr>
+        <w:tab/>
+      </w:r>
+      <w:r>
+        <w:rPr>
+          <w:rFonts w:ascii="Times New Roman" w:hAnsi="Times New Roman" w:cs="Times New Roman"/>
+          <w:sz w:val="32"/>
+          <w:szCs w:val="32"/>
+        </w:rPr>
+        <w:t xml:space="preserve">b) </w:t>
+      </w:r>
+      <w:proofErr w:type="gramStart"/>
+      <w:r>
+        <w:rPr>
+          <w:rFonts w:ascii="Times New Roman" w:hAnsi="Times New Roman" w:cs="Times New Roman"/>
+          <w:sz w:val="32"/>
+          <w:szCs w:val="32"/>
+        </w:rPr>
+        <w:t>all  =</w:t>
+      </w:r>
+      <w:proofErr w:type="gramEnd"/>
+      <w:r>
+        <w:rPr>
+          <w:rFonts w:ascii="Times New Roman" w:hAnsi="Times New Roman" w:cs="Times New Roman"/>
+          <w:sz w:val="32"/>
+          <w:szCs w:val="32"/>
+        </w:rPr>
+        <w:t>………………….</w:t>
+      </w:r>
+    </w:p>
+    <w:p>
+      <w:pPr>
+        <w:rPr>
+          <w:rFonts w:ascii="Times New Roman" w:hAnsi="Times New Roman" w:cs="Times New Roman"/>
+          <w:b/>
+          <w:bCs/>
+          <w:sz w:val="32"/>
+          <w:szCs w:val="32"/>
+        </w:rPr>
+      </w:pPr>
+      <w:r>
+        <w:rPr>
+          <w:rFonts w:ascii="Times New Roman" w:hAnsi="Times New Roman" w:cs="Times New Roman"/>
+          <w:sz w:val="32"/>
+          <w:szCs w:val="32"/>
+        </w:rPr>
+        <w:t>c) tow</w:t>
+      </w:r>
+      <w:r>
+        <w:rPr>
+          <w:rFonts w:ascii="Times New Roman" w:hAnsi="Times New Roman" w:cs="Times New Roman"/>
+          <w:sz w:val="32"/>
+          <w:szCs w:val="32"/>
+        </w:rPr>
+        <w:t>n</w:t>
+      </w:r>
+      <w:r>
+        <w:rPr>
+          <w:rFonts w:ascii="Times New Roman" w:hAnsi="Times New Roman" w:cs="Times New Roman"/>
+          <w:sz w:val="32"/>
+          <w:szCs w:val="32"/>
+        </w:rPr>
+        <w:t xml:space="preserve"> = ………………. </w:t>
+      </w:r>
+      <w:r>
+        <w:rPr>
+          <w:rFonts w:ascii="Times New Roman" w:hAnsi="Times New Roman" w:cs="Times New Roman"/>
+          <w:sz w:val="32"/>
+          <w:szCs w:val="32"/>
+        </w:rPr>
+        <w:tab/>
+      </w:r>
+      <w:r>
+        <w:rPr>
+          <w:rFonts w:ascii="Times New Roman" w:hAnsi="Times New Roman" w:cs="Times New Roman"/>
+          <w:sz w:val="32"/>
+          <w:szCs w:val="32"/>
+        </w:rPr>
+        <w:tab/>
+      </w:r>
+    </w:p>
+    <w:p>
+      <w:pPr>
+        <w:rPr>
+          <w:rFonts w:ascii="Times New Roman" w:hAnsi="Times New Roman" w:cs="Times New Roman"/>
+          <w:b/>
+          <w:bCs/>
+          <w:sz w:val="32"/>
+          <w:szCs w:val="32"/>
+        </w:rPr>
+      </w:pPr>
+    </w:p>
+    <w:p>
+      <w:pPr>
+        <w:spacing w:after="0" w:line="240" w:lineRule="auto"/>
+        <w:rPr>
+          <w:rFonts w:ascii="Times New Roman" w:hAnsi="Times New Roman" w:cs="Times New Roman"/>
+          <w:b/>
+          <w:bCs/>
+          <w:sz w:val="32"/>
+          <w:szCs w:val="32"/>
+        </w:rPr>
+      </w:pPr>
+      <w:r>
+        <w:rPr>
+          <w:rFonts w:ascii="Times New Roman" w:hAnsi="Times New Roman" w:cs="Times New Roman"/>
+          <w:b/>
+          <w:bCs/>
+          <w:sz w:val="32"/>
+          <w:szCs w:val="32"/>
+        </w:rPr>
+        <w:t>4.</w:t>
+      </w:r>
+      <w:r>
+        <w:rPr>
+          <w:rFonts w:ascii="Times New Roman" w:hAnsi="Times New Roman" w:cs="Times New Roman"/>
+          <w:b/>
+          <w:bCs/>
+          <w:sz w:val="32"/>
+          <w:szCs w:val="32"/>
+        </w:rPr>
+        <w:t xml:space="preserve"> </w:t>
+      </w:r>
+      <w:r>
+        <w:rPr>
+          <w:rFonts w:ascii="Times New Roman" w:hAnsi="Times New Roman" w:cs="Times New Roman"/>
+          <w:b/>
+          <w:bCs/>
+          <w:sz w:val="32"/>
+          <w:szCs w:val="32"/>
+        </w:rPr>
+        <w:t>Add prefix or suffix to the words.</w:t>
+      </w:r>
+      <w:r>
+        <w:rPr>
+          <w:rFonts w:ascii="Times New Roman" w:hAnsi="Times New Roman" w:cs="Times New Roman"/>
+          <w:b/>
+          <w:bCs/>
+          <w:sz w:val="32"/>
+          <w:szCs w:val="32"/>
+        </w:rPr>
+        <w:tab/>
+      </w:r>
+      <w:r>
+        <w:rPr>
+          <w:rFonts w:ascii="Times New Roman" w:hAnsi="Times New Roman" w:cs="Times New Roman"/>
+          <w:b/>
+          <w:bCs/>
+          <w:sz w:val="32"/>
+          <w:szCs w:val="32"/>
+        </w:rPr>
+        <w:tab/>
+      </w:r>
+      <w:r>
+        <w:rPr>
+          <w:rFonts w:ascii="Times New Roman" w:hAnsi="Times New Roman" w:cs="Times New Roman"/>
+          <w:b/>
+          <w:bCs/>
+          <w:sz w:val="32"/>
+          <w:szCs w:val="32"/>
+        </w:rPr>
+        <w:tab/>
+        <w:t xml:space="preserve">                 </w:t>
+      </w:r>
+      <w:r>
+        <w:rPr>
+          <w:rFonts w:ascii="Times New Roman" w:hAnsi="Times New Roman" w:cs="Times New Roman"/>
+          <w:b/>
+          <w:bCs/>
+          <w:sz w:val="32"/>
+          <w:szCs w:val="32"/>
+        </w:rPr>
+        <w:tab/>
+      </w:r>
+      <w:r>
+        <w:rPr>
+          <w:rFonts w:ascii="Times New Roman" w:hAnsi="Times New Roman" w:cs="Times New Roman"/>
+          <w:b/>
+          <w:bCs/>
+          <w:sz w:val="32"/>
+          <w:szCs w:val="32"/>
+        </w:rPr>
+        <w:tab/>
+      </w:r>
+      <w:r>
+        <w:rPr>
+          <w:rFonts w:ascii="Times New Roman" w:hAnsi="Times New Roman" w:cs="Times New Roman"/>
+          <w:b/>
+          <w:bCs/>
+          <w:sz w:val="32"/>
+          <w:szCs w:val="32"/>
+        </w:rPr>
+        <w:tab/>
+      </w:r>
+      <w:r>
+        <w:rPr>
+          <w:rFonts w:ascii="Times New Roman" w:hAnsi="Times New Roman" w:cs="Times New Roman"/>
+          <w:b/>
+          <w:bCs/>
+          <w:sz w:val="32"/>
+          <w:szCs w:val="32"/>
+        </w:rPr>
+        <w:t>(3</w:t>
+      </w:r>
+      <w:r>
+        <w:rPr>
+          <w:rFonts w:ascii="Times New Roman" w:hAnsi="Times New Roman" w:cs="Times New Roman"/>
+          <w:b/>
+          <w:bCs/>
+          <w:sz w:val="32"/>
+          <w:szCs w:val="32"/>
+        </w:rPr>
+        <w:t>×</w:t>
+      </w:r>
+      <w:r>
+        <w:rPr>
+          <w:rFonts w:ascii="Times New Roman" w:hAnsi="Times New Roman" w:cs="Times New Roman"/>
+          <w:b/>
+          <w:bCs/>
+          <w:sz w:val="32"/>
+          <w:szCs w:val="32"/>
+        </w:rPr>
+        <w:t>1=3</w:t>
+      </w:r>
+      <w:r>
+        <w:rPr>
+          <w:rFonts w:ascii="Times New Roman" w:hAnsi="Times New Roman" w:cs="Times New Roman"/>
+          <w:b/>
+          <w:bCs/>
+          <w:sz w:val="32"/>
+          <w:szCs w:val="32"/>
+        </w:rPr>
+        <w:t>)</w:t>
+      </w:r>
     </w:p>
     <w:p>
       <w:pPr>
         <w:spacing w:line="360" w:lineRule="auto"/>
         <w:rPr>
           <w:rFonts w:ascii="Times New Roman" w:hAnsi="Times New Roman" w:cs="Times New Roman"/>
-          <w:b/>
-          <w:bCs/>
-          <w:sz w:val="32"/>
-          <w:szCs w:val="32"/>
-        </w:rPr>
-      </w:pPr>
-      <w:r>
-        <w:rPr>
-          <w:rFonts w:ascii="Times New Roman" w:hAnsi="Times New Roman" w:cs="Times New Roman"/>
-          <w:b/>
-          <w:bCs/>
-          <w:sz w:val="32"/>
-          <w:szCs w:val="32"/>
-        </w:rPr>
-        <w:t>4.</w:t>
-      </w:r>
-      <w:r>
-        <w:rPr>
-          <w:rFonts w:ascii="Times New Roman" w:hAnsi="Times New Roman" w:cs="Times New Roman"/>
-          <w:b/>
-          <w:bCs/>
-          <w:sz w:val="32"/>
-          <w:szCs w:val="32"/>
-        </w:rPr>
-        <w:t xml:space="preserve"> </w:t>
-      </w:r>
-      <w:r>
-        <w:rPr>
-          <w:rFonts w:ascii="Times New Roman" w:hAnsi="Times New Roman" w:cs="Times New Roman"/>
-          <w:b/>
-          <w:bCs/>
-          <w:sz w:val="32"/>
-          <w:szCs w:val="32"/>
-        </w:rPr>
-        <w:t>Add prefix or suffix to the words.</w:t>
-      </w:r>
-      <w:r>
-        <w:rPr>
-          <w:rFonts w:ascii="Times New Roman" w:hAnsi="Times New Roman" w:cs="Times New Roman"/>
-          <w:b/>
-          <w:bCs/>
-          <w:sz w:val="32"/>
-          <w:szCs w:val="32"/>
-        </w:rPr>
-        <w:tab/>
-      </w:r>
-      <w:r>
-        <w:rPr>
-          <w:rFonts w:ascii="Times New Roman" w:hAnsi="Times New Roman" w:cs="Times New Roman"/>
-          <w:b/>
-          <w:bCs/>
-          <w:sz w:val="32"/>
-          <w:szCs w:val="32"/>
-        </w:rPr>
-        <w:tab/>
-      </w:r>
-      <w:r>
-        <w:rPr>
-          <w:rFonts w:ascii="Times New Roman" w:hAnsi="Times New Roman" w:cs="Times New Roman"/>
-          <w:b/>
-          <w:bCs/>
-          <w:sz w:val="32"/>
-          <w:szCs w:val="32"/>
-        </w:rPr>
-        <w:tab/>
-        <w:t xml:space="preserve">                 </w:t>
-      </w:r>
-      <w:r>
-        <w:rPr>
-          <w:rFonts w:ascii="Times New Roman" w:hAnsi="Times New Roman" w:cs="Times New Roman"/>
-          <w:b/>
-          <w:bCs/>
-          <w:sz w:val="32"/>
-          <w:szCs w:val="32"/>
-        </w:rPr>
-        <w:tab/>
-      </w:r>
-      <w:r>
-        <w:rPr>
-          <w:rFonts w:ascii="Times New Roman" w:hAnsi="Times New Roman" w:cs="Times New Roman"/>
-          <w:b/>
-          <w:bCs/>
-          <w:sz w:val="32"/>
-          <w:szCs w:val="32"/>
-        </w:rPr>
-        <w:tab/>
-      </w:r>
-      <w:r>
-        <w:rPr>
-          <w:rFonts w:ascii="Times New Roman" w:hAnsi="Times New Roman" w:cs="Times New Roman"/>
-          <w:b/>
-          <w:bCs/>
-          <w:sz w:val="32"/>
-          <w:szCs w:val="32"/>
-        </w:rPr>
-        <w:tab/>
-      </w:r>
-      <w:r>
-        <w:rPr>
-          <w:rFonts w:ascii="Times New Roman" w:hAnsi="Times New Roman" w:cs="Times New Roman"/>
-          <w:b/>
-          <w:bCs/>
-          <w:sz w:val="32"/>
-          <w:szCs w:val="32"/>
-        </w:rPr>
-        <w:t>(3</w:t>
-      </w:r>
-      <w:r>
-        <w:rPr>
-          <w:rFonts w:ascii="Times New Roman" w:hAnsi="Times New Roman" w:cs="Times New Roman"/>
-          <w:b/>
-          <w:bCs/>
-          <w:sz w:val="32"/>
-          <w:szCs w:val="32"/>
-        </w:rPr>
-        <w:t>×</w:t>
-      </w:r>
-      <w:r>
-        <w:rPr>
-          <w:rFonts w:ascii="Times New Roman" w:hAnsi="Times New Roman" w:cs="Times New Roman"/>
-          <w:b/>
-          <w:bCs/>
-          <w:sz w:val="32"/>
-          <w:szCs w:val="32"/>
-        </w:rPr>
-        <w:t>1=3</w:t>
-      </w:r>
-      <w:r>
-        <w:rPr>
-          <w:rFonts w:ascii="Times New Roman" w:hAnsi="Times New Roman" w:cs="Times New Roman"/>
-          <w:b/>
-          <w:bCs/>
-          <w:sz w:val="32"/>
-          <w:szCs w:val="32"/>
-        </w:rPr>
-        <w:t>)</w:t>
+          <w:sz w:val="32"/>
+          <w:szCs w:val="32"/>
+        </w:rPr>
+      </w:pPr>
+      <w:proofErr w:type="spellStart"/>
+      <w:r>
+        <w:rPr>
+          <w:rFonts w:ascii="Times New Roman" w:hAnsi="Times New Roman" w:cs="Times New Roman"/>
+          <w:sz w:val="32"/>
+          <w:szCs w:val="32"/>
+        </w:rPr>
+        <w:t>e.g</w:t>
+      </w:r>
+      <w:proofErr w:type="spellEnd"/>
+      <w:r>
+        <w:rPr>
+          <w:rFonts w:ascii="Times New Roman" w:hAnsi="Times New Roman" w:cs="Times New Roman"/>
+          <w:sz w:val="32"/>
+          <w:szCs w:val="32"/>
+        </w:rPr>
+        <w:t>: kind - kindly</w:t>
       </w:r>
     </w:p>
     <w:p>
@@ -3137,8 +3235,18 @@
           <w:sz w:val="32"/>
           <w:szCs w:val="32"/>
         </w:rPr>
-        <w:t>a) real = ………………..</w:t>
-      </w:r>
+        <w:t>a) real = ……………</w:t>
+      </w:r>
+      <w:proofErr w:type="gramStart"/>
+      <w:r>
+        <w:rPr>
+          <w:rFonts w:ascii="Times New Roman" w:hAnsi="Times New Roman" w:cs="Times New Roman"/>
+          <w:sz w:val="32"/>
+          <w:szCs w:val="32"/>
+        </w:rPr>
+        <w:t>…..</w:t>
+      </w:r>
+      <w:proofErr w:type="gramEnd"/>
       <w:r>
         <w:rPr>
           <w:rFonts w:ascii="Times New Roman" w:hAnsi="Times New Roman" w:cs="Times New Roman"/>
@@ -3572,7 +3680,25 @@
           <w:sz w:val="32"/>
           <w:szCs w:val="32"/>
         </w:rPr>
-        <w:t>I …………….. to be a doctor.</w:t>
+        <w:t>I …………</w:t>
+      </w:r>
+      <w:proofErr w:type="gramStart"/>
+      <w:r>
+        <w:rPr>
+          <w:rFonts w:ascii="Times New Roman" w:hAnsi="Times New Roman" w:cs="Times New Roman"/>
+          <w:sz w:val="32"/>
+          <w:szCs w:val="32"/>
+        </w:rPr>
+        <w:t>…..</w:t>
+      </w:r>
+      <w:proofErr w:type="gramEnd"/>
+      <w:r>
+        <w:rPr>
+          <w:rFonts w:ascii="Times New Roman" w:hAnsi="Times New Roman" w:cs="Times New Roman"/>
+          <w:sz w:val="32"/>
+          <w:szCs w:val="32"/>
+        </w:rPr>
+        <w:t xml:space="preserve"> to be a doctor.</w:t>
       </w:r>
     </w:p>
     <w:p>
@@ -3724,7 +3850,24 @@
           <w:szCs w:val="32"/>
         </w:rPr>
         <w:tab/>
-        <w:t>i) leisure</w:t>
+      </w:r>
+      <w:proofErr w:type="spellStart"/>
+      <w:r>
+        <w:rPr>
+          <w:rFonts w:ascii="Times New Roman" w:hAnsi="Times New Roman" w:cs="Times New Roman"/>
+          <w:sz w:val="32"/>
+          <w:szCs w:val="32"/>
+        </w:rPr>
+        <w:t>i</w:t>
+      </w:r>
+      <w:proofErr w:type="spellEnd"/>
+      <w:r>
+        <w:rPr>
+          <w:rFonts w:ascii="Times New Roman" w:hAnsi="Times New Roman" w:cs="Times New Roman"/>
+          <w:sz w:val="32"/>
+          <w:szCs w:val="32"/>
+        </w:rPr>
+        <w:t>) leisure</w:t>
       </w:r>
     </w:p>
     <w:p>
@@ -4066,6 +4209,7 @@
           </mc:Fallback>
         </mc:AlternateContent>
       </w:r>
+      <w:proofErr w:type="spellStart"/>
       <w:r>
         <w:rPr>
           <w:rFonts w:ascii="Times New Roman" w:hAnsi="Times New Roman" w:cs="Times New Roman"/>
@@ -4074,6 +4218,7 @@
         </w:rPr>
         <w:t>eg.</w:t>
       </w:r>
+      <w:proofErr w:type="spellEnd"/>
       <w:r>
         <w:rPr>
           <w:rFonts w:ascii="Times New Roman" w:hAnsi="Times New Roman" w:cs="Times New Roman"/>
@@ -4139,8 +4284,21 @@
           <w:szCs w:val="32"/>
           <w:u w:val="single"/>
         </w:rPr>
-        <w:t>from Gorkha ?</w:t>
-      </w:r>
+        <w:t xml:space="preserve">from </w:t>
+      </w:r>
+      <w:proofErr w:type="gramStart"/>
+      <w:r>
+        <w:rPr>
+          <w:rFonts w:ascii="Times New Roman" w:hAnsi="Times New Roman" w:cs="Times New Roman"/>
+          <w:b/>
+          <w:bCs/>
+          <w:sz w:val="32"/>
+          <w:szCs w:val="32"/>
+          <w:u w:val="single"/>
+        </w:rPr>
+        <w:t>Gorkha ?</w:t>
+      </w:r>
+      <w:proofErr w:type="gramEnd"/>
     </w:p>
     <w:p>
       <w:pPr>
@@ -4718,13 +4876,23 @@
           <w:szCs w:val="32"/>
         </w:rPr>
       </w:pPr>
-      <w:r>
-        <w:rPr>
-          <w:rFonts w:ascii="Times New Roman" w:hAnsi="Times New Roman" w:cs="Times New Roman"/>
-          <w:sz w:val="32"/>
-          <w:szCs w:val="32"/>
-        </w:rPr>
-        <w:t>b)clever = …………………………………………………….</w:t>
+      <w:proofErr w:type="gramStart"/>
+      <w:r>
+        <w:rPr>
+          <w:rFonts w:ascii="Times New Roman" w:hAnsi="Times New Roman" w:cs="Times New Roman"/>
+          <w:sz w:val="32"/>
+          <w:szCs w:val="32"/>
+        </w:rPr>
+        <w:t>b)clever</w:t>
+      </w:r>
+      <w:proofErr w:type="gramEnd"/>
+      <w:r>
+        <w:rPr>
+          <w:rFonts w:ascii="Times New Roman" w:hAnsi="Times New Roman" w:cs="Times New Roman"/>
+          <w:sz w:val="32"/>
+          <w:szCs w:val="32"/>
+        </w:rPr>
+        <w:t xml:space="preserve"> = …………………………………………………….</w:t>
       </w:r>
     </w:p>
     <w:p>
@@ -4911,28 +5079,65 @@
           <w:sz w:val="32"/>
           <w:szCs w:val="32"/>
         </w:rPr>
-        <w:t>c) Frog can hop , ……………………… they can’t fly.</w:t>
-      </w:r>
-    </w:p>
-    <w:p>
-      <w:pPr>
-        <w:rPr>
-          <w:rFonts w:ascii="Times New Roman" w:hAnsi="Times New Roman" w:cs="Times New Roman"/>
-          <w:sz w:val="32"/>
-          <w:szCs w:val="32"/>
-        </w:rPr>
-      </w:pPr>
-      <w:r>
-        <w:rPr>
-          <w:rFonts w:ascii="Times New Roman" w:hAnsi="Times New Roman" w:cs="Times New Roman"/>
-          <w:sz w:val="32"/>
-          <w:szCs w:val="32"/>
-        </w:rPr>
-        <w:t>d) I want to buy a new cycle ……………….. I hadn’t enough money.</w:t>
-      </w:r>
-    </w:p>
-    <w:p>
-      <w:pPr>
+        <w:t xml:space="preserve">c) Frog can </w:t>
+      </w:r>
+      <w:proofErr w:type="gramStart"/>
+      <w:r>
+        <w:rPr>
+          <w:rFonts w:ascii="Times New Roman" w:hAnsi="Times New Roman" w:cs="Times New Roman"/>
+          <w:sz w:val="32"/>
+          <w:szCs w:val="32"/>
+        </w:rPr>
+        <w:t>hop ,</w:t>
+      </w:r>
+      <w:proofErr w:type="gramEnd"/>
+      <w:r>
+        <w:rPr>
+          <w:rFonts w:ascii="Times New Roman" w:hAnsi="Times New Roman" w:cs="Times New Roman"/>
+          <w:sz w:val="32"/>
+          <w:szCs w:val="32"/>
+        </w:rPr>
+        <w:t xml:space="preserve"> ……………………… they can’t fly.</w:t>
+      </w:r>
+    </w:p>
+    <w:p>
+      <w:pPr>
+        <w:rPr>
+          <w:rFonts w:ascii="Times New Roman" w:hAnsi="Times New Roman" w:cs="Times New Roman"/>
+          <w:sz w:val="32"/>
+          <w:szCs w:val="32"/>
+        </w:rPr>
+      </w:pPr>
+      <w:r>
+        <w:rPr>
+          <w:rFonts w:ascii="Times New Roman" w:hAnsi="Times New Roman" w:cs="Times New Roman"/>
+          <w:sz w:val="32"/>
+          <w:szCs w:val="32"/>
+        </w:rPr>
+        <w:t>d) I want to buy a new cycle ……………</w:t>
+      </w:r>
+      <w:proofErr w:type="gramStart"/>
+      <w:r>
+        <w:rPr>
+          <w:rFonts w:ascii="Times New Roman" w:hAnsi="Times New Roman" w:cs="Times New Roman"/>
+          <w:sz w:val="32"/>
+          <w:szCs w:val="32"/>
+        </w:rPr>
+        <w:t>…..</w:t>
+      </w:r>
+      <w:proofErr w:type="gramEnd"/>
+      <w:r>
+        <w:rPr>
+          <w:rFonts w:ascii="Times New Roman" w:hAnsi="Times New Roman" w:cs="Times New Roman"/>
+          <w:sz w:val="32"/>
+          <w:szCs w:val="32"/>
+        </w:rPr>
+        <w:t xml:space="preserve"> I hadn’t enough money.</w:t>
+      </w:r>
+    </w:p>
+    <w:p>
+      <w:pPr>
+        <w:spacing w:after="0"/>
         <w:rPr>
           <w:rFonts w:ascii="Times New Roman" w:hAnsi="Times New Roman" w:cs="Times New Roman"/>
           <w:b/>
@@ -5335,11 +5540,28 @@
           <w:sz w:val="32"/>
           <w:szCs w:val="32"/>
         </w:rPr>
-        <w:t xml:space="preserve">Civil Mall has large parking areas.     </w:t>
-      </w:r>
-    </w:p>
-    <w:p>
-      <w:pPr>
+        <w:t>Civil Mall has</w:t>
+      </w:r>
+      <w:r>
+        <w:rPr>
+          <w:rFonts w:ascii="Times New Roman" w:hAnsi="Times New Roman" w:cs="Times New Roman"/>
+          <w:sz w:val="32"/>
+          <w:szCs w:val="32"/>
+        </w:rPr>
+        <w:t xml:space="preserve"> no</w:t>
+      </w:r>
+      <w:r>
+        <w:rPr>
+          <w:rFonts w:ascii="Times New Roman" w:hAnsi="Times New Roman" w:cs="Times New Roman"/>
+          <w:sz w:val="32"/>
+          <w:szCs w:val="32"/>
+        </w:rPr>
+        <w:t xml:space="preserve"> large parking areas.     </w:t>
+      </w:r>
+    </w:p>
+    <w:p>
+      <w:pPr>
+        <w:spacing w:after="0"/>
         <w:rPr>
           <w:rFonts w:ascii="Times New Roman" w:hAnsi="Times New Roman" w:cs="Times New Roman"/>
           <w:sz w:val="32"/>
@@ -5373,15 +5595,17 @@
     </w:p>
     <w:p>
       <w:pPr>
-        <w:rPr>
-          <w:rFonts w:ascii="Times New Roman" w:hAnsi="Times New Roman" w:cs="Times New Roman"/>
-          <w:sz w:val="32"/>
-          <w:szCs w:val="32"/>
-        </w:rPr>
-      </w:pPr>
-    </w:p>
-    <w:p>
-      <w:pPr>
+        <w:spacing w:after="0" w:line="240" w:lineRule="auto"/>
+        <w:rPr>
+          <w:rFonts w:ascii="Times New Roman" w:hAnsi="Times New Roman" w:cs="Times New Roman"/>
+          <w:sz w:val="32"/>
+          <w:szCs w:val="32"/>
+        </w:rPr>
+      </w:pPr>
+    </w:p>
+    <w:p>
+      <w:pPr>
+        <w:spacing w:after="0" w:line="240" w:lineRule="auto"/>
         <w:rPr>
           <w:rFonts w:ascii="Times New Roman" w:hAnsi="Times New Roman" w:cs="Times New Roman"/>
           <w:b/>
@@ -5909,6 +6133,7 @@
     </w:p>
     <w:p>
       <w:pPr>
+        <w:spacing w:after="0"/>
         <w:rPr>
           <w:rFonts w:ascii="Times New Roman" w:hAnsi="Times New Roman" w:cs="Times New Roman"/>
           <w:sz w:val="32"/>
@@ -5926,6 +6151,7 @@
     </w:p>
     <w:p>
       <w:pPr>
+        <w:spacing w:after="0"/>
         <w:rPr>
           <w:rFonts w:ascii="Times New Roman" w:hAnsi="Times New Roman" w:cs="Times New Roman"/>
           <w:sz w:val="32"/>
@@ -6036,35 +6262,25 @@
     </w:p>
     <w:p>
       <w:pPr>
-        <w:rPr>
-          <w:rFonts w:ascii="Times New Roman" w:hAnsi="Times New Roman" w:cs="Times New Roman"/>
-          <w:sz w:val="32"/>
-          <w:szCs w:val="32"/>
-        </w:rPr>
-      </w:pPr>
-      <w:r>
-        <w:rPr>
-          <w:rFonts w:ascii="Times New Roman" w:hAnsi="Times New Roman" w:cs="Times New Roman"/>
-          <w:sz w:val="32"/>
-          <w:szCs w:val="32"/>
-        </w:rPr>
-        <w:t>……………………………………………………………………………………………………………………………………………………………………………………………………………………………………………………………………………………………………………………………………………………………………………………………………………………………………………………………………………………………………………………………………………………………………………………………………………………………………………………………………………………………………………………………………………………………………………………………………………………………………………………………………………………………………………………………………………………………………………………………………………</w:t>
-      </w:r>
-    </w:p>
-    <w:p>
-      <w:pPr>
-        <w:jc w:val="center"/>
-        <w:rPr>
-          <w:rFonts w:ascii="Times New Roman" w:hAnsi="Times New Roman" w:cs="Times New Roman"/>
-          <w:b/>
-          <w:bCs/>
-          <w:sz w:val="32"/>
-          <w:szCs w:val="32"/>
-        </w:rPr>
-      </w:pPr>
-    </w:p>
-    <w:p>
-      <w:pPr>
+        <w:spacing w:after="240" w:line="360" w:lineRule="auto"/>
+        <w:rPr>
+          <w:rFonts w:ascii="Times New Roman" w:hAnsi="Times New Roman" w:cs="Times New Roman"/>
+          <w:sz w:val="32"/>
+          <w:szCs w:val="32"/>
+        </w:rPr>
+      </w:pPr>
+      <w:r>
+        <w:rPr>
+          <w:rFonts w:ascii="Times New Roman" w:hAnsi="Times New Roman" w:cs="Times New Roman"/>
+          <w:sz w:val="32"/>
+          <w:szCs w:val="32"/>
+        </w:rPr>
+        <w:t>…………………………………………………………………………………………………………………………………………………………………………………………………………………………………………………………………………………………………………………………………………………………………………………………………………………………………………………………………………………………………………………………………………………………………………………………………………………………………………………………………………………………………………………………………………………………………………………………………………………………………………………………………………………………………………………………………………………………………………</w:t>
+      </w:r>
+    </w:p>
+    <w:p>
+      <w:pPr>
+        <w:spacing w:after="240" w:line="360" w:lineRule="auto"/>
         <w:jc w:val="center"/>
         <w:rPr>
           <w:rFonts w:ascii="Times New Roman" w:hAnsi="Times New Roman" w:cs="Times New Roman"/>
@@ -6087,7 +6303,7 @@
     </w:p>
     <w:sectPr>
       <w:pgSz w:w="11907" w:h="16839" w:code="9"/>
-      <w:pgMar w:top="720" w:right="720" w:bottom="720" w:left="720" w:header="720" w:footer="720" w:gutter="0"/>
+      <w:pgMar w:top="720" w:right="720" w:bottom="630" w:left="720" w:header="720" w:footer="720" w:gutter="0"/>
       <w:cols w:space="720"/>
       <w:docGrid w:linePitch="360"/>
     </w:sectPr>
